--- a/linear algebra.docx
+++ b/linear algebra.docx
@@ -251,10 +251,30 @@
     </w:p>
     <w:p>
       <w:pPr>
+        <w:rPr>
+          <w:lang w:val="en-US"/>
+        </w:rPr>
+      </w:pPr>
+    </w:p>
+    <w:p>
+      <w:pPr>
+        <w:rPr>
+          <w:lang w:val="en-US"/>
+        </w:rPr>
+      </w:pPr>
+      <w:r>
+        <w:rPr>
+          <w:lang w:val="en-US"/>
+        </w:rPr>
+        <w:t>Square Matrix – Ma Trận Vuông:</w:t>
+      </w:r>
+    </w:p>
+    <w:p>
+      <w:pPr>
         <w:pStyle w:val="ListParagraph"/>
         <w:numPr>
           <w:ilvl w:val="0"/>
-          <w:numId w:val="6"/>
+          <w:numId w:val="16"/>
         </w:numPr>
         <w:rPr>
           <w:lang w:val="en-US"/>
@@ -423,6 +443,1621 @@
             </w:rPr>
             <m:t>=a+d</m:t>
           </m:r>
+        </m:oMath>
+      </m:oMathPara>
+    </w:p>
+    <w:p>
+      <w:pPr>
+        <w:pStyle w:val="ListParagraph"/>
+        <w:numPr>
+          <w:ilvl w:val="0"/>
+          <w:numId w:val="16"/>
+        </w:numPr>
+        <w:rPr>
+          <w:lang w:val="en-US"/>
+        </w:rPr>
+      </w:pPr>
+      <w:r>
+        <w:rPr>
+          <w:lang w:val="en-US"/>
+        </w:rPr>
+        <w:t xml:space="preserve">Định Thức Con (Minor) Và </w:t>
+      </w:r>
+      <w:r>
+        <w:rPr>
+          <w:lang w:val="en-US"/>
+        </w:rPr>
+        <w:t>Phụ Đại Số</w:t>
+      </w:r>
+      <w:r>
+        <w:rPr>
+          <w:lang w:val="en-US"/>
+        </w:rPr>
+        <w:t xml:space="preserve"> (Cofactor) Của Ma Trận Vuông?</w:t>
+      </w:r>
+    </w:p>
+    <w:p>
+      <w:pPr>
+        <w:pStyle w:val="ListParagraph"/>
+        <w:numPr>
+          <w:ilvl w:val="0"/>
+          <w:numId w:val="14"/>
+        </w:numPr>
+        <w:rPr>
+          <w:lang w:val="en-US"/>
+        </w:rPr>
+      </w:pPr>
+      <w:r>
+        <w:rPr>
+          <w:lang w:val="en-US"/>
+        </w:rPr>
+        <w:t>Với mỗi phần tử trong ma trận vuông A, ta có 1 định thức con tương ứng với phần tử đó, bằng định thức của cái ma trận sau khi lấy A bỏ đi hàng và cột chứa phần tử đó</w:t>
+      </w:r>
+    </w:p>
+    <w:p>
+      <w:pPr>
+        <w:pStyle w:val="ListParagraph"/>
+        <w:numPr>
+          <w:ilvl w:val="0"/>
+          <w:numId w:val="14"/>
+        </w:numPr>
+        <w:rPr>
+          <w:lang w:val="en-US"/>
+        </w:rPr>
+      </w:pPr>
+      <w:r>
+        <w:rPr>
+          <w:lang w:val="en-US"/>
+        </w:rPr>
+        <w:t xml:space="preserve">Xét vị trí của phần tử ở hàng M cột N, tính từ trên xuống, trái sang, bắt đầu từ 1, nếu M + N chẵn, thì </w:t>
+      </w:r>
+      <w:r>
+        <w:rPr>
+          <w:lang w:val="en-US"/>
+        </w:rPr>
+        <w:t>phụ đại số</w:t>
+      </w:r>
+      <w:r>
+        <w:rPr>
+          <w:lang w:val="en-US"/>
+        </w:rPr>
+        <w:t xml:space="preserve"> của phần tử = định thức con của nó, nếu lẻ, thì = âm định thức con của nó</w:t>
+      </w:r>
+    </w:p>
+    <w:p>
+      <w:pPr>
+        <w:pStyle w:val="ListParagraph"/>
+        <w:numPr>
+          <w:ilvl w:val="0"/>
+          <w:numId w:val="16"/>
+        </w:numPr>
+        <w:rPr>
+          <w:lang w:val="en-US"/>
+        </w:rPr>
+      </w:pPr>
+      <w:r>
+        <w:rPr>
+          <w:lang w:val="en-US"/>
+        </w:rPr>
+        <w:t>Cách Tính Định Thức Ma Trận Vuông</w:t>
+      </w:r>
+      <w:r>
+        <w:rPr>
+          <w:lang w:val="en-US"/>
+        </w:rPr>
+        <w:t xml:space="preserve"> Bằng Mở Rộng Laplace</w:t>
+      </w:r>
+      <w:r>
+        <w:rPr>
+          <w:lang w:val="en-US"/>
+        </w:rPr>
+        <w:t>?</w:t>
+      </w:r>
+    </w:p>
+    <w:p>
+      <w:pPr>
+        <w:pStyle w:val="ListParagraph"/>
+        <w:numPr>
+          <w:ilvl w:val="0"/>
+          <w:numId w:val="14"/>
+        </w:numPr>
+        <w:rPr>
+          <w:lang w:val="en-US"/>
+        </w:rPr>
+      </w:pPr>
+      <w:r>
+        <w:rPr>
+          <w:lang w:val="en-US"/>
+        </w:rPr>
+        <w:t xml:space="preserve">Cho ma trận A, chọn 1 dòng hay cột bất kì, lấy mỗi phần tử trên đó nhân với </w:t>
+      </w:r>
+      <w:r>
+        <w:rPr>
+          <w:lang w:val="en-US"/>
+        </w:rPr>
+        <w:t>phụ đại số</w:t>
+      </w:r>
+      <w:r>
+        <w:rPr>
+          <w:lang w:val="en-US"/>
+        </w:rPr>
+        <w:t xml:space="preserve"> rồi cộng tất cả lại được định thức của A</w:t>
+      </w:r>
+    </w:p>
+    <w:p>
+      <w:pPr>
+        <w:pStyle w:val="ListParagraph"/>
+        <w:numPr>
+          <w:ilvl w:val="0"/>
+          <w:numId w:val="16"/>
+        </w:numPr>
+        <w:rPr>
+          <w:lang w:val="en-US"/>
+        </w:rPr>
+      </w:pPr>
+      <w:r>
+        <w:rPr>
+          <w:lang w:val="en-US"/>
+        </w:rPr>
+        <w:t>Ma Trận Phụ Hợp (Cofactor Matrix) Là Gì?</w:t>
+      </w:r>
+    </w:p>
+    <w:p>
+      <w:pPr>
+        <w:pStyle w:val="ListParagraph"/>
+        <w:numPr>
+          <w:ilvl w:val="0"/>
+          <w:numId w:val="14"/>
+        </w:numPr>
+        <w:rPr>
+          <w:lang w:val="en-US"/>
+        </w:rPr>
+      </w:pPr>
+      <w:r>
+        <w:rPr>
+          <w:lang w:val="en-US"/>
+        </w:rPr>
+        <w:t>Cho ma trận A, ma trận phụ hợp của A được tạo ra bằng cách thay mỗi phần tử của A bằng phụ đại số của nó</w:t>
+      </w:r>
+    </w:p>
+    <w:p>
+      <w:pPr>
+        <w:pStyle w:val="ListParagraph"/>
+        <w:numPr>
+          <w:ilvl w:val="0"/>
+          <w:numId w:val="14"/>
+        </w:numPr>
+        <w:rPr>
+          <w:lang w:val="en-US"/>
+        </w:rPr>
+      </w:pPr>
+      <w:r>
+        <w:rPr>
+          <w:lang w:val="en-US"/>
+        </w:rPr>
+        <w:t>Ví dụ</w:t>
+      </w:r>
+    </w:p>
+    <w:p>
+      <w:pPr>
+        <w:pStyle w:val="ListParagraph"/>
+        <w:pBdr>
+          <w:top w:val="single" w:sz="4" w:space="1" w:color="auto"/>
+          <w:left w:val="single" w:sz="4" w:space="4" w:color="auto"/>
+          <w:bottom w:val="single" w:sz="4" w:space="1" w:color="auto"/>
+          <w:right w:val="single" w:sz="4" w:space="4" w:color="auto"/>
+        </w:pBdr>
+        <w:ind w:left="1080"/>
+        <w:rPr>
+          <w:rFonts w:ascii="Cambria Math" w:hAnsi="Cambria Math"/>
+          <w:lang w:val="en-US"/>
+          <w:oMath/>
+        </w:rPr>
+      </w:pPr>
+      <m:oMathPara>
+        <m:oMathParaPr>
+          <m:jc m:val="left"/>
+        </m:oMathParaPr>
+        <m:oMath>
+          <m:r>
+            <w:rPr>
+              <w:rFonts w:ascii="Cambria Math" w:hAnsi="Cambria Math"/>
+              <w:lang w:val="en-US"/>
+            </w:rPr>
+            <m:t>A=</m:t>
+          </m:r>
+          <m:d>
+            <m:dPr>
+              <m:ctrlPr>
+                <w:rPr>
+                  <w:rFonts w:ascii="Cambria Math" w:hAnsi="Cambria Math"/>
+                  <w:i/>
+                  <w:lang w:val="en-US"/>
+                </w:rPr>
+              </m:ctrlPr>
+            </m:dPr>
+            <m:e>
+              <m:m>
+                <m:mPr>
+                  <m:mcs>
+                    <m:mc>
+                      <m:mcPr>
+                        <m:count m:val="3"/>
+                        <m:mcJc m:val="center"/>
+                      </m:mcPr>
+                    </m:mc>
+                  </m:mcs>
+                  <m:ctrlPr>
+                    <w:rPr>
+                      <w:rFonts w:ascii="Cambria Math" w:hAnsi="Cambria Math"/>
+                      <w:i/>
+                      <w:lang w:val="en-US"/>
+                    </w:rPr>
+                  </m:ctrlPr>
+                </m:mPr>
+                <m:mr>
+                  <m:e>
+                    <m:r>
+                      <w:rPr>
+                        <w:rFonts w:ascii="Cambria Math" w:hAnsi="Cambria Math"/>
+                        <w:lang w:val="en-US"/>
+                      </w:rPr>
+                      <m:t>2</m:t>
+                    </m:r>
+                  </m:e>
+                  <m:e>
+                    <m:r>
+                      <w:rPr>
+                        <w:rFonts w:ascii="Cambria Math" w:hAnsi="Cambria Math"/>
+                        <w:lang w:val="en-US"/>
+                      </w:rPr>
+                      <m:t>3</m:t>
+                    </m:r>
+                  </m:e>
+                  <m:e>
+                    <m:r>
+                      <w:rPr>
+                        <w:rFonts w:ascii="Cambria Math" w:hAnsi="Cambria Math"/>
+                        <w:lang w:val="en-US"/>
+                      </w:rPr>
+                      <m:t>5</m:t>
+                    </m:r>
+                  </m:e>
+                </m:mr>
+                <m:mr>
+                  <m:e>
+                    <m:r>
+                      <w:rPr>
+                        <w:rFonts w:ascii="Cambria Math" w:hAnsi="Cambria Math"/>
+                        <w:lang w:val="en-US"/>
+                      </w:rPr>
+                      <m:t>7</m:t>
+                    </m:r>
+                  </m:e>
+                  <m:e>
+                    <m:r>
+                      <w:rPr>
+                        <w:rFonts w:ascii="Cambria Math" w:hAnsi="Cambria Math"/>
+                        <w:lang w:val="en-US"/>
+                      </w:rPr>
+                      <m:t>9</m:t>
+                    </m:r>
+                  </m:e>
+                  <m:e>
+                    <m:r>
+                      <w:rPr>
+                        <w:rFonts w:ascii="Cambria Math" w:hAnsi="Cambria Math"/>
+                        <w:lang w:val="en-US"/>
+                      </w:rPr>
+                      <m:t>1</m:t>
+                    </m:r>
+                  </m:e>
+                </m:mr>
+                <m:mr>
+                  <m:e>
+                    <m:r>
+                      <w:rPr>
+                        <w:rFonts w:ascii="Cambria Math" w:hAnsi="Cambria Math"/>
+                        <w:lang w:val="en-US"/>
+                      </w:rPr>
+                      <m:t>0</m:t>
+                    </m:r>
+                  </m:e>
+                  <m:e>
+                    <m:r>
+                      <w:rPr>
+                        <w:rFonts w:ascii="Cambria Math" w:hAnsi="Cambria Math"/>
+                        <w:lang w:val="en-US"/>
+                      </w:rPr>
+                      <m:t>4</m:t>
+                    </m:r>
+                  </m:e>
+                  <m:e>
+                    <m:r>
+                      <w:rPr>
+                        <w:rFonts w:ascii="Cambria Math" w:hAnsi="Cambria Math"/>
+                        <w:lang w:val="en-US"/>
+                      </w:rPr>
+                      <m:t>8</m:t>
+                    </m:r>
+                  </m:e>
+                </m:mr>
+              </m:m>
+            </m:e>
+          </m:d>
+        </m:oMath>
+      </m:oMathPara>
+    </w:p>
+    <w:p>
+      <w:pPr>
+        <w:pStyle w:val="ListParagraph"/>
+        <w:pBdr>
+          <w:top w:val="single" w:sz="4" w:space="1" w:color="auto"/>
+          <w:left w:val="single" w:sz="4" w:space="4" w:color="auto"/>
+          <w:bottom w:val="single" w:sz="4" w:space="1" w:color="auto"/>
+          <w:right w:val="single" w:sz="4" w:space="4" w:color="auto"/>
+        </w:pBdr>
+        <w:ind w:left="1080"/>
+        <w:rPr>
+          <w:rFonts w:ascii="Cambria Math" w:hAnsi="Cambria Math"/>
+          <w:lang w:val="en-US"/>
+          <w:oMath/>
+        </w:rPr>
+      </w:pPr>
+      <m:oMathPara>
+        <m:oMathParaPr>
+          <m:jc m:val="left"/>
+        </m:oMathParaPr>
+        <m:oMath>
+          <m:r>
+            <w:rPr>
+              <w:rFonts w:ascii="Cambria Math" w:hAnsi="Cambria Math"/>
+              <w:lang w:val="en-US"/>
+            </w:rPr>
+            <m:t>Cof</m:t>
+          </m:r>
+          <m:d>
+            <m:dPr>
+              <m:ctrlPr>
+                <w:rPr>
+                  <w:rFonts w:ascii="Cambria Math" w:hAnsi="Cambria Math"/>
+                  <w:i/>
+                  <w:lang w:val="en-US"/>
+                </w:rPr>
+              </m:ctrlPr>
+            </m:dPr>
+            <m:e>
+              <m:r>
+                <w:rPr>
+                  <w:rFonts w:ascii="Cambria Math" w:hAnsi="Cambria Math"/>
+                  <w:lang w:val="en-US"/>
+                </w:rPr>
+                <m:t>A</m:t>
+              </m:r>
+            </m:e>
+          </m:d>
+          <m:r>
+            <w:rPr>
+              <w:rFonts w:ascii="Cambria Math" w:hAnsi="Cambria Math"/>
+              <w:lang w:val="en-US"/>
+            </w:rPr>
+            <m:t>=</m:t>
+          </m:r>
+          <m:d>
+            <m:dPr>
+              <m:ctrlPr>
+                <w:rPr>
+                  <w:rFonts w:ascii="Cambria Math" w:hAnsi="Cambria Math"/>
+                  <w:i/>
+                  <w:lang w:val="en-US"/>
+                </w:rPr>
+              </m:ctrlPr>
+            </m:dPr>
+            <m:e>
+              <m:m>
+                <m:mPr>
+                  <m:mcs>
+                    <m:mc>
+                      <m:mcPr>
+                        <m:count m:val="3"/>
+                        <m:mcJc m:val="center"/>
+                      </m:mcPr>
+                    </m:mc>
+                  </m:mcs>
+                  <m:ctrlPr>
+                    <w:rPr>
+                      <w:rFonts w:ascii="Cambria Math" w:hAnsi="Cambria Math"/>
+                      <w:i/>
+                      <w:lang w:val="en-US"/>
+                    </w:rPr>
+                  </m:ctrlPr>
+                </m:mPr>
+                <m:mr>
+                  <m:e>
+                    <m:r>
+                      <w:rPr>
+                        <w:rFonts w:ascii="Cambria Math" w:hAnsi="Cambria Math"/>
+                        <w:lang w:val="en-US"/>
+                      </w:rPr>
+                      <m:t>68</m:t>
+                    </m:r>
+                  </m:e>
+                  <m:e>
+                    <m:r>
+                      <w:rPr>
+                        <w:rFonts w:ascii="Cambria Math" w:hAnsi="Cambria Math"/>
+                        <w:lang w:val="en-US"/>
+                      </w:rPr>
+                      <m:t>-56</m:t>
+                    </m:r>
+                  </m:e>
+                  <m:e>
+                    <m:r>
+                      <w:rPr>
+                        <w:rFonts w:ascii="Cambria Math" w:hAnsi="Cambria Math"/>
+                        <w:lang w:val="en-US"/>
+                      </w:rPr>
+                      <m:t>28</m:t>
+                    </m:r>
+                  </m:e>
+                </m:mr>
+                <m:mr>
+                  <m:e>
+                    <m:r>
+                      <w:rPr>
+                        <w:rFonts w:ascii="Cambria Math" w:hAnsi="Cambria Math"/>
+                        <w:lang w:val="en-US"/>
+                      </w:rPr>
+                      <m:t>-4</m:t>
+                    </m:r>
+                  </m:e>
+                  <m:e>
+                    <m:r>
+                      <w:rPr>
+                        <w:rFonts w:ascii="Cambria Math" w:hAnsi="Cambria Math"/>
+                        <w:lang w:val="en-US"/>
+                      </w:rPr>
+                      <m:t>16</m:t>
+                    </m:r>
+                  </m:e>
+                  <m:e>
+                    <m:r>
+                      <w:rPr>
+                        <w:rFonts w:ascii="Cambria Math" w:hAnsi="Cambria Math"/>
+                        <w:lang w:val="en-US"/>
+                      </w:rPr>
+                      <m:t>-8</m:t>
+                    </m:r>
+                  </m:e>
+                </m:mr>
+                <m:mr>
+                  <m:e>
+                    <m:r>
+                      <w:rPr>
+                        <w:rFonts w:ascii="Cambria Math" w:hAnsi="Cambria Math"/>
+                        <w:lang w:val="en-US"/>
+                      </w:rPr>
+                      <m:t>-42</m:t>
+                    </m:r>
+                  </m:e>
+                  <m:e>
+                    <m:r>
+                      <w:rPr>
+                        <w:rFonts w:ascii="Cambria Math" w:hAnsi="Cambria Math"/>
+                        <w:lang w:val="en-US"/>
+                      </w:rPr>
+                      <m:t>33</m:t>
+                    </m:r>
+                  </m:e>
+                  <m:e>
+                    <m:r>
+                      <w:rPr>
+                        <w:rFonts w:ascii="Cambria Math" w:hAnsi="Cambria Math"/>
+                        <w:lang w:val="en-US"/>
+                      </w:rPr>
+                      <m:t>-3</m:t>
+                    </m:r>
+                  </m:e>
+                </m:mr>
+              </m:m>
+            </m:e>
+          </m:d>
+        </m:oMath>
+      </m:oMathPara>
+    </w:p>
+    <w:p>
+      <w:pPr>
+        <w:pStyle w:val="ListParagraph"/>
+        <w:numPr>
+          <w:ilvl w:val="0"/>
+          <w:numId w:val="16"/>
+        </w:numPr>
+        <w:rPr>
+          <w:lang w:val="en-US"/>
+        </w:rPr>
+      </w:pPr>
+      <w:r>
+        <w:rPr>
+          <w:lang w:val="en-US"/>
+        </w:rPr>
+        <w:t>Ma Trận Liên Hợp (Adjugate Matrix, Adjoint Matrix) Là Gì?</w:t>
+      </w:r>
+    </w:p>
+    <w:p>
+      <w:pPr>
+        <w:pStyle w:val="ListParagraph"/>
+        <w:numPr>
+          <w:ilvl w:val="0"/>
+          <w:numId w:val="14"/>
+        </w:numPr>
+        <w:rPr>
+          <w:lang w:val="en-US"/>
+        </w:rPr>
+      </w:pPr>
+      <w:r>
+        <w:rPr>
+          <w:lang w:val="en-US"/>
+        </w:rPr>
+        <w:t>Là ma trận chuyển vị của ma trận phụ hợp</w:t>
+      </w:r>
+    </w:p>
+    <w:p>
+      <w:pPr>
+        <w:pStyle w:val="ListParagraph"/>
+        <w:numPr>
+          <w:ilvl w:val="0"/>
+          <w:numId w:val="14"/>
+        </w:numPr>
+        <w:rPr>
+          <w:lang w:val="en-US"/>
+        </w:rPr>
+      </w:pPr>
+      <w:r>
+        <w:rPr>
+          <w:lang w:val="en-US"/>
+        </w:rPr>
+        <w:t>Ví dụ</w:t>
+      </w:r>
+    </w:p>
+    <w:p>
+      <w:pPr>
+        <w:pStyle w:val="ListParagraph"/>
+        <w:pBdr>
+          <w:top w:val="single" w:sz="4" w:space="1" w:color="auto"/>
+          <w:left w:val="single" w:sz="4" w:space="4" w:color="auto"/>
+          <w:bottom w:val="single" w:sz="4" w:space="1" w:color="auto"/>
+          <w:right w:val="single" w:sz="4" w:space="4" w:color="auto"/>
+        </w:pBdr>
+        <w:ind w:left="1080"/>
+        <w:rPr>
+          <w:rFonts w:ascii="Cambria Math" w:hAnsi="Cambria Math"/>
+          <w:lang w:val="en-US"/>
+          <w:oMath/>
+        </w:rPr>
+      </w:pPr>
+      <m:oMathPara>
+        <m:oMathParaPr>
+          <m:jc m:val="left"/>
+        </m:oMathParaPr>
+        <m:oMath>
+          <m:r>
+            <w:rPr>
+              <w:rFonts w:ascii="Cambria Math" w:hAnsi="Cambria Math"/>
+              <w:lang w:val="en-US"/>
+            </w:rPr>
+            <m:t>A=</m:t>
+          </m:r>
+          <m:d>
+            <m:dPr>
+              <m:ctrlPr>
+                <w:rPr>
+                  <w:rFonts w:ascii="Cambria Math" w:hAnsi="Cambria Math"/>
+                  <w:i/>
+                  <w:lang w:val="en-US"/>
+                </w:rPr>
+              </m:ctrlPr>
+            </m:dPr>
+            <m:e>
+              <m:m>
+                <m:mPr>
+                  <m:mcs>
+                    <m:mc>
+                      <m:mcPr>
+                        <m:count m:val="3"/>
+                        <m:mcJc m:val="center"/>
+                      </m:mcPr>
+                    </m:mc>
+                  </m:mcs>
+                  <m:ctrlPr>
+                    <w:rPr>
+                      <w:rFonts w:ascii="Cambria Math" w:hAnsi="Cambria Math"/>
+                      <w:i/>
+                      <w:lang w:val="en-US"/>
+                    </w:rPr>
+                  </m:ctrlPr>
+                </m:mPr>
+                <m:mr>
+                  <m:e>
+                    <m:r>
+                      <w:rPr>
+                        <w:rFonts w:ascii="Cambria Math" w:hAnsi="Cambria Math"/>
+                        <w:lang w:val="en-US"/>
+                      </w:rPr>
+                      <m:t>2</m:t>
+                    </m:r>
+                  </m:e>
+                  <m:e>
+                    <m:r>
+                      <w:rPr>
+                        <w:rFonts w:ascii="Cambria Math" w:hAnsi="Cambria Math"/>
+                        <w:lang w:val="en-US"/>
+                      </w:rPr>
+                      <m:t>3</m:t>
+                    </m:r>
+                  </m:e>
+                  <m:e>
+                    <m:r>
+                      <w:rPr>
+                        <w:rFonts w:ascii="Cambria Math" w:hAnsi="Cambria Math"/>
+                        <w:lang w:val="en-US"/>
+                      </w:rPr>
+                      <m:t>5</m:t>
+                    </m:r>
+                  </m:e>
+                </m:mr>
+                <m:mr>
+                  <m:e>
+                    <m:r>
+                      <w:rPr>
+                        <w:rFonts w:ascii="Cambria Math" w:hAnsi="Cambria Math"/>
+                        <w:lang w:val="en-US"/>
+                      </w:rPr>
+                      <m:t>7</m:t>
+                    </m:r>
+                  </m:e>
+                  <m:e>
+                    <m:r>
+                      <w:rPr>
+                        <w:rFonts w:ascii="Cambria Math" w:hAnsi="Cambria Math"/>
+                        <w:lang w:val="en-US"/>
+                      </w:rPr>
+                      <m:t>9</m:t>
+                    </m:r>
+                  </m:e>
+                  <m:e>
+                    <m:r>
+                      <w:rPr>
+                        <w:rFonts w:ascii="Cambria Math" w:hAnsi="Cambria Math"/>
+                        <w:lang w:val="en-US"/>
+                      </w:rPr>
+                      <m:t>1</m:t>
+                    </m:r>
+                  </m:e>
+                </m:mr>
+                <m:mr>
+                  <m:e>
+                    <m:r>
+                      <w:rPr>
+                        <w:rFonts w:ascii="Cambria Math" w:hAnsi="Cambria Math"/>
+                        <w:lang w:val="en-US"/>
+                      </w:rPr>
+                      <m:t>0</m:t>
+                    </m:r>
+                  </m:e>
+                  <m:e>
+                    <m:r>
+                      <w:rPr>
+                        <w:rFonts w:ascii="Cambria Math" w:hAnsi="Cambria Math"/>
+                        <w:lang w:val="en-US"/>
+                      </w:rPr>
+                      <m:t>4</m:t>
+                    </m:r>
+                  </m:e>
+                  <m:e>
+                    <m:r>
+                      <w:rPr>
+                        <w:rFonts w:ascii="Cambria Math" w:hAnsi="Cambria Math"/>
+                        <w:lang w:val="en-US"/>
+                      </w:rPr>
+                      <m:t>8</m:t>
+                    </m:r>
+                  </m:e>
+                </m:mr>
+              </m:m>
+            </m:e>
+          </m:d>
+        </m:oMath>
+      </m:oMathPara>
+    </w:p>
+    <w:p>
+      <w:pPr>
+        <w:pStyle w:val="ListParagraph"/>
+        <w:pBdr>
+          <w:top w:val="single" w:sz="4" w:space="1" w:color="auto"/>
+          <w:left w:val="single" w:sz="4" w:space="4" w:color="auto"/>
+          <w:bottom w:val="single" w:sz="4" w:space="1" w:color="auto"/>
+          <w:right w:val="single" w:sz="4" w:space="4" w:color="auto"/>
+        </w:pBdr>
+        <w:ind w:left="1080"/>
+        <w:rPr>
+          <w:rFonts w:ascii="Cambria Math" w:hAnsi="Cambria Math"/>
+          <w:lang w:val="en-US"/>
+          <w:oMath/>
+        </w:rPr>
+      </w:pPr>
+      <m:oMathPara>
+        <m:oMathParaPr>
+          <m:jc m:val="left"/>
+        </m:oMathParaPr>
+        <m:oMath>
+          <m:r>
+            <w:rPr>
+              <w:rFonts w:ascii="Cambria Math" w:hAnsi="Cambria Math"/>
+              <w:lang w:val="en-US"/>
+            </w:rPr>
+            <m:t>Adj</m:t>
+          </m:r>
+          <m:d>
+            <m:dPr>
+              <m:ctrlPr>
+                <w:rPr>
+                  <w:rFonts w:ascii="Cambria Math" w:hAnsi="Cambria Math"/>
+                  <w:i/>
+                  <w:lang w:val="en-US"/>
+                </w:rPr>
+              </m:ctrlPr>
+            </m:dPr>
+            <m:e>
+              <m:r>
+                <w:rPr>
+                  <w:rFonts w:ascii="Cambria Math" w:hAnsi="Cambria Math"/>
+                  <w:lang w:val="en-US"/>
+                </w:rPr>
+                <m:t>A</m:t>
+              </m:r>
+            </m:e>
+          </m:d>
+          <m:r>
+            <w:rPr>
+              <w:rFonts w:ascii="Cambria Math" w:hAnsi="Cambria Math"/>
+              <w:lang w:val="en-US"/>
+            </w:rPr>
+            <m:t>=</m:t>
+          </m:r>
+          <m:d>
+            <m:dPr>
+              <m:ctrlPr>
+                <w:rPr>
+                  <w:rFonts w:ascii="Cambria Math" w:hAnsi="Cambria Math"/>
+                  <w:i/>
+                  <w:lang w:val="en-US"/>
+                </w:rPr>
+              </m:ctrlPr>
+            </m:dPr>
+            <m:e>
+              <m:m>
+                <m:mPr>
+                  <m:mcs>
+                    <m:mc>
+                      <m:mcPr>
+                        <m:count m:val="3"/>
+                        <m:mcJc m:val="center"/>
+                      </m:mcPr>
+                    </m:mc>
+                  </m:mcs>
+                  <m:ctrlPr>
+                    <w:rPr>
+                      <w:rFonts w:ascii="Cambria Math" w:hAnsi="Cambria Math"/>
+                      <w:i/>
+                      <w:lang w:val="en-US"/>
+                    </w:rPr>
+                  </m:ctrlPr>
+                </m:mPr>
+                <m:mr>
+                  <m:e>
+                    <m:r>
+                      <w:rPr>
+                        <w:rFonts w:ascii="Cambria Math" w:hAnsi="Cambria Math"/>
+                        <w:lang w:val="en-US"/>
+                      </w:rPr>
+                      <m:t>68</m:t>
+                    </m:r>
+                  </m:e>
+                  <m:e>
+                    <m:r>
+                      <w:rPr>
+                        <w:rFonts w:ascii="Cambria Math" w:hAnsi="Cambria Math"/>
+                        <w:lang w:val="en-US"/>
+                      </w:rPr>
+                      <m:t>-4</m:t>
+                    </m:r>
+                  </m:e>
+                  <m:e>
+                    <m:r>
+                      <w:rPr>
+                        <w:rFonts w:ascii="Cambria Math" w:hAnsi="Cambria Math"/>
+                        <w:lang w:val="en-US"/>
+                      </w:rPr>
+                      <m:t>-42</m:t>
+                    </m:r>
+                  </m:e>
+                </m:mr>
+                <m:mr>
+                  <m:e>
+                    <m:r>
+                      <w:rPr>
+                        <w:rFonts w:ascii="Cambria Math" w:hAnsi="Cambria Math"/>
+                        <w:lang w:val="en-US"/>
+                      </w:rPr>
+                      <m:t>-56</m:t>
+                    </m:r>
+                  </m:e>
+                  <m:e>
+                    <m:r>
+                      <w:rPr>
+                        <w:rFonts w:ascii="Cambria Math" w:hAnsi="Cambria Math"/>
+                        <w:lang w:val="en-US"/>
+                      </w:rPr>
+                      <m:t>16</m:t>
+                    </m:r>
+                  </m:e>
+                  <m:e>
+                    <m:r>
+                      <w:rPr>
+                        <w:rFonts w:ascii="Cambria Math" w:hAnsi="Cambria Math"/>
+                        <w:lang w:val="en-US"/>
+                      </w:rPr>
+                      <m:t>33</m:t>
+                    </m:r>
+                  </m:e>
+                </m:mr>
+                <m:mr>
+                  <m:e>
+                    <m:r>
+                      <w:rPr>
+                        <w:rFonts w:ascii="Cambria Math" w:hAnsi="Cambria Math"/>
+                        <w:lang w:val="en-US"/>
+                      </w:rPr>
+                      <m:t>28</m:t>
+                    </m:r>
+                  </m:e>
+                  <m:e>
+                    <m:r>
+                      <w:rPr>
+                        <w:rFonts w:ascii="Cambria Math" w:hAnsi="Cambria Math"/>
+                        <w:lang w:val="en-US"/>
+                      </w:rPr>
+                      <m:t>-8</m:t>
+                    </m:r>
+                  </m:e>
+                  <m:e>
+                    <m:r>
+                      <w:rPr>
+                        <w:rFonts w:ascii="Cambria Math" w:hAnsi="Cambria Math"/>
+                        <w:lang w:val="en-US"/>
+                      </w:rPr>
+                      <m:t>-3</m:t>
+                    </m:r>
+                  </m:e>
+                </m:mr>
+              </m:m>
+            </m:e>
+          </m:d>
+        </m:oMath>
+      </m:oMathPara>
+    </w:p>
+    <w:p>
+      <w:pPr>
+        <w:pStyle w:val="ListParagraph"/>
+        <w:numPr>
+          <w:ilvl w:val="0"/>
+          <w:numId w:val="16"/>
+        </w:numPr>
+        <w:rPr>
+          <w:lang w:val="en-US"/>
+        </w:rPr>
+      </w:pPr>
+      <w:r>
+        <w:rPr>
+          <w:lang w:val="en-US"/>
+        </w:rPr>
+        <w:t xml:space="preserve">Tại </w:t>
+      </w:r>
+      <w:r>
+        <w:rPr>
+          <w:lang w:val="en-US"/>
+        </w:rPr>
+        <w:t>Sao Gọi Là Ma Trận Liên Hợp?</w:t>
+      </w:r>
+    </w:p>
+    <w:p>
+      <w:pPr>
+        <w:pStyle w:val="ListParagraph"/>
+        <w:numPr>
+          <w:ilvl w:val="0"/>
+          <w:numId w:val="14"/>
+        </w:numPr>
+        <w:rPr>
+          <w:lang w:val="en-US"/>
+        </w:rPr>
+      </w:pPr>
+      <w:r>
+        <w:rPr>
+          <w:lang w:val="en-US"/>
+        </w:rPr>
+        <w:t>Giả sử ta nhân số phức A cho liên hợp của nó, sẽ ra số thực có độ lớn = bình phương Module của A, giả sử A là ma trận, thì khi A nhân cho ma trận liên hợp của nó, sẽ được ma trận đường chéo</w:t>
+      </w:r>
+      <w:r>
+        <w:rPr>
+          <w:lang w:val="en-US"/>
+        </w:rPr>
+        <w:t xml:space="preserve"> mà mọi phần tử trên đường chéo đều = định thức của A</w:t>
+      </w:r>
+    </w:p>
+    <w:p>
+      <w:pPr>
+        <w:pStyle w:val="ListParagraph"/>
+        <w:numPr>
+          <w:ilvl w:val="0"/>
+          <w:numId w:val="14"/>
+        </w:numPr>
+        <w:rPr>
+          <w:lang w:val="en-US"/>
+        </w:rPr>
+      </w:pPr>
+      <w:r>
+        <w:rPr>
+          <w:lang w:val="en-US"/>
+        </w:rPr>
+        <w:lastRenderedPageBreak/>
+        <w:t>Ví dụ</w:t>
+      </w:r>
+    </w:p>
+    <w:p>
+      <w:pPr>
+        <w:pStyle w:val="ListParagraph"/>
+        <w:numPr>
+          <w:ilvl w:val="0"/>
+          <w:numId w:val="14"/>
+        </w:numPr>
+        <w:pBdr>
+          <w:top w:val="single" w:sz="4" w:space="1" w:color="auto"/>
+          <w:left w:val="single" w:sz="4" w:space="4" w:color="auto"/>
+          <w:bottom w:val="single" w:sz="4" w:space="1" w:color="auto"/>
+          <w:right w:val="single" w:sz="4" w:space="4" w:color="auto"/>
+        </w:pBdr>
+        <w:rPr>
+          <w:rFonts w:ascii="Cambria Math" w:hAnsi="Cambria Math"/>
+          <w:lang w:val="en-US"/>
+          <w:oMath/>
+        </w:rPr>
+      </w:pPr>
+      <m:oMath>
+        <m:r>
+          <w:rPr>
+            <w:rFonts w:ascii="Cambria Math" w:hAnsi="Cambria Math"/>
+            <w:lang w:val="en-US"/>
+          </w:rPr>
+          <m:t>A=</m:t>
+        </m:r>
+        <m:d>
+          <m:dPr>
+            <m:ctrlPr>
+              <w:rPr>
+                <w:rFonts w:ascii="Cambria Math" w:hAnsi="Cambria Math"/>
+                <w:i/>
+                <w:lang w:val="en-US"/>
+              </w:rPr>
+            </m:ctrlPr>
+          </m:dPr>
+          <m:e>
+            <m:m>
+              <m:mPr>
+                <m:mcs>
+                  <m:mc>
+                    <m:mcPr>
+                      <m:count m:val="3"/>
+                      <m:mcJc m:val="center"/>
+                    </m:mcPr>
+                  </m:mc>
+                </m:mcs>
+                <m:ctrlPr>
+                  <w:rPr>
+                    <w:rFonts w:ascii="Cambria Math" w:hAnsi="Cambria Math"/>
+                    <w:i/>
+                    <w:lang w:val="en-US"/>
+                  </w:rPr>
+                </m:ctrlPr>
+              </m:mPr>
+              <m:mr>
+                <m:e>
+                  <m:r>
+                    <w:rPr>
+                      <w:rFonts w:ascii="Cambria Math" w:hAnsi="Cambria Math"/>
+                      <w:lang w:val="en-US"/>
+                    </w:rPr>
+                    <m:t>2</m:t>
+                  </m:r>
+                </m:e>
+                <m:e>
+                  <m:r>
+                    <w:rPr>
+                      <w:rFonts w:ascii="Cambria Math" w:hAnsi="Cambria Math"/>
+                      <w:lang w:val="en-US"/>
+                    </w:rPr>
+                    <m:t>3</m:t>
+                  </m:r>
+                </m:e>
+                <m:e>
+                  <m:r>
+                    <w:rPr>
+                      <w:rFonts w:ascii="Cambria Math" w:hAnsi="Cambria Math"/>
+                      <w:lang w:val="en-US"/>
+                    </w:rPr>
+                    <m:t>5</m:t>
+                  </m:r>
+                </m:e>
+              </m:mr>
+              <m:mr>
+                <m:e>
+                  <m:r>
+                    <w:rPr>
+                      <w:rFonts w:ascii="Cambria Math" w:hAnsi="Cambria Math"/>
+                      <w:lang w:val="en-US"/>
+                    </w:rPr>
+                    <m:t>7</m:t>
+                  </m:r>
+                </m:e>
+                <m:e>
+                  <m:r>
+                    <w:rPr>
+                      <w:rFonts w:ascii="Cambria Math" w:hAnsi="Cambria Math"/>
+                      <w:lang w:val="en-US"/>
+                    </w:rPr>
+                    <m:t>9</m:t>
+                  </m:r>
+                </m:e>
+                <m:e>
+                  <m:r>
+                    <w:rPr>
+                      <w:rFonts w:ascii="Cambria Math" w:hAnsi="Cambria Math"/>
+                      <w:lang w:val="en-US"/>
+                    </w:rPr>
+                    <m:t>1</m:t>
+                  </m:r>
+                </m:e>
+              </m:mr>
+              <m:mr>
+                <m:e>
+                  <m:r>
+                    <w:rPr>
+                      <w:rFonts w:ascii="Cambria Math" w:hAnsi="Cambria Math"/>
+                      <w:lang w:val="en-US"/>
+                    </w:rPr>
+                    <m:t>0</m:t>
+                  </m:r>
+                </m:e>
+                <m:e>
+                  <m:r>
+                    <w:rPr>
+                      <w:rFonts w:ascii="Cambria Math" w:hAnsi="Cambria Math"/>
+                      <w:lang w:val="en-US"/>
+                    </w:rPr>
+                    <m:t>4</m:t>
+                  </m:r>
+                </m:e>
+                <m:e>
+                  <m:r>
+                    <w:rPr>
+                      <w:rFonts w:ascii="Cambria Math" w:hAnsi="Cambria Math"/>
+                      <w:lang w:val="en-US"/>
+                    </w:rPr>
+                    <m:t>8</m:t>
+                  </m:r>
+                </m:e>
+              </m:mr>
+            </m:m>
+          </m:e>
+        </m:d>
+      </m:oMath>
+    </w:p>
+    <w:p>
+      <w:pPr>
+        <w:pStyle w:val="ListParagraph"/>
+        <w:numPr>
+          <w:ilvl w:val="0"/>
+          <w:numId w:val="14"/>
+        </w:numPr>
+        <w:pBdr>
+          <w:top w:val="single" w:sz="4" w:space="1" w:color="auto"/>
+          <w:left w:val="single" w:sz="4" w:space="4" w:color="auto"/>
+          <w:bottom w:val="single" w:sz="4" w:space="1" w:color="auto"/>
+          <w:right w:val="single" w:sz="4" w:space="4" w:color="auto"/>
+        </w:pBdr>
+        <w:rPr>
+          <w:rFonts w:ascii="Cambria Math" w:hAnsi="Cambria Math"/>
+          <w:lang w:val="en-US"/>
+          <w:oMath/>
+        </w:rPr>
+      </w:pPr>
+      <m:oMath>
+        <m:r>
+          <w:rPr>
+            <w:rFonts w:ascii="Cambria Math" w:eastAsiaTheme="minorEastAsia" w:hAnsi="Cambria Math"/>
+            <w:lang w:val="en-US"/>
+          </w:rPr>
+          <m:t>B=</m:t>
+        </m:r>
+        <m:r>
+          <w:rPr>
+            <w:rFonts w:ascii="Cambria Math" w:hAnsi="Cambria Math"/>
+            <w:lang w:val="en-US"/>
+          </w:rPr>
+          <m:t>Adj</m:t>
+        </m:r>
+        <m:d>
+          <m:dPr>
+            <m:ctrlPr>
+              <w:rPr>
+                <w:rFonts w:ascii="Cambria Math" w:hAnsi="Cambria Math"/>
+                <w:i/>
+                <w:lang w:val="en-US"/>
+              </w:rPr>
+            </m:ctrlPr>
+          </m:dPr>
+          <m:e>
+            <m:r>
+              <w:rPr>
+                <w:rFonts w:ascii="Cambria Math" w:hAnsi="Cambria Math"/>
+                <w:lang w:val="en-US"/>
+              </w:rPr>
+              <m:t>A</m:t>
+            </m:r>
+          </m:e>
+        </m:d>
+        <m:r>
+          <w:rPr>
+            <w:rFonts w:ascii="Cambria Math" w:hAnsi="Cambria Math"/>
+            <w:lang w:val="en-US"/>
+          </w:rPr>
+          <m:t>=</m:t>
+        </m:r>
+        <m:d>
+          <m:dPr>
+            <m:ctrlPr>
+              <w:rPr>
+                <w:rFonts w:ascii="Cambria Math" w:hAnsi="Cambria Math"/>
+                <w:i/>
+                <w:lang w:val="en-US"/>
+              </w:rPr>
+            </m:ctrlPr>
+          </m:dPr>
+          <m:e>
+            <m:m>
+              <m:mPr>
+                <m:mcs>
+                  <m:mc>
+                    <m:mcPr>
+                      <m:count m:val="3"/>
+                      <m:mcJc m:val="center"/>
+                    </m:mcPr>
+                  </m:mc>
+                </m:mcs>
+                <m:ctrlPr>
+                  <w:rPr>
+                    <w:rFonts w:ascii="Cambria Math" w:hAnsi="Cambria Math"/>
+                    <w:i/>
+                    <w:lang w:val="en-US"/>
+                  </w:rPr>
+                </m:ctrlPr>
+              </m:mPr>
+              <m:mr>
+                <m:e>
+                  <m:r>
+                    <w:rPr>
+                      <w:rFonts w:ascii="Cambria Math" w:hAnsi="Cambria Math"/>
+                      <w:lang w:val="en-US"/>
+                    </w:rPr>
+                    <m:t>68</m:t>
+                  </m:r>
+                </m:e>
+                <m:e>
+                  <m:r>
+                    <w:rPr>
+                      <w:rFonts w:ascii="Cambria Math" w:hAnsi="Cambria Math"/>
+                      <w:lang w:val="en-US"/>
+                    </w:rPr>
+                    <m:t>-4</m:t>
+                  </m:r>
+                </m:e>
+                <m:e>
+                  <m:r>
+                    <w:rPr>
+                      <w:rFonts w:ascii="Cambria Math" w:hAnsi="Cambria Math"/>
+                      <w:lang w:val="en-US"/>
+                    </w:rPr>
+                    <m:t>-42</m:t>
+                  </m:r>
+                </m:e>
+              </m:mr>
+              <m:mr>
+                <m:e>
+                  <m:r>
+                    <w:rPr>
+                      <w:rFonts w:ascii="Cambria Math" w:hAnsi="Cambria Math"/>
+                      <w:lang w:val="en-US"/>
+                    </w:rPr>
+                    <m:t>-56</m:t>
+                  </m:r>
+                </m:e>
+                <m:e>
+                  <m:r>
+                    <w:rPr>
+                      <w:rFonts w:ascii="Cambria Math" w:hAnsi="Cambria Math"/>
+                      <w:lang w:val="en-US"/>
+                    </w:rPr>
+                    <m:t>16</m:t>
+                  </m:r>
+                </m:e>
+                <m:e>
+                  <m:r>
+                    <w:rPr>
+                      <w:rFonts w:ascii="Cambria Math" w:hAnsi="Cambria Math"/>
+                      <w:lang w:val="en-US"/>
+                    </w:rPr>
+                    <m:t>33</m:t>
+                  </m:r>
+                </m:e>
+              </m:mr>
+              <m:mr>
+                <m:e>
+                  <m:r>
+                    <w:rPr>
+                      <w:rFonts w:ascii="Cambria Math" w:hAnsi="Cambria Math"/>
+                      <w:lang w:val="en-US"/>
+                    </w:rPr>
+                    <m:t>28</m:t>
+                  </m:r>
+                </m:e>
+                <m:e>
+                  <m:r>
+                    <w:rPr>
+                      <w:rFonts w:ascii="Cambria Math" w:hAnsi="Cambria Math"/>
+                      <w:lang w:val="en-US"/>
+                    </w:rPr>
+                    <m:t>-8</m:t>
+                  </m:r>
+                </m:e>
+                <m:e>
+                  <m:r>
+                    <w:rPr>
+                      <w:rFonts w:ascii="Cambria Math" w:hAnsi="Cambria Math"/>
+                      <w:lang w:val="en-US"/>
+                    </w:rPr>
+                    <m:t>-3</m:t>
+                  </m:r>
+                </m:e>
+              </m:mr>
+            </m:m>
+          </m:e>
+        </m:d>
+      </m:oMath>
+    </w:p>
+    <w:p>
+      <w:pPr>
+        <w:pStyle w:val="ListParagraph"/>
+        <w:numPr>
+          <w:ilvl w:val="0"/>
+          <w:numId w:val="14"/>
+        </w:numPr>
+        <w:pBdr>
+          <w:top w:val="single" w:sz="4" w:space="1" w:color="auto"/>
+          <w:left w:val="single" w:sz="4" w:space="4" w:color="auto"/>
+          <w:bottom w:val="single" w:sz="4" w:space="1" w:color="auto"/>
+          <w:right w:val="single" w:sz="4" w:space="4" w:color="auto"/>
+        </w:pBdr>
+        <w:rPr>
+          <w:rFonts w:ascii="Cambria Math" w:hAnsi="Cambria Math"/>
+          <w:lang w:val="en-US"/>
+          <w:oMath/>
+        </w:rPr>
+      </w:pPr>
+      <m:oMath>
+        <m:r>
+          <w:rPr>
+            <w:rFonts w:ascii="Cambria Math" w:hAnsi="Cambria Math"/>
+            <w:lang w:val="en-US"/>
+          </w:rPr>
+          <m:t>A</m:t>
+        </m:r>
+        <m:r>
+          <w:rPr>
+            <w:rFonts w:ascii="Cambria Math" w:hAnsi="Cambria Math"/>
+            <w:lang w:val="en-US"/>
+          </w:rPr>
+          <m:t>B=</m:t>
+        </m:r>
+        <m:d>
+          <m:dPr>
+            <m:ctrlPr>
+              <w:rPr>
+                <w:rFonts w:ascii="Cambria Math" w:hAnsi="Cambria Math"/>
+                <w:i/>
+                <w:lang w:val="en-US"/>
+              </w:rPr>
+            </m:ctrlPr>
+          </m:dPr>
+          <m:e>
+            <m:m>
+              <m:mPr>
+                <m:mcs>
+                  <m:mc>
+                    <m:mcPr>
+                      <m:count m:val="3"/>
+                      <m:mcJc m:val="center"/>
+                    </m:mcPr>
+                  </m:mc>
+                </m:mcs>
+                <m:ctrlPr>
+                  <w:rPr>
+                    <w:rFonts w:ascii="Cambria Math" w:hAnsi="Cambria Math"/>
+                    <w:i/>
+                    <w:lang w:val="en-US"/>
+                  </w:rPr>
+                </m:ctrlPr>
+              </m:mPr>
+              <m:mr>
+                <m:e>
+                  <m:r>
+                    <w:rPr>
+                      <w:rFonts w:ascii="Cambria Math" w:hAnsi="Cambria Math"/>
+                      <w:lang w:val="en-US"/>
+                    </w:rPr>
+                    <m:t>108</m:t>
+                  </m:r>
+                </m:e>
+                <m:e>
+                  <m:r>
+                    <w:rPr>
+                      <w:rFonts w:ascii="Cambria Math" w:hAnsi="Cambria Math"/>
+                      <w:lang w:val="en-US"/>
+                    </w:rPr>
+                    <m:t>0</m:t>
+                  </m:r>
+                </m:e>
+                <m:e>
+                  <m:r>
+                    <w:rPr>
+                      <w:rFonts w:ascii="Cambria Math" w:hAnsi="Cambria Math"/>
+                      <w:lang w:val="en-US"/>
+                    </w:rPr>
+                    <m:t>0</m:t>
+                  </m:r>
+                </m:e>
+              </m:mr>
+              <m:mr>
+                <m:e>
+                  <m:r>
+                    <w:rPr>
+                      <w:rFonts w:ascii="Cambria Math" w:hAnsi="Cambria Math"/>
+                      <w:lang w:val="en-US"/>
+                    </w:rPr>
+                    <m:t>0</m:t>
+                  </m:r>
+                </m:e>
+                <m:e>
+                  <m:r>
+                    <w:rPr>
+                      <w:rFonts w:ascii="Cambria Math" w:hAnsi="Cambria Math"/>
+                      <w:lang w:val="en-US"/>
+                    </w:rPr>
+                    <m:t>108</m:t>
+                  </m:r>
+                </m:e>
+                <m:e>
+                  <m:r>
+                    <w:rPr>
+                      <w:rFonts w:ascii="Cambria Math" w:hAnsi="Cambria Math"/>
+                      <w:lang w:val="en-US"/>
+                    </w:rPr>
+                    <m:t>0</m:t>
+                  </m:r>
+                </m:e>
+              </m:mr>
+              <m:mr>
+                <m:e>
+                  <m:r>
+                    <w:rPr>
+                      <w:rFonts w:ascii="Cambria Math" w:hAnsi="Cambria Math"/>
+                      <w:lang w:val="en-US"/>
+                    </w:rPr>
+                    <m:t>0</m:t>
+                  </m:r>
+                </m:e>
+                <m:e>
+                  <m:r>
+                    <w:rPr>
+                      <w:rFonts w:ascii="Cambria Math" w:hAnsi="Cambria Math"/>
+                      <w:lang w:val="en-US"/>
+                    </w:rPr>
+                    <m:t>0</m:t>
+                  </m:r>
+                </m:e>
+                <m:e>
+                  <m:r>
+                    <w:rPr>
+                      <w:rFonts w:ascii="Cambria Math" w:hAnsi="Cambria Math"/>
+                      <w:lang w:val="en-US"/>
+                    </w:rPr>
+                    <m:t>108</m:t>
+                  </m:r>
+                </m:e>
+              </m:mr>
+            </m:m>
+          </m:e>
+        </m:d>
+      </m:oMath>
+    </w:p>
+    <w:p>
+      <w:pPr>
+        <w:pStyle w:val="ListParagraph"/>
+        <w:numPr>
+          <w:ilvl w:val="0"/>
+          <w:numId w:val="16"/>
+        </w:numPr>
+        <w:rPr>
+          <w:lang w:val="en-US"/>
+        </w:rPr>
+      </w:pPr>
+      <w:r>
+        <w:rPr>
+          <w:lang w:val="en-US"/>
+        </w:rPr>
+        <w:t xml:space="preserve">Tính </w:t>
+      </w:r>
+      <w:r>
+        <w:rPr>
+          <w:lang w:val="en-US"/>
+        </w:rPr>
+        <w:t>Ma Trậ</w:t>
+      </w:r>
+      <w:bookmarkStart w:id="0" w:name="_GoBack"/>
+      <w:bookmarkEnd w:id="0"/>
+      <w:r>
+        <w:rPr>
+          <w:lang w:val="en-US"/>
+        </w:rPr>
+        <w:t>n Nghịch Đảo Của Ma Trận Vuông?</w:t>
+      </w:r>
+    </w:p>
+    <w:p>
+      <w:pPr>
+        <w:pStyle w:val="ListParagraph"/>
+        <w:pBdr>
+          <w:top w:val="single" w:sz="4" w:space="1" w:color="auto"/>
+          <w:left w:val="single" w:sz="4" w:space="4" w:color="auto"/>
+          <w:bottom w:val="single" w:sz="4" w:space="1" w:color="auto"/>
+          <w:right w:val="single" w:sz="4" w:space="4" w:color="auto"/>
+        </w:pBdr>
+        <w:ind w:left="1080"/>
+        <w:rPr>
+          <w:rFonts w:ascii="Cambria Math" w:hAnsi="Cambria Math"/>
+          <w:lang w:val="en-US"/>
+          <w:oMath/>
+        </w:rPr>
+      </w:pPr>
+      <m:oMathPara>
+        <m:oMathParaPr>
+          <m:jc m:val="left"/>
+        </m:oMathParaPr>
+        <m:oMath>
+          <m:sSup>
+            <m:sSupPr>
+              <m:ctrlPr>
+                <w:rPr>
+                  <w:rFonts w:ascii="Cambria Math" w:hAnsi="Cambria Math"/>
+                  <w:i/>
+                  <w:lang w:val="en-US"/>
+                </w:rPr>
+              </m:ctrlPr>
+            </m:sSupPr>
+            <m:e>
+              <m:r>
+                <w:rPr>
+                  <w:rFonts w:ascii="Cambria Math" w:hAnsi="Cambria Math"/>
+                  <w:lang w:val="en-US"/>
+                </w:rPr>
+                <m:t>A</m:t>
+              </m:r>
+            </m:e>
+            <m:sup>
+              <m:r>
+                <w:rPr>
+                  <w:rFonts w:ascii="Cambria Math" w:hAnsi="Cambria Math"/>
+                  <w:lang w:val="en-US"/>
+                </w:rPr>
+                <m:t>-1</m:t>
+              </m:r>
+            </m:sup>
+          </m:sSup>
+          <m:r>
+            <w:rPr>
+              <w:rFonts w:ascii="Cambria Math" w:hAnsi="Cambria Math"/>
+              <w:lang w:val="en-US"/>
+            </w:rPr>
+            <m:t>=</m:t>
+          </m:r>
+          <m:f>
+            <m:fPr>
+              <m:ctrlPr>
+                <w:rPr>
+                  <w:rFonts w:ascii="Cambria Math" w:hAnsi="Cambria Math"/>
+                  <w:i/>
+                  <w:lang w:val="en-US"/>
+                </w:rPr>
+              </m:ctrlPr>
+            </m:fPr>
+            <m:num>
+              <m:r>
+                <w:rPr>
+                  <w:rFonts w:ascii="Cambria Math" w:hAnsi="Cambria Math"/>
+                  <w:lang w:val="en-US"/>
+                </w:rPr>
+                <m:t>1</m:t>
+              </m:r>
+            </m:num>
+            <m:den>
+              <m:d>
+                <m:dPr>
+                  <m:begChr m:val="|"/>
+                  <m:endChr m:val="|"/>
+                  <m:ctrlPr>
+                    <w:rPr>
+                      <w:rFonts w:ascii="Cambria Math" w:hAnsi="Cambria Math"/>
+                      <w:i/>
+                      <w:lang w:val="en-US"/>
+                    </w:rPr>
+                  </m:ctrlPr>
+                </m:dPr>
+                <m:e>
+                  <m:r>
+                    <w:rPr>
+                      <w:rFonts w:ascii="Cambria Math" w:hAnsi="Cambria Math"/>
+                      <w:lang w:val="en-US"/>
+                    </w:rPr>
+                    <m:t>A</m:t>
+                  </m:r>
+                </m:e>
+              </m:d>
+            </m:den>
+          </m:f>
+          <m:r>
+            <w:rPr>
+              <w:rFonts w:ascii="Cambria Math" w:hAnsi="Cambria Math"/>
+              <w:lang w:val="en-US"/>
+            </w:rPr>
+            <m:t>Adj</m:t>
+          </m:r>
+          <m:d>
+            <m:dPr>
+              <m:ctrlPr>
+                <w:rPr>
+                  <w:rFonts w:ascii="Cambria Math" w:hAnsi="Cambria Math"/>
+                  <w:i/>
+                  <w:lang w:val="en-US"/>
+                </w:rPr>
+              </m:ctrlPr>
+            </m:dPr>
+            <m:e>
+              <m:r>
+                <w:rPr>
+                  <w:rFonts w:ascii="Cambria Math" w:hAnsi="Cambria Math"/>
+                  <w:lang w:val="en-US"/>
+                </w:rPr>
+                <m:t>A</m:t>
+              </m:r>
+            </m:e>
+          </m:d>
         </m:oMath>
       </m:oMathPara>
     </w:p>
@@ -1680,6 +3315,7 @@
         <w:rPr>
           <w:lang w:val="en-US"/>
         </w:rPr>
+        <w:lastRenderedPageBreak/>
         <w:t>Diện Tích Của 1 Hình Khi  Bị Biến Đổi Bởi 1 Ma Trận?</w:t>
       </w:r>
     </w:p>
@@ -1698,7 +3334,6 @@
         <w:rPr>
           <w:lang w:val="en-US"/>
         </w:rPr>
-        <w:lastRenderedPageBreak/>
         <w:t>Diện tích của nó sẽ nhân k lần, k là định thức của ma trận</w:t>
       </w:r>
     </w:p>
@@ -2327,6 +3962,303 @@
         <w:rPr>
           <w:lang w:val="en-US"/>
         </w:rPr>
+        <w:t>Ma Trận Đường Chéo (Diagonal Matrix)?</w:t>
+      </w:r>
+    </w:p>
+    <w:p>
+      <w:pPr>
+        <w:pStyle w:val="ListParagraph"/>
+        <w:numPr>
+          <w:ilvl w:val="0"/>
+          <w:numId w:val="4"/>
+        </w:numPr>
+        <w:rPr>
+          <w:lang w:val="en-US"/>
+        </w:rPr>
+      </w:pPr>
+      <w:r>
+        <w:rPr>
+          <w:lang w:val="en-US"/>
+        </w:rPr>
+        <w:t>Là ma trận mà mọi phần tử không nằm trên đường chéo chính đều = 0</w:t>
+      </w:r>
+    </w:p>
+    <w:p>
+      <w:pPr>
+        <w:pStyle w:val="ListParagraph"/>
+        <w:numPr>
+          <w:ilvl w:val="0"/>
+          <w:numId w:val="4"/>
+        </w:numPr>
+        <w:rPr>
+          <w:lang w:val="en-US"/>
+        </w:rPr>
+      </w:pPr>
+      <w:r>
+        <w:rPr>
+          <w:lang w:val="en-US"/>
+        </w:rPr>
+        <w:t>Đường chéo chính là đường chéo đi qua góc trái trên</w:t>
+      </w:r>
+    </w:p>
+    <w:p>
+      <w:pPr>
+        <w:pStyle w:val="ListParagraph"/>
+        <w:numPr>
+          <w:ilvl w:val="0"/>
+          <w:numId w:val="4"/>
+        </w:numPr>
+        <w:rPr>
+          <w:lang w:val="en-US"/>
+        </w:rPr>
+      </w:pPr>
+      <w:r>
+        <w:rPr>
+          <w:lang w:val="en-US"/>
+        </w:rPr>
+        <w:t>Ví dụ</w:t>
+      </w:r>
+    </w:p>
+    <w:p>
+      <w:pPr>
+        <w:pStyle w:val="ListParagraph"/>
+        <w:pBdr>
+          <w:top w:val="single" w:sz="4" w:space="1" w:color="auto"/>
+          <w:left w:val="single" w:sz="4" w:space="4" w:color="auto"/>
+          <w:bottom w:val="single" w:sz="4" w:space="1" w:color="auto"/>
+          <w:right w:val="single" w:sz="4" w:space="4" w:color="auto"/>
+        </w:pBdr>
+        <w:ind w:left="1080"/>
+        <w:rPr>
+          <w:rFonts w:ascii="Cambria Math" w:hAnsi="Cambria Math"/>
+          <w:lang w:val="en-US"/>
+          <w:oMath/>
+        </w:rPr>
+      </w:pPr>
+      <m:oMathPara>
+        <m:oMathParaPr>
+          <m:jc m:val="left"/>
+        </m:oMathParaPr>
+        <m:oMath>
+          <m:r>
+            <w:rPr>
+              <w:rFonts w:ascii="Cambria Math" w:hAnsi="Cambria Math"/>
+              <w:lang w:val="en-US"/>
+            </w:rPr>
+            <m:t>A=</m:t>
+          </m:r>
+          <m:d>
+            <m:dPr>
+              <m:ctrlPr>
+                <w:rPr>
+                  <w:rFonts w:ascii="Cambria Math" w:hAnsi="Cambria Math"/>
+                  <w:i/>
+                  <w:lang w:val="en-US"/>
+                </w:rPr>
+              </m:ctrlPr>
+            </m:dPr>
+            <m:e>
+              <m:m>
+                <m:mPr>
+                  <m:mcs>
+                    <m:mc>
+                      <m:mcPr>
+                        <m:count m:val="1"/>
+                        <m:mcJc m:val="center"/>
+                      </m:mcPr>
+                    </m:mc>
+                  </m:mcs>
+                  <m:ctrlPr>
+                    <w:rPr>
+                      <w:rFonts w:ascii="Cambria Math" w:hAnsi="Cambria Math"/>
+                      <w:i/>
+                      <w:lang w:val="en-US"/>
+                    </w:rPr>
+                  </m:ctrlPr>
+                </m:mPr>
+                <m:mr>
+                  <m:e>
+                    <m:m>
+                      <m:mPr>
+                        <m:mcs>
+                          <m:mc>
+                            <m:mcPr>
+                              <m:count m:val="3"/>
+                              <m:mcJc m:val="center"/>
+                            </m:mcPr>
+                          </m:mc>
+                        </m:mcs>
+                        <m:ctrlPr>
+                          <w:rPr>
+                            <w:rFonts w:ascii="Cambria Math" w:hAnsi="Cambria Math"/>
+                            <w:i/>
+                            <w:lang w:val="en-US"/>
+                          </w:rPr>
+                        </m:ctrlPr>
+                      </m:mPr>
+                      <m:mr>
+                        <m:e>
+                          <m:r>
+                            <w:rPr>
+                              <w:rFonts w:ascii="Cambria Math" w:hAnsi="Cambria Math"/>
+                              <w:lang w:val="en-US"/>
+                            </w:rPr>
+                            <m:t>1</m:t>
+                          </m:r>
+                        </m:e>
+                        <m:e>
+                          <m:r>
+                            <w:rPr>
+                              <w:rFonts w:ascii="Cambria Math" w:hAnsi="Cambria Math"/>
+                              <w:lang w:val="en-US"/>
+                            </w:rPr>
+                            <m:t>0</m:t>
+                          </m:r>
+                        </m:e>
+                        <m:e>
+                          <m:r>
+                            <w:rPr>
+                              <w:rFonts w:ascii="Cambria Math" w:hAnsi="Cambria Math"/>
+                              <w:lang w:val="en-US"/>
+                            </w:rPr>
+                            <m:t>0</m:t>
+                          </m:r>
+                        </m:e>
+                      </m:mr>
+                      <m:mr>
+                        <m:e>
+                          <m:r>
+                            <w:rPr>
+                              <w:rFonts w:ascii="Cambria Math" w:hAnsi="Cambria Math"/>
+                              <w:lang w:val="en-US"/>
+                            </w:rPr>
+                            <m:t>0</m:t>
+                          </m:r>
+                        </m:e>
+                        <m:e>
+                          <m:r>
+                            <w:rPr>
+                              <w:rFonts w:ascii="Cambria Math" w:hAnsi="Cambria Math"/>
+                              <w:lang w:val="en-US"/>
+                            </w:rPr>
+                            <m:t>-2</m:t>
+                          </m:r>
+                        </m:e>
+                        <m:e>
+                          <m:r>
+                            <w:rPr>
+                              <w:rFonts w:ascii="Cambria Math" w:hAnsi="Cambria Math"/>
+                              <w:lang w:val="en-US"/>
+                            </w:rPr>
+                            <m:t>0</m:t>
+                          </m:r>
+                        </m:e>
+                      </m:mr>
+                    </m:m>
+                  </m:e>
+                </m:mr>
+                <m:mr>
+                  <m:e>
+                    <m:m>
+                      <m:mPr>
+                        <m:mcs>
+                          <m:mc>
+                            <m:mcPr>
+                              <m:count m:val="3"/>
+                              <m:mcJc m:val="center"/>
+                            </m:mcPr>
+                          </m:mc>
+                        </m:mcs>
+                        <m:ctrlPr>
+                          <w:rPr>
+                            <w:rFonts w:ascii="Cambria Math" w:hAnsi="Cambria Math"/>
+                            <w:i/>
+                            <w:lang w:val="en-US"/>
+                          </w:rPr>
+                        </m:ctrlPr>
+                      </m:mPr>
+                      <m:mr>
+                        <m:e>
+                          <m:r>
+                            <w:rPr>
+                              <w:rFonts w:ascii="Cambria Math" w:hAnsi="Cambria Math"/>
+                              <w:lang w:val="en-US"/>
+                            </w:rPr>
+                            <m:t>0</m:t>
+                          </m:r>
+                        </m:e>
+                        <m:e>
+                          <m:r>
+                            <w:rPr>
+                              <w:rFonts w:ascii="Cambria Math" w:hAnsi="Cambria Math"/>
+                              <w:lang w:val="en-US"/>
+                            </w:rPr>
+                            <m:t>0</m:t>
+                          </m:r>
+                        </m:e>
+                        <m:e>
+                          <m:r>
+                            <w:rPr>
+                              <w:rFonts w:ascii="Cambria Math" w:hAnsi="Cambria Math"/>
+                              <w:lang w:val="en-US"/>
+                            </w:rPr>
+                            <m:t>5</m:t>
+                          </m:r>
+                        </m:e>
+                      </m:mr>
+                      <m:mr>
+                        <m:e>
+                          <m:r>
+                            <w:rPr>
+                              <w:rFonts w:ascii="Cambria Math" w:hAnsi="Cambria Math"/>
+                              <w:lang w:val="en-US"/>
+                            </w:rPr>
+                            <m:t>0</m:t>
+                          </m:r>
+                        </m:e>
+                        <m:e>
+                          <m:r>
+                            <w:rPr>
+                              <w:rFonts w:ascii="Cambria Math" w:hAnsi="Cambria Math"/>
+                              <w:lang w:val="en-US"/>
+                            </w:rPr>
+                            <m:t>0</m:t>
+                          </m:r>
+                        </m:e>
+                        <m:e>
+                          <m:r>
+                            <w:rPr>
+                              <w:rFonts w:ascii="Cambria Math" w:hAnsi="Cambria Math"/>
+                              <w:lang w:val="en-US"/>
+                            </w:rPr>
+                            <m:t>0</m:t>
+                          </m:r>
+                        </m:e>
+                      </m:mr>
+                    </m:m>
+                  </m:e>
+                </m:mr>
+              </m:m>
+            </m:e>
+          </m:d>
+        </m:oMath>
+      </m:oMathPara>
+    </w:p>
+    <w:p>
+      <w:pPr>
+        <w:pStyle w:val="ListParagraph"/>
+        <w:numPr>
+          <w:ilvl w:val="0"/>
+          <w:numId w:val="5"/>
+        </w:numPr>
+        <w:rPr>
+          <w:lang w:val="en-US"/>
+        </w:rPr>
+      </w:pPr>
+      <w:r>
+        <w:rPr>
+          <w:lang w:val="en-US"/>
+        </w:rPr>
         <w:t>Ma Trận Bổ Sung (Augmented Matrix) Là Gì?</w:t>
       </w:r>
     </w:p>
@@ -2644,6 +4576,7 @@
           <w:rFonts w:eastAsiaTheme="minorEastAsia"/>
           <w:lang w:val="en-US"/>
         </w:rPr>
+        <w:lastRenderedPageBreak/>
         <w:t>Ma trận bổ sung của A và B là</w:t>
       </w:r>
     </w:p>
@@ -2986,14 +4919,7 @@
         <w:rPr>
           <w:lang w:val="en-US"/>
         </w:rPr>
-        <w:t xml:space="preserve">mặt phẳng </w:t>
-      </w:r>
-      <w:r>
-        <w:rPr>
-          <w:lang w:val="en-US"/>
-        </w:rPr>
-        <w:lastRenderedPageBreak/>
-        <w:t xml:space="preserve">có </w:t>
+        <w:t xml:space="preserve">mặt phẳng có </w:t>
       </w:r>
       <w:r>
         <w:rPr>
@@ -3947,6 +5873,7 @@
         <w:rPr>
           <w:lang w:val="en-US"/>
         </w:rPr>
+        <w:lastRenderedPageBreak/>
         <w:t>Dạng hàng bậc thang</w:t>
       </w:r>
       <w:r>
@@ -4169,7 +6096,6 @@
         <w:rPr>
           <w:lang w:val="en-US"/>
         </w:rPr>
-        <w:lastRenderedPageBreak/>
         <w:t xml:space="preserve">Không </w:t>
       </w:r>
       <w:r>
@@ -4985,6 +6911,7 @@
         <w:rPr>
           <w:lang w:val="en-US"/>
         </w:rPr>
+        <w:lastRenderedPageBreak/>
         <w:t>Nếu dãy các Vector không độc lập tuyến tính thì gọi là phụ thuộc tuyến tính (Linear Dependence), nghĩa là có ít nhất 1 tổ hợp tuyến tính không tầm thường tạo ra Vector 0</w:t>
       </w:r>
     </w:p>
@@ -5122,7 +7049,6 @@
               <w:rFonts w:ascii="Cambria Math" w:hAnsi="Cambria Math" w:cstheme="minorHAnsi"/>
               <w:lang w:val="en-US"/>
             </w:rPr>
-            <w:lastRenderedPageBreak/>
             <m:t>B</m:t>
           </m:r>
         </m:oMath>
@@ -6181,6 +8107,7 @@
               <w:rFonts w:ascii="Cambria Math" w:hAnsi="Cambria Math"/>
               <w:lang w:val="en-US"/>
             </w:rPr>
+            <w:lastRenderedPageBreak/>
             <m:t>u∧u=0</m:t>
           </m:r>
         </m:oMath>
@@ -6489,7 +8416,6 @@
               <w:rFonts w:ascii="Cambria Math" w:hAnsi="Cambria Math"/>
               <w:lang w:val="en-US"/>
             </w:rPr>
-            <w:lastRenderedPageBreak/>
             <m:t>u∧v=-v∧u</m:t>
           </m:r>
         </m:oMath>
@@ -6606,6 +8532,27 @@
         <w:pStyle w:val="ListParagraph"/>
         <w:numPr>
           <w:ilvl w:val="0"/>
+          <w:numId w:val="4"/>
+        </w:numPr>
+        <w:rPr>
+          <w:rFonts w:ascii="Cambria Math" w:hAnsi="Cambria Math"/>
+          <w:lang w:val="en-US"/>
+          <w:oMath/>
+        </w:rPr>
+      </w:pPr>
+      <w:r>
+        <w:rPr>
+          <w:rFonts w:eastAsiaTheme="minorEastAsia"/>
+          <w:lang w:val="en-US"/>
+        </w:rPr>
+        <w:t>Tích nêm của n Vector trong không gian m chiều sẽ có số phần tử là tổ hợp chập n của m, và Basis có dạng tích nêm của n Vector đơn vị</w:t>
+      </w:r>
+    </w:p>
+    <w:p>
+      <w:pPr>
+        <w:pStyle w:val="ListParagraph"/>
+        <w:numPr>
+          <w:ilvl w:val="0"/>
           <w:numId w:val="15"/>
         </w:numPr>
         <w:rPr>
@@ -6647,7 +8594,35 @@
           <w:rFonts w:eastAsiaTheme="minorEastAsia"/>
           <w:lang w:val="en-US"/>
         </w:rPr>
-        <w:t xml:space="preserve">Không, tích có hướng tạo Vector có Basis là i, j, k, …, còn tích nêm tạo Vector có Basis </w:t>
+        <w:t>Không,</w:t>
+      </w:r>
+      <w:r>
+        <w:rPr>
+          <w:rFonts w:eastAsiaTheme="minorEastAsia"/>
+          <w:lang w:val="en-US"/>
+        </w:rPr>
+        <w:t xml:space="preserve"> mặc dù giá trị các phần tử giống nhau, nhưng</w:t>
+      </w:r>
+      <w:r>
+        <w:rPr>
+          <w:rFonts w:eastAsiaTheme="minorEastAsia"/>
+          <w:lang w:val="en-US"/>
+        </w:rPr>
+        <w:t xml:space="preserve"> tích có hướng tạo Vector có Basis là i, j, k, …, còn tích nêm tạo Vector có Basis</w:t>
+      </w:r>
+      <w:r>
+        <w:rPr>
+          <w:rFonts w:eastAsiaTheme="minorEastAsia"/>
+          <w:lang w:val="en-US"/>
+        </w:rPr>
+        <w:t xml:space="preserve"> là</w:t>
+      </w:r>
+      <w:r>
+        <w:rPr>
+          <w:rFonts w:eastAsiaTheme="minorEastAsia"/>
+          <w:lang w:val="en-US"/>
+        </w:rPr>
+        <w:t xml:space="preserve"> </w:t>
       </w:r>
       <w:r>
         <w:rPr>
@@ -6723,247 +8698,21 @@
           <w:rFonts w:eastAsiaTheme="minorEastAsia"/>
           <w:lang w:val="en-US"/>
         </w:rPr>
-        <w:t xml:space="preserve">Liên </w:t>
+        <w:t>Ví Dụ</w:t>
       </w:r>
       <w:r>
         <w:rPr>
           <w:rFonts w:eastAsiaTheme="minorEastAsia"/>
           <w:lang w:val="en-US"/>
         </w:rPr>
-        <w:t>Hệ Giữa Tích Nêm Và Ma Trận?</w:t>
-      </w:r>
-    </w:p>
-    <w:p>
-      <w:pPr>
-        <w:pStyle w:val="ListParagraph"/>
-        <w:numPr>
-          <w:ilvl w:val="0"/>
-          <w:numId w:val="4"/>
-        </w:numPr>
-        <w:rPr>
-          <w:rFonts w:ascii="Cambria Math" w:hAnsi="Cambria Math"/>
-          <w:lang w:val="en-US"/>
-          <w:oMath/>
-        </w:rPr>
-      </w:pPr>
+        <w:t xml:space="preserve"> </w:t>
+      </w:r>
       <w:r>
         <w:rPr>
           <w:rFonts w:eastAsiaTheme="minorEastAsia"/>
           <w:lang w:val="en-US"/>
         </w:rPr>
-        <w:t xml:space="preserve">Cho n Vector trong không gian n chiều, định thức ma trận </w:t>
-      </w:r>
-      <w:r>
-        <w:rPr>
-          <w:rFonts w:eastAsiaTheme="minorEastAsia"/>
-          <w:lang w:val="en-US"/>
-        </w:rPr>
-        <w:t xml:space="preserve">vuông </w:t>
-      </w:r>
-      <w:r>
-        <w:rPr>
-          <w:rFonts w:eastAsiaTheme="minorEastAsia"/>
-          <w:lang w:val="en-US"/>
-        </w:rPr>
-        <w:t>của n Vector này chính là tích nêm của n Vector này</w:t>
-      </w:r>
-    </w:p>
-    <w:p>
-      <w:pPr>
-        <w:pStyle w:val="ListParagraph"/>
-        <w:numPr>
-          <w:ilvl w:val="0"/>
-          <w:numId w:val="4"/>
-        </w:numPr>
-        <w:rPr>
-          <w:rFonts w:ascii="Cambria Math" w:hAnsi="Cambria Math"/>
-          <w:lang w:val="en-US"/>
-          <w:oMath/>
-        </w:rPr>
-      </w:pPr>
-      <w:r>
-        <w:rPr>
-          <w:rFonts w:eastAsiaTheme="minorEastAsia"/>
-          <w:lang w:val="en-US"/>
-        </w:rPr>
-        <w:t>Ví dụ</w:t>
-      </w:r>
-    </w:p>
-    <w:p>
-      <w:pPr>
-        <w:pStyle w:val="ListParagraph"/>
-        <w:numPr>
-          <w:ilvl w:val="0"/>
-          <w:numId w:val="4"/>
-        </w:numPr>
-        <w:rPr>
-          <w:rFonts w:ascii="Cambria Math" w:hAnsi="Cambria Math"/>
-          <w:lang w:val="en-US"/>
-          <w:oMath/>
-        </w:rPr>
-      </w:pPr>
-      <w:r>
-        <w:rPr>
-          <w:rFonts w:eastAsiaTheme="minorEastAsia"/>
-          <w:lang w:val="en-US"/>
-        </w:rPr>
-        <w:t>Cho 3 Vector u, v, w trong không gian 3 chiều</w:t>
-      </w:r>
-    </w:p>
-    <w:p>
-      <w:pPr>
-        <w:pStyle w:val="ListParagraph"/>
-        <w:pBdr>
-          <w:top w:val="single" w:sz="4" w:space="1" w:color="auto"/>
-          <w:left w:val="single" w:sz="4" w:space="4" w:color="auto"/>
-          <w:bottom w:val="single" w:sz="4" w:space="1" w:color="auto"/>
-          <w:right w:val="single" w:sz="4" w:space="4" w:color="auto"/>
-        </w:pBdr>
-        <w:ind w:left="1080"/>
-        <w:rPr>
-          <w:rFonts w:ascii="Cambria Math" w:hAnsi="Cambria Math"/>
-          <w:lang w:val="en-US"/>
-          <w:oMath/>
-        </w:rPr>
-      </w:pPr>
-      <m:oMathPara>
-        <m:oMathParaPr>
-          <m:jc m:val="left"/>
-        </m:oMathParaPr>
-        <m:oMath>
-          <m:d>
-            <m:dPr>
-              <m:begChr m:val="|"/>
-              <m:endChr m:val="|"/>
-              <m:ctrlPr>
-                <w:rPr>
-                  <w:rFonts w:ascii="Cambria Math" w:hAnsi="Cambria Math"/>
-                  <w:i/>
-                  <w:lang w:val="en-US"/>
-                </w:rPr>
-              </m:ctrlPr>
-            </m:dPr>
-            <m:e>
-              <m:d>
-                <m:dPr>
-                  <m:ctrlPr>
-                    <w:rPr>
-                      <w:rFonts w:ascii="Cambria Math" w:eastAsiaTheme="minorEastAsia" w:hAnsi="Cambria Math"/>
-                      <w:i/>
-                      <w:lang w:val="en-US"/>
-                    </w:rPr>
-                  </m:ctrlPr>
-                </m:dPr>
-                <m:e>
-                  <m:m>
-                    <m:mPr>
-                      <m:mcs>
-                        <m:mc>
-                          <m:mcPr>
-                            <m:count m:val="3"/>
-                            <m:mcJc m:val="center"/>
-                          </m:mcPr>
-                        </m:mc>
-                      </m:mcs>
-                      <m:ctrlPr>
-                        <w:rPr>
-                          <w:rFonts w:ascii="Cambria Math" w:eastAsiaTheme="minorEastAsia" w:hAnsi="Cambria Math"/>
-                          <w:i/>
-                          <w:lang w:val="en-US"/>
-                        </w:rPr>
-                      </m:ctrlPr>
-                    </m:mPr>
-                    <m:mr>
-                      <m:e>
-                        <m:r>
-                          <w:rPr>
-                            <w:rFonts w:ascii="Cambria Math" w:eastAsiaTheme="minorEastAsia" w:hAnsi="Cambria Math"/>
-                            <w:lang w:val="en-US"/>
-                          </w:rPr>
-                          <m:t>u</m:t>
-                        </m:r>
-                      </m:e>
-                      <m:e>
-                        <m:r>
-                          <w:rPr>
-                            <w:rFonts w:ascii="Cambria Math" w:eastAsiaTheme="minorEastAsia" w:hAnsi="Cambria Math"/>
-                            <w:lang w:val="en-US"/>
-                          </w:rPr>
-                          <m:t>v</m:t>
-                        </m:r>
-                      </m:e>
-                      <m:e>
-                        <m:r>
-                          <w:rPr>
-                            <w:rFonts w:ascii="Cambria Math" w:eastAsiaTheme="minorEastAsia" w:hAnsi="Cambria Math"/>
-                            <w:lang w:val="en-US"/>
-                          </w:rPr>
-                          <m:t>w</m:t>
-                        </m:r>
-                      </m:e>
-                    </m:mr>
-                  </m:m>
-                </m:e>
-              </m:d>
-            </m:e>
-          </m:d>
-          <m:r>
-            <w:rPr>
-              <w:rFonts w:ascii="Cambria Math" w:hAnsi="Cambria Math"/>
-              <w:lang w:val="en-US"/>
-            </w:rPr>
-            <m:t xml:space="preserve">=u∧v∧w </m:t>
-          </m:r>
-        </m:oMath>
-      </m:oMathPara>
-    </w:p>
-    <w:p>
-      <w:pPr>
-        <w:pStyle w:val="ListParagraph"/>
-        <w:numPr>
-          <w:ilvl w:val="0"/>
-          <w:numId w:val="15"/>
-        </w:numPr>
-        <w:rPr>
-          <w:rFonts w:ascii="Cambria Math" w:hAnsi="Cambria Math"/>
-          <w:lang w:val="en-US"/>
-          <w:oMath/>
-        </w:rPr>
-      </w:pPr>
-      <w:r>
-        <w:rPr>
-          <w:rFonts w:eastAsiaTheme="minorEastAsia"/>
-          <w:lang w:val="en-US"/>
-        </w:rPr>
-        <w:t xml:space="preserve">Cách </w:t>
-      </w:r>
-      <w:r>
-        <w:rPr>
-          <w:rFonts w:eastAsiaTheme="minorEastAsia"/>
-          <w:lang w:val="en-US"/>
-        </w:rPr>
         <w:t>Tính Tích Nêm?</w:t>
-      </w:r>
-    </w:p>
-    <w:p>
-      <w:pPr>
-        <w:pStyle w:val="ListParagraph"/>
-        <w:numPr>
-          <w:ilvl w:val="0"/>
-          <w:numId w:val="4"/>
-        </w:numPr>
-        <w:rPr>
-          <w:rFonts w:ascii="Cambria Math" w:hAnsi="Cambria Math"/>
-          <w:lang w:val="en-US"/>
-          <w:oMath/>
-        </w:rPr>
-      </w:pPr>
-      <w:r>
-        <w:rPr>
-          <w:rFonts w:eastAsiaTheme="minorEastAsia"/>
-          <w:lang w:val="en-US"/>
-        </w:rPr>
-        <w:t>Ví dụ</w:t>
       </w:r>
     </w:p>
     <w:p>
@@ -7810,62 +9559,6 @@
         <w:pStyle w:val="ListParagraph"/>
         <w:numPr>
           <w:ilvl w:val="0"/>
-          <w:numId w:val="4"/>
-        </w:numPr>
-        <w:rPr>
-          <w:rFonts w:ascii="Cambria Math" w:hAnsi="Cambria Math"/>
-          <w:lang w:val="en-US"/>
-          <w:oMath/>
-        </w:rPr>
-      </w:pPr>
-      <w:r>
-        <w:rPr>
-          <w:lang w:val="en-US"/>
-        </w:rPr>
-        <w:t xml:space="preserve">Bây giờ nếu tính tích nêm của u với 1 Vector nào đó trong không gian 4 chiều thì Basis của nó sẽ là tổ hợp chập 3 của 4 phần tử i, j, k, l, và nếu lấy tích nêm 1 lần nữa, thì chỉ còn lại i </w:t>
-      </w:r>
-      <w:r>
-        <w:rPr>
-          <w:lang w:val="en-US"/>
-        </w:rPr>
-        <w:sym w:font="Symbol" w:char="F0D9"/>
-      </w:r>
-      <w:r>
-        <w:rPr>
-          <w:lang w:val="en-US"/>
-        </w:rPr>
-        <w:t xml:space="preserve"> j </w:t>
-      </w:r>
-      <w:r>
-        <w:rPr>
-          <w:lang w:val="en-US"/>
-        </w:rPr>
-        <w:sym w:font="Symbol" w:char="F0D9"/>
-      </w:r>
-      <w:r>
-        <w:rPr>
-          <w:lang w:val="en-US"/>
-        </w:rPr>
-        <w:t xml:space="preserve"> k </w:t>
-      </w:r>
-      <w:r>
-        <w:rPr>
-          <w:lang w:val="en-US"/>
-        </w:rPr>
-        <w:sym w:font="Symbol" w:char="F0D9"/>
-      </w:r>
-      <w:r>
-        <w:rPr>
-          <w:lang w:val="en-US"/>
-        </w:rPr>
-        <w:t xml:space="preserve"> l</w:t>
-      </w:r>
-    </w:p>
-    <w:p>
-      <w:pPr>
-        <w:pStyle w:val="ListParagraph"/>
-        <w:numPr>
-          <w:ilvl w:val="0"/>
           <w:numId w:val="15"/>
         </w:numPr>
         <w:rPr>
@@ -7907,106 +9600,166 @@
           <w:rFonts w:eastAsiaTheme="minorEastAsia"/>
           <w:lang w:val="en-US"/>
         </w:rPr>
-        <w:t>Xếp các Vector thành các hàng</w:t>
+        <w:t>Giả sử ta muốn tính</w:t>
       </w:r>
       <w:r>
         <w:rPr>
           <w:rFonts w:eastAsiaTheme="minorEastAsia"/>
           <w:lang w:val="en-US"/>
         </w:rPr>
-        <w:t xml:space="preserve"> theo đúng thứ tự khi tính tích nêm</w:t>
+        <w:t xml:space="preserve"> A =</w:t>
       </w:r>
       <w:r>
         <w:rPr>
           <w:rFonts w:eastAsiaTheme="minorEastAsia"/>
           <w:lang w:val="en-US"/>
         </w:rPr>
-        <w:t>, được ma trận chữ nhật nằm ngang</w:t>
+        <w:t xml:space="preserve"> x</w:t>
       </w:r>
       <w:r>
         <w:rPr>
           <w:rFonts w:eastAsiaTheme="minorEastAsia"/>
-          <w:lang w:val="en-US"/>
-        </w:rPr>
-        <w:t xml:space="preserve"> m x n</w:t>
+          <w:vertAlign w:val="subscript"/>
+          <w:lang w:val="en-US"/>
+        </w:rPr>
+        <w:t>1</w:t>
       </w:r>
       <w:r>
         <w:rPr>
           <w:rFonts w:eastAsiaTheme="minorEastAsia"/>
           <w:lang w:val="en-US"/>
         </w:rPr>
-        <w:t xml:space="preserve">, </w:t>
+        <w:t xml:space="preserve"> </w:t>
+      </w:r>
+      <w:r>
+        <w:rPr>
+          <w:lang w:val="en-US"/>
+        </w:rPr>
+        <w:sym w:font="Symbol" w:char="F0D9"/>
+      </w:r>
+      <w:r>
+        <w:rPr>
+          <w:lang w:val="en-US"/>
+        </w:rPr>
+        <w:t xml:space="preserve"> </w:t>
       </w:r>
       <w:r>
         <w:rPr>
           <w:rFonts w:eastAsiaTheme="minorEastAsia"/>
           <w:lang w:val="en-US"/>
         </w:rPr>
-        <w:t xml:space="preserve">bên trên đánh kí tự i, j, k, … </w:t>
+        <w:t>x</w:t>
       </w:r>
       <w:r>
         <w:rPr>
           <w:rFonts w:eastAsiaTheme="minorEastAsia"/>
-          <w:lang w:val="en-US"/>
-        </w:rPr>
-        <w:t>để tính hệ số của 1 Basis thì xem Basis đó là tích nêm của những Vector đơn vị nào</w:t>
+          <w:vertAlign w:val="subscript"/>
+          <w:lang w:val="en-US"/>
+        </w:rPr>
+        <w:t>2</w:t>
+      </w:r>
+      <w:r>
+        <w:rPr>
+          <w:lang w:val="en-US"/>
+        </w:rPr>
+        <w:t xml:space="preserve"> </w:t>
+      </w:r>
+      <w:r>
+        <w:rPr>
+          <w:lang w:val="en-US"/>
+        </w:rPr>
+        <w:sym w:font="Symbol" w:char="F0D9"/>
+      </w:r>
+      <w:r>
+        <w:rPr>
+          <w:lang w:val="en-US"/>
+        </w:rPr>
+        <w:t xml:space="preserve"> </w:t>
       </w:r>
       <w:r>
         <w:rPr>
           <w:rFonts w:eastAsiaTheme="minorEastAsia"/>
           <w:lang w:val="en-US"/>
         </w:rPr>
-        <w:t>, gọi tập những Vector đơn vị này là B</w:t>
+        <w:t>x</w:t>
       </w:r>
       <w:r>
         <w:rPr>
           <w:rFonts w:eastAsiaTheme="minorEastAsia"/>
-          <w:lang w:val="en-US"/>
-        </w:rPr>
-        <w:t xml:space="preserve">, </w:t>
+          <w:vertAlign w:val="subscript"/>
+          <w:lang w:val="en-US"/>
+        </w:rPr>
+        <w:t>3</w:t>
+      </w:r>
+      <w:r>
+        <w:rPr>
+          <w:lang w:val="en-US"/>
+        </w:rPr>
+        <w:t xml:space="preserve"> </w:t>
+      </w:r>
+      <w:r>
+        <w:rPr>
+          <w:lang w:val="en-US"/>
+        </w:rPr>
+        <w:sym w:font="Symbol" w:char="F0D9"/>
+      </w:r>
+      <w:r>
+        <w:rPr>
+          <w:lang w:val="en-US"/>
+        </w:rPr>
+        <w:t xml:space="preserve"> … </w:t>
+      </w:r>
+      <w:r>
+        <w:rPr>
+          <w:lang w:val="en-US"/>
+        </w:rPr>
+        <w:sym w:font="Symbol" w:char="F0D9"/>
       </w:r>
       <w:r>
         <w:rPr>
           <w:rFonts w:eastAsiaTheme="minorEastAsia"/>
           <w:lang w:val="en-US"/>
         </w:rPr>
-        <w:t>chọn ra n ô trong ma trận sao cho cột nào đánh dấu kí tự có trong B đều có duy nhất 1 ô được chọn, không có 2 ô nào trên cùng 1 hàng, nhân tất cả các số trong ô lại với nhau được A, bây giờ bắt đầu tráo đổi vị trí các ô được chọn sao cho nó tạo thành đường chéo từ góc trái trên xuống phải dưới, cách tráo là tráo 2 ô kề hàng nhau, tráo theo chiều dọc, đếm số lần tráo, nếu lẻ thì đặt thêm dấu âm vào A, chẵn thì thôi, tính tổng A của tất cả các cách chọn ô thì được hệ số cần tìm</w:t>
-      </w:r>
-    </w:p>
-    <w:p>
-      <w:pPr>
-        <w:pStyle w:val="ListParagraph"/>
-        <w:numPr>
-          <w:ilvl w:val="0"/>
-          <w:numId w:val="15"/>
-        </w:numPr>
-        <w:rPr>
-          <w:lang w:val="en-US"/>
-        </w:rPr>
-      </w:pPr>
-      <w:r>
-        <w:rPr>
-          <w:lang w:val="en-US"/>
-        </w:rPr>
-        <w:t>Tính Định Thức Ma Trận Vuông Bằng Mở Rộng Laplace?</w:t>
-      </w:r>
-    </w:p>
-    <w:p>
-      <w:pPr>
-        <w:pStyle w:val="ListParagraph"/>
-        <w:numPr>
-          <w:ilvl w:val="0"/>
-          <w:numId w:val="4"/>
-        </w:numPr>
-        <w:rPr>
-          <w:lang w:val="en-US"/>
-        </w:rPr>
-      </w:pPr>
-      <w:r>
-        <w:rPr>
-          <w:lang w:val="en-US"/>
-        </w:rPr>
-        <w:t>Cho A là ma trận vuông m x m, ta có</w:t>
+        <w:t xml:space="preserve"> </w:t>
+      </w:r>
+      <w:r>
+        <w:rPr>
+          <w:rFonts w:eastAsiaTheme="minorEastAsia"/>
+          <w:lang w:val="en-US"/>
+        </w:rPr>
+        <w:t>x</w:t>
+      </w:r>
+      <w:r>
+        <w:rPr>
+          <w:rFonts w:eastAsiaTheme="minorEastAsia"/>
+          <w:vertAlign w:val="subscript"/>
+          <w:lang w:val="en-US"/>
+        </w:rPr>
+        <w:t>n</w:t>
+      </w:r>
+      <w:r>
+        <w:rPr>
+          <w:lang w:val="en-US"/>
+        </w:rPr>
+        <w:t>, đây đều là những Vector trong không gian m chiề</w:t>
+      </w:r>
+      <w:r>
+        <w:rPr>
+          <w:lang w:val="en-US"/>
+        </w:rPr>
+        <w:t xml:space="preserve">u, </w:t>
+      </w:r>
+      <w:r>
+        <w:rPr>
+          <w:lang w:val="en-US"/>
+        </w:rPr>
+        <w:t xml:space="preserve"> n không vượ</w:t>
+      </w:r>
+      <w:r>
+        <w:rPr>
+          <w:lang w:val="en-US"/>
+        </w:rPr>
+        <w:t>t quá m, xếp các Vector này thành ma trận sau</w:t>
       </w:r>
     </w:p>
     <w:p>
@@ -8020,179 +9773,694 @@
         </w:pBdr>
         <w:ind w:left="1080"/>
         <w:rPr>
-          <w:lang w:val="en-US"/>
-        </w:rPr>
-      </w:pPr>
-      <m:oMath>
-        <m:r>
-          <w:rPr>
-            <w:rFonts w:ascii="Cambria Math" w:hAnsi="Cambria Math"/>
-            <w:lang w:val="en-US"/>
-          </w:rPr>
-          <m:t>A</m:t>
-        </m:r>
-        <m:r>
-          <w:rPr>
-            <w:rFonts w:ascii="Cambria Math" w:hAnsi="Cambria Math"/>
-            <w:lang w:val="en-US"/>
-          </w:rPr>
-          <m:t>=</m:t>
-        </m:r>
-        <m:nary>
-          <m:naryPr>
-            <m:chr m:val="∑"/>
-            <m:limLoc m:val="undOvr"/>
-            <m:ctrlPr>
-              <w:rPr>
-                <w:rFonts w:ascii="Cambria Math" w:hAnsi="Cambria Math"/>
-                <w:i/>
-                <w:lang w:val="en-US"/>
-              </w:rPr>
-            </m:ctrlPr>
-          </m:naryPr>
-          <m:sub>
-            <m:r>
-              <w:rPr>
-                <w:rFonts w:ascii="Cambria Math" w:hAnsi="Cambria Math"/>
-                <w:lang w:val="en-US"/>
-              </w:rPr>
-              <m:t>i=1</m:t>
-            </m:r>
-          </m:sub>
-          <m:sup>
-            <m:r>
-              <w:rPr>
-                <w:rFonts w:ascii="Cambria Math" w:hAnsi="Cambria Math"/>
-                <w:lang w:val="en-US"/>
-              </w:rPr>
-              <m:t>m</m:t>
-            </m:r>
-          </m:sup>
-          <m:e>
-            <m:sSup>
-              <m:sSupPr>
-                <m:ctrlPr>
-                  <w:rPr>
-                    <w:rFonts w:ascii="Cambria Math" w:hAnsi="Cambria Math"/>
-                    <w:i/>
-                    <w:lang w:val="en-US"/>
-                  </w:rPr>
-                </m:ctrlPr>
-              </m:sSupPr>
-              <m:e>
-                <m:d>
-                  <m:dPr>
-                    <m:ctrlPr>
-                      <w:rPr>
-                        <w:rFonts w:ascii="Cambria Math" w:hAnsi="Cambria Math"/>
-                        <w:i/>
-                        <w:lang w:val="en-US"/>
-                      </w:rPr>
-                    </m:ctrlPr>
-                  </m:dPr>
+          <w:rFonts w:ascii="Cambria Math" w:hAnsi="Cambria Math"/>
+          <w:lang w:val="en-US"/>
+          <w:oMath/>
+        </w:rPr>
+      </w:pPr>
+      <m:oMathPara>
+        <m:oMathParaPr>
+          <m:jc m:val="left"/>
+        </m:oMathParaPr>
+        <m:oMath>
+          <m:d>
+            <m:dPr>
+              <m:ctrlPr>
+                <w:rPr>
+                  <w:rFonts w:ascii="Cambria Math" w:hAnsi="Cambria Math"/>
+                  <w:i/>
+                  <w:lang w:val="en-US"/>
+                </w:rPr>
+              </m:ctrlPr>
+            </m:dPr>
+            <m:e>
+              <m:m>
+                <m:mPr>
+                  <m:mcs>
+                    <m:mc>
+                      <m:mcPr>
+                        <m:count m:val="2"/>
+                        <m:mcJc m:val="center"/>
+                      </m:mcPr>
+                    </m:mc>
+                  </m:mcs>
+                  <m:ctrlPr>
+                    <w:rPr>
+                      <w:rFonts w:ascii="Cambria Math" w:hAnsi="Cambria Math"/>
+                      <w:i/>
+                      <w:lang w:val="en-US"/>
+                    </w:rPr>
+                  </m:ctrlPr>
+                </m:mPr>
+                <m:mr>
                   <m:e>
-                    <m:r>
-                      <w:rPr>
-                        <w:rFonts w:ascii="Cambria Math" w:hAnsi="Cambria Math"/>
-                        <w:lang w:val="en-US"/>
-                      </w:rPr>
-                      <m:t>-1</m:t>
-                    </m:r>
+                    <m:m>
+                      <m:mPr>
+                        <m:mcs>
+                          <m:mc>
+                            <m:mcPr>
+                              <m:count m:val="2"/>
+                              <m:mcJc m:val="center"/>
+                            </m:mcPr>
+                          </m:mc>
+                        </m:mcs>
+                        <m:ctrlPr>
+                          <w:rPr>
+                            <w:rFonts w:ascii="Cambria Math" w:hAnsi="Cambria Math"/>
+                            <w:i/>
+                            <w:lang w:val="en-US"/>
+                          </w:rPr>
+                        </m:ctrlPr>
+                      </m:mPr>
+                      <m:mr>
+                        <m:e>
+                          <m:sSub>
+                            <m:sSubPr>
+                              <m:ctrlPr>
+                                <w:rPr>
+                                  <w:rFonts w:ascii="Cambria Math" w:hAnsi="Cambria Math"/>
+                                  <w:i/>
+                                  <w:lang w:val="en-US"/>
+                                </w:rPr>
+                              </m:ctrlPr>
+                            </m:sSubPr>
+                            <m:e>
+                              <m:r>
+                                <w:rPr>
+                                  <w:rFonts w:ascii="Cambria Math" w:hAnsi="Cambria Math"/>
+                                  <w:lang w:val="en-US"/>
+                                </w:rPr>
+                                <m:t>x</m:t>
+                              </m:r>
+                            </m:e>
+                            <m:sub>
+                              <m:r>
+                                <w:rPr>
+                                  <w:rFonts w:ascii="Cambria Math" w:hAnsi="Cambria Math"/>
+                                  <w:lang w:val="en-US"/>
+                                </w:rPr>
+                                <m:t>1</m:t>
+                              </m:r>
+                            </m:sub>
+                          </m:sSub>
+                          <m:d>
+                            <m:dPr>
+                              <m:begChr m:val="["/>
+                              <m:endChr m:val="]"/>
+                              <m:ctrlPr>
+                                <w:rPr>
+                                  <w:rFonts w:ascii="Cambria Math" w:hAnsi="Cambria Math"/>
+                                  <w:i/>
+                                  <w:lang w:val="en-US"/>
+                                </w:rPr>
+                              </m:ctrlPr>
+                            </m:dPr>
+                            <m:e>
+                              <m:r>
+                                <w:rPr>
+                                  <w:rFonts w:ascii="Cambria Math" w:hAnsi="Cambria Math"/>
+                                  <w:lang w:val="en-US"/>
+                                </w:rPr>
+                                <m:t>0</m:t>
+                              </m:r>
+                            </m:e>
+                          </m:d>
+                        </m:e>
+                        <m:e>
+                          <m:sSub>
+                            <m:sSubPr>
+                              <m:ctrlPr>
+                                <w:rPr>
+                                  <w:rFonts w:ascii="Cambria Math" w:hAnsi="Cambria Math"/>
+                                  <w:i/>
+                                  <w:lang w:val="en-US"/>
+                                </w:rPr>
+                              </m:ctrlPr>
+                            </m:sSubPr>
+                            <m:e>
+                              <m:r>
+                                <w:rPr>
+                                  <w:rFonts w:ascii="Cambria Math" w:hAnsi="Cambria Math"/>
+                                  <w:lang w:val="en-US"/>
+                                </w:rPr>
+                                <m:t>x</m:t>
+                              </m:r>
+                            </m:e>
+                            <m:sub>
+                              <m:r>
+                                <w:rPr>
+                                  <w:rFonts w:ascii="Cambria Math" w:hAnsi="Cambria Math"/>
+                                  <w:lang w:val="en-US"/>
+                                </w:rPr>
+                                <m:t>1</m:t>
+                              </m:r>
+                            </m:sub>
+                          </m:sSub>
+                          <m:d>
+                            <m:dPr>
+                              <m:begChr m:val="["/>
+                              <m:endChr m:val="]"/>
+                              <m:ctrlPr>
+                                <w:rPr>
+                                  <w:rFonts w:ascii="Cambria Math" w:hAnsi="Cambria Math"/>
+                                  <w:i/>
+                                  <w:lang w:val="en-US"/>
+                                </w:rPr>
+                              </m:ctrlPr>
+                            </m:dPr>
+                            <m:e>
+                              <m:r>
+                                <w:rPr>
+                                  <w:rFonts w:ascii="Cambria Math" w:hAnsi="Cambria Math"/>
+                                  <w:lang w:val="en-US"/>
+                                </w:rPr>
+                                <m:t>1</m:t>
+                              </m:r>
+                            </m:e>
+                          </m:d>
+                        </m:e>
+                      </m:mr>
+                      <m:mr>
+                        <m:e>
+                          <m:sSub>
+                            <m:sSubPr>
+                              <m:ctrlPr>
+                                <w:rPr>
+                                  <w:rFonts w:ascii="Cambria Math" w:hAnsi="Cambria Math"/>
+                                  <w:i/>
+                                  <w:lang w:val="en-US"/>
+                                </w:rPr>
+                              </m:ctrlPr>
+                            </m:sSubPr>
+                            <m:e>
+                              <m:r>
+                                <w:rPr>
+                                  <w:rFonts w:ascii="Cambria Math" w:hAnsi="Cambria Math"/>
+                                  <w:lang w:val="en-US"/>
+                                </w:rPr>
+                                <m:t>x</m:t>
+                              </m:r>
+                            </m:e>
+                            <m:sub>
+                              <m:r>
+                                <w:rPr>
+                                  <w:rFonts w:ascii="Cambria Math" w:hAnsi="Cambria Math"/>
+                                  <w:lang w:val="en-US"/>
+                                </w:rPr>
+                                <m:t>2</m:t>
+                              </m:r>
+                            </m:sub>
+                          </m:sSub>
+                          <m:d>
+                            <m:dPr>
+                              <m:begChr m:val="["/>
+                              <m:endChr m:val="]"/>
+                              <m:ctrlPr>
+                                <w:rPr>
+                                  <w:rFonts w:ascii="Cambria Math" w:hAnsi="Cambria Math"/>
+                                  <w:i/>
+                                  <w:lang w:val="en-US"/>
+                                </w:rPr>
+                              </m:ctrlPr>
+                            </m:dPr>
+                            <m:e>
+                              <m:r>
+                                <w:rPr>
+                                  <w:rFonts w:ascii="Cambria Math" w:hAnsi="Cambria Math"/>
+                                  <w:lang w:val="en-US"/>
+                                </w:rPr>
+                                <m:t>0</m:t>
+                              </m:r>
+                            </m:e>
+                          </m:d>
+                        </m:e>
+                        <m:e>
+                          <m:sSub>
+                            <m:sSubPr>
+                              <m:ctrlPr>
+                                <w:rPr>
+                                  <w:rFonts w:ascii="Cambria Math" w:hAnsi="Cambria Math"/>
+                                  <w:i/>
+                                  <w:lang w:val="en-US"/>
+                                </w:rPr>
+                              </m:ctrlPr>
+                            </m:sSubPr>
+                            <m:e>
+                              <m:r>
+                                <w:rPr>
+                                  <w:rFonts w:ascii="Cambria Math" w:hAnsi="Cambria Math"/>
+                                  <w:lang w:val="en-US"/>
+                                </w:rPr>
+                                <m:t>x</m:t>
+                              </m:r>
+                            </m:e>
+                            <m:sub>
+                              <m:r>
+                                <w:rPr>
+                                  <w:rFonts w:ascii="Cambria Math" w:hAnsi="Cambria Math"/>
+                                  <w:lang w:val="en-US"/>
+                                </w:rPr>
+                                <m:t>2</m:t>
+                              </m:r>
+                            </m:sub>
+                          </m:sSub>
+                          <m:d>
+                            <m:dPr>
+                              <m:begChr m:val="["/>
+                              <m:endChr m:val="]"/>
+                              <m:ctrlPr>
+                                <w:rPr>
+                                  <w:rFonts w:ascii="Cambria Math" w:hAnsi="Cambria Math"/>
+                                  <w:i/>
+                                  <w:lang w:val="en-US"/>
+                                </w:rPr>
+                              </m:ctrlPr>
+                            </m:dPr>
+                            <m:e>
+                              <m:r>
+                                <w:rPr>
+                                  <w:rFonts w:ascii="Cambria Math" w:hAnsi="Cambria Math"/>
+                                  <w:lang w:val="en-US"/>
+                                </w:rPr>
+                                <m:t>1</m:t>
+                              </m:r>
+                            </m:e>
+                          </m:d>
+                        </m:e>
+                      </m:mr>
+                    </m:m>
                   </m:e>
-                </m:d>
-              </m:e>
-              <m:sup>
-                <m:r>
-                  <w:rPr>
-                    <w:rFonts w:ascii="Cambria Math" w:hAnsi="Cambria Math"/>
-                    <w:lang w:val="en-US"/>
-                  </w:rPr>
-                  <m:t>1 + i</m:t>
-                </m:r>
-              </m:sup>
-            </m:sSup>
-            <m:sSub>
-              <m:sSubPr>
-                <m:ctrlPr>
-                  <w:rPr>
-                    <w:rFonts w:ascii="Cambria Math" w:hAnsi="Cambria Math"/>
-                    <w:i/>
-                    <w:lang w:val="en-US"/>
-                  </w:rPr>
-                </m:ctrlPr>
-              </m:sSubPr>
-              <m:e>
-                <m:r>
-                  <w:rPr>
-                    <w:rFonts w:ascii="Cambria Math" w:hAnsi="Cambria Math"/>
-                    <w:lang w:val="en-US"/>
-                  </w:rPr>
-                  <m:t>A</m:t>
-                </m:r>
-              </m:e>
-              <m:sub>
-                <m:r>
-                  <w:rPr>
-                    <w:rFonts w:ascii="Cambria Math" w:hAnsi="Cambria Math"/>
-                    <w:lang w:val="en-US"/>
-                  </w:rPr>
-                  <m:t>1,i</m:t>
-                </m:r>
-              </m:sub>
-            </m:sSub>
-          </m:e>
-        </m:nary>
-        <m:d>
-          <m:dPr>
-            <m:begChr m:val="|"/>
-            <m:endChr m:val="|"/>
-            <m:ctrlPr>
-              <w:rPr>
-                <w:rFonts w:ascii="Cambria Math" w:eastAsiaTheme="minorEastAsia" w:hAnsi="Cambria Math"/>
-                <w:i/>
-                <w:lang w:val="en-US"/>
-              </w:rPr>
-            </m:ctrlPr>
-          </m:dPr>
-          <m:e>
-            <m:sSub>
-              <m:sSubPr>
-                <m:ctrlPr>
-                  <w:rPr>
-                    <w:rFonts w:ascii="Cambria Math" w:eastAsiaTheme="minorEastAsia" w:hAnsi="Cambria Math"/>
-                    <w:i/>
-                    <w:lang w:val="en-US"/>
-                  </w:rPr>
-                </m:ctrlPr>
-              </m:sSubPr>
-              <m:e>
-                <m:r>
-                  <w:rPr>
-                    <w:rFonts w:ascii="Cambria Math" w:eastAsiaTheme="minorEastAsia" w:hAnsi="Cambria Math"/>
-                    <w:lang w:val="en-US"/>
-                  </w:rPr>
-                  <m:t>B</m:t>
-                </m:r>
-              </m:e>
-              <m:sub>
-                <m:r>
-                  <w:rPr>
-                    <w:rFonts w:ascii="Cambria Math" w:eastAsiaTheme="minorEastAsia" w:hAnsi="Cambria Math"/>
-                    <w:lang w:val="en-US"/>
-                  </w:rPr>
-                  <m:t>i</m:t>
-                </m:r>
-              </m:sub>
-            </m:sSub>
-          </m:e>
-        </m:d>
-      </m:oMath>
-      <w:r>
-        <w:rPr>
-          <w:lang w:val="en-US"/>
-        </w:rPr>
-        <w:t xml:space="preserve"> </w:t>
-      </w:r>
+                  <m:e>
+                    <m:m>
+                      <m:mPr>
+                        <m:mcs>
+                          <m:mc>
+                            <m:mcPr>
+                              <m:count m:val="2"/>
+                              <m:mcJc m:val="center"/>
+                            </m:mcPr>
+                          </m:mc>
+                        </m:mcs>
+                        <m:ctrlPr>
+                          <w:rPr>
+                            <w:rFonts w:ascii="Cambria Math" w:hAnsi="Cambria Math"/>
+                            <w:i/>
+                            <w:lang w:val="en-US"/>
+                          </w:rPr>
+                        </m:ctrlPr>
+                      </m:mPr>
+                      <m:mr>
+                        <m:e>
+                          <m:r>
+                            <w:rPr>
+                              <w:rFonts w:ascii="Cambria Math" w:hAnsi="Cambria Math"/>
+                              <w:lang w:val="en-US"/>
+                            </w:rPr>
+                            <m:t>…</m:t>
+                          </m:r>
+                        </m:e>
+                        <m:e>
+                          <m:sSub>
+                            <m:sSubPr>
+                              <m:ctrlPr>
+                                <w:rPr>
+                                  <w:rFonts w:ascii="Cambria Math" w:hAnsi="Cambria Math"/>
+                                  <w:i/>
+                                  <w:lang w:val="en-US"/>
+                                </w:rPr>
+                              </m:ctrlPr>
+                            </m:sSubPr>
+                            <m:e>
+                              <m:r>
+                                <w:rPr>
+                                  <w:rFonts w:ascii="Cambria Math" w:hAnsi="Cambria Math"/>
+                                  <w:lang w:val="en-US"/>
+                                </w:rPr>
+                                <m:t>x</m:t>
+                              </m:r>
+                            </m:e>
+                            <m:sub>
+                              <m:r>
+                                <w:rPr>
+                                  <w:rFonts w:ascii="Cambria Math" w:hAnsi="Cambria Math"/>
+                                  <w:lang w:val="en-US"/>
+                                </w:rPr>
+                                <m:t>1</m:t>
+                              </m:r>
+                            </m:sub>
+                          </m:sSub>
+                          <m:d>
+                            <m:dPr>
+                              <m:begChr m:val="["/>
+                              <m:endChr m:val="]"/>
+                              <m:ctrlPr>
+                                <w:rPr>
+                                  <w:rFonts w:ascii="Cambria Math" w:hAnsi="Cambria Math"/>
+                                  <w:i/>
+                                  <w:lang w:val="en-US"/>
+                                </w:rPr>
+                              </m:ctrlPr>
+                            </m:dPr>
+                            <m:e>
+                              <m:r>
+                                <w:rPr>
+                                  <w:rFonts w:ascii="Cambria Math" w:hAnsi="Cambria Math"/>
+                                  <w:lang w:val="en-US"/>
+                                </w:rPr>
+                                <m:t>m</m:t>
+                              </m:r>
+                            </m:e>
+                          </m:d>
+                        </m:e>
+                      </m:mr>
+                      <m:mr>
+                        <m:e>
+                          <m:r>
+                            <w:rPr>
+                              <w:rFonts w:ascii="Cambria Math" w:hAnsi="Cambria Math"/>
+                              <w:lang w:val="en-US"/>
+                            </w:rPr>
+                            <m:t>…</m:t>
+                          </m:r>
+                        </m:e>
+                        <m:e>
+                          <m:sSub>
+                            <m:sSubPr>
+                              <m:ctrlPr>
+                                <w:rPr>
+                                  <w:rFonts w:ascii="Cambria Math" w:hAnsi="Cambria Math"/>
+                                  <w:i/>
+                                  <w:lang w:val="en-US"/>
+                                </w:rPr>
+                              </m:ctrlPr>
+                            </m:sSubPr>
+                            <m:e>
+                              <m:r>
+                                <w:rPr>
+                                  <w:rFonts w:ascii="Cambria Math" w:hAnsi="Cambria Math"/>
+                                  <w:lang w:val="en-US"/>
+                                </w:rPr>
+                                <m:t>x</m:t>
+                              </m:r>
+                            </m:e>
+                            <m:sub>
+                              <m:r>
+                                <w:rPr>
+                                  <w:rFonts w:ascii="Cambria Math" w:hAnsi="Cambria Math"/>
+                                  <w:lang w:val="en-US"/>
+                                </w:rPr>
+                                <m:t>2</m:t>
+                              </m:r>
+                            </m:sub>
+                          </m:sSub>
+                          <m:d>
+                            <m:dPr>
+                              <m:begChr m:val="["/>
+                              <m:endChr m:val="]"/>
+                              <m:ctrlPr>
+                                <w:rPr>
+                                  <w:rFonts w:ascii="Cambria Math" w:hAnsi="Cambria Math"/>
+                                  <w:i/>
+                                  <w:lang w:val="en-US"/>
+                                </w:rPr>
+                              </m:ctrlPr>
+                            </m:dPr>
+                            <m:e>
+                              <m:r>
+                                <w:rPr>
+                                  <w:rFonts w:ascii="Cambria Math" w:hAnsi="Cambria Math"/>
+                                  <w:lang w:val="en-US"/>
+                                </w:rPr>
+                                <m:t>m</m:t>
+                              </m:r>
+                            </m:e>
+                          </m:d>
+                        </m:e>
+                      </m:mr>
+                    </m:m>
+                  </m:e>
+                </m:mr>
+                <m:mr>
+                  <m:e>
+                    <m:m>
+                      <m:mPr>
+                        <m:mcs>
+                          <m:mc>
+                            <m:mcPr>
+                              <m:count m:val="2"/>
+                              <m:mcJc m:val="center"/>
+                            </m:mcPr>
+                          </m:mc>
+                        </m:mcs>
+                        <m:ctrlPr>
+                          <w:rPr>
+                            <w:rFonts w:ascii="Cambria Math" w:hAnsi="Cambria Math"/>
+                            <w:i/>
+                            <w:lang w:val="en-US"/>
+                          </w:rPr>
+                        </m:ctrlPr>
+                      </m:mPr>
+                      <m:mr>
+                        <m:e>
+                          <m:r>
+                            <w:rPr>
+                              <w:rFonts w:ascii="Cambria Math" w:hAnsi="Cambria Math"/>
+                              <w:lang w:val="en-US"/>
+                            </w:rPr>
+                            <m:t>…</m:t>
+                          </m:r>
+                        </m:e>
+                        <m:e>
+                          <m:r>
+                            <w:rPr>
+                              <w:rFonts w:ascii="Cambria Math" w:hAnsi="Cambria Math"/>
+                              <w:lang w:val="en-US"/>
+                            </w:rPr>
+                            <m:t>…</m:t>
+                          </m:r>
+                        </m:e>
+                      </m:mr>
+                      <m:mr>
+                        <m:e>
+                          <m:sSub>
+                            <m:sSubPr>
+                              <m:ctrlPr>
+                                <w:rPr>
+                                  <w:rFonts w:ascii="Cambria Math" w:hAnsi="Cambria Math"/>
+                                  <w:i/>
+                                  <w:lang w:val="en-US"/>
+                                </w:rPr>
+                              </m:ctrlPr>
+                            </m:sSubPr>
+                            <m:e>
+                              <m:r>
+                                <w:rPr>
+                                  <w:rFonts w:ascii="Cambria Math" w:hAnsi="Cambria Math"/>
+                                  <w:lang w:val="en-US"/>
+                                </w:rPr>
+                                <m:t>x</m:t>
+                              </m:r>
+                            </m:e>
+                            <m:sub>
+                              <m:r>
+                                <w:rPr>
+                                  <w:rFonts w:ascii="Cambria Math" w:hAnsi="Cambria Math"/>
+                                  <w:lang w:val="en-US"/>
+                                </w:rPr>
+                                <m:t>n</m:t>
+                              </m:r>
+                            </m:sub>
+                          </m:sSub>
+                          <m:d>
+                            <m:dPr>
+                              <m:begChr m:val="["/>
+                              <m:endChr m:val="]"/>
+                              <m:ctrlPr>
+                                <w:rPr>
+                                  <w:rFonts w:ascii="Cambria Math" w:hAnsi="Cambria Math"/>
+                                  <w:i/>
+                                  <w:lang w:val="en-US"/>
+                                </w:rPr>
+                              </m:ctrlPr>
+                            </m:dPr>
+                            <m:e>
+                              <m:r>
+                                <w:rPr>
+                                  <w:rFonts w:ascii="Cambria Math" w:hAnsi="Cambria Math"/>
+                                  <w:lang w:val="en-US"/>
+                                </w:rPr>
+                                <m:t>0</m:t>
+                              </m:r>
+                            </m:e>
+                          </m:d>
+                        </m:e>
+                        <m:e>
+                          <m:sSub>
+                            <m:sSubPr>
+                              <m:ctrlPr>
+                                <w:rPr>
+                                  <w:rFonts w:ascii="Cambria Math" w:hAnsi="Cambria Math"/>
+                                  <w:i/>
+                                  <w:lang w:val="en-US"/>
+                                </w:rPr>
+                              </m:ctrlPr>
+                            </m:sSubPr>
+                            <m:e>
+                              <m:r>
+                                <w:rPr>
+                                  <w:rFonts w:ascii="Cambria Math" w:hAnsi="Cambria Math"/>
+                                  <w:lang w:val="en-US"/>
+                                </w:rPr>
+                                <m:t>x</m:t>
+                              </m:r>
+                            </m:e>
+                            <m:sub>
+                              <m:r>
+                                <w:rPr>
+                                  <w:rFonts w:ascii="Cambria Math" w:hAnsi="Cambria Math"/>
+                                  <w:lang w:val="en-US"/>
+                                </w:rPr>
+                                <m:t>n</m:t>
+                              </m:r>
+                            </m:sub>
+                          </m:sSub>
+                          <m:d>
+                            <m:dPr>
+                              <m:begChr m:val="["/>
+                              <m:endChr m:val="]"/>
+                              <m:ctrlPr>
+                                <w:rPr>
+                                  <w:rFonts w:ascii="Cambria Math" w:hAnsi="Cambria Math"/>
+                                  <w:i/>
+                                  <w:lang w:val="en-US"/>
+                                </w:rPr>
+                              </m:ctrlPr>
+                            </m:dPr>
+                            <m:e>
+                              <m:r>
+                                <w:rPr>
+                                  <w:rFonts w:ascii="Cambria Math" w:hAnsi="Cambria Math"/>
+                                  <w:lang w:val="en-US"/>
+                                </w:rPr>
+                                <m:t>1</m:t>
+                              </m:r>
+                            </m:e>
+                          </m:d>
+                        </m:e>
+                      </m:mr>
+                    </m:m>
+                  </m:e>
+                  <m:e>
+                    <m:m>
+                      <m:mPr>
+                        <m:mcs>
+                          <m:mc>
+                            <m:mcPr>
+                              <m:count m:val="2"/>
+                              <m:mcJc m:val="center"/>
+                            </m:mcPr>
+                          </m:mc>
+                        </m:mcs>
+                        <m:ctrlPr>
+                          <w:rPr>
+                            <w:rFonts w:ascii="Cambria Math" w:hAnsi="Cambria Math"/>
+                            <w:i/>
+                            <w:lang w:val="en-US"/>
+                          </w:rPr>
+                        </m:ctrlPr>
+                      </m:mPr>
+                      <m:mr>
+                        <m:e>
+                          <m:r>
+                            <w:rPr>
+                              <w:rFonts w:ascii="Cambria Math" w:hAnsi="Cambria Math"/>
+                              <w:lang w:val="en-US"/>
+                            </w:rPr>
+                            <m:t>…</m:t>
+                          </m:r>
+                        </m:e>
+                        <m:e>
+                          <m:r>
+                            <w:rPr>
+                              <w:rFonts w:ascii="Cambria Math" w:hAnsi="Cambria Math"/>
+                              <w:lang w:val="en-US"/>
+                            </w:rPr>
+                            <m:t>…</m:t>
+                          </m:r>
+                        </m:e>
+                      </m:mr>
+                      <m:mr>
+                        <m:e>
+                          <m:r>
+                            <w:rPr>
+                              <w:rFonts w:ascii="Cambria Math" w:hAnsi="Cambria Math"/>
+                              <w:lang w:val="en-US"/>
+                            </w:rPr>
+                            <m:t>…</m:t>
+                          </m:r>
+                        </m:e>
+                        <m:e>
+                          <m:sSub>
+                            <m:sSubPr>
+                              <m:ctrlPr>
+                                <w:rPr>
+                                  <w:rFonts w:ascii="Cambria Math" w:hAnsi="Cambria Math"/>
+                                  <w:i/>
+                                  <w:lang w:val="en-US"/>
+                                </w:rPr>
+                              </m:ctrlPr>
+                            </m:sSubPr>
+                            <m:e>
+                              <m:r>
+                                <w:rPr>
+                                  <w:rFonts w:ascii="Cambria Math" w:hAnsi="Cambria Math"/>
+                                  <w:lang w:val="en-US"/>
+                                </w:rPr>
+                                <m:t>x</m:t>
+                              </m:r>
+                            </m:e>
+                            <m:sub>
+                              <m:r>
+                                <w:rPr>
+                                  <w:rFonts w:ascii="Cambria Math" w:hAnsi="Cambria Math"/>
+                                  <w:lang w:val="en-US"/>
+                                </w:rPr>
+                                <m:t>n</m:t>
+                              </m:r>
+                            </m:sub>
+                          </m:sSub>
+                          <m:d>
+                            <m:dPr>
+                              <m:begChr m:val="["/>
+                              <m:endChr m:val="]"/>
+                              <m:ctrlPr>
+                                <w:rPr>
+                                  <w:rFonts w:ascii="Cambria Math" w:hAnsi="Cambria Math"/>
+                                  <w:i/>
+                                  <w:lang w:val="en-US"/>
+                                </w:rPr>
+                              </m:ctrlPr>
+                            </m:dPr>
+                            <m:e>
+                              <m:r>
+                                <w:rPr>
+                                  <w:rFonts w:ascii="Cambria Math" w:hAnsi="Cambria Math"/>
+                                  <w:lang w:val="en-US"/>
+                                </w:rPr>
+                                <m:t>m</m:t>
+                              </m:r>
+                            </m:e>
+                          </m:d>
+                        </m:e>
+                      </m:mr>
+                    </m:m>
+                  </m:e>
+                </m:mr>
+              </m:m>
+            </m:e>
+          </m:d>
+        </m:oMath>
+      </m:oMathPara>
     </w:p>
     <w:p>
       <w:pPr>
@@ -8209,79 +10477,32 @@
         <w:rPr>
           <w:lang w:val="en-US"/>
         </w:rPr>
-        <w:t>A</w:t>
-      </w:r>
-      <w:r>
-        <w:rPr>
-          <w:vertAlign w:val="subscript"/>
-          <w:lang w:val="en-US"/>
-        </w:rPr>
-        <w:t>1, i</w:t>
-      </w:r>
-      <w:r>
-        <w:rPr>
-          <w:lang w:val="en-US"/>
-        </w:rPr>
-        <w:t xml:space="preserve"> là giá trị của phần tử dòng 1 cột i trong ma trận A</w:t>
-      </w:r>
-    </w:p>
-    <w:p>
-      <w:pPr>
-        <w:pStyle w:val="ListParagraph"/>
-        <w:numPr>
-          <w:ilvl w:val="0"/>
-          <w:numId w:val="4"/>
-        </w:numPr>
-        <w:rPr>
-          <w:lang w:val="en-US"/>
-        </w:rPr>
-      </w:pPr>
-      <w:r>
-        <w:rPr>
-          <w:lang w:val="en-US"/>
-        </w:rPr>
-        <w:t>B</w:t>
-      </w:r>
-      <w:r>
-        <w:rPr>
-          <w:vertAlign w:val="subscript"/>
-          <w:lang w:val="en-US"/>
-        </w:rPr>
-        <w:t>i</w:t>
-      </w:r>
-      <w:r>
-        <w:rPr>
-          <w:lang w:val="en-US"/>
-        </w:rPr>
-        <w:t xml:space="preserve"> là ma trận nhận được bằng cách loại bỏ dòng 1 và c</w:t>
-      </w:r>
-      <w:bookmarkStart w:id="0" w:name="_GoBack"/>
-      <w:bookmarkEnd w:id="0"/>
-      <w:r>
-        <w:rPr>
-          <w:lang w:val="en-US"/>
-        </w:rPr>
-        <w:t>ột i</w:t>
-      </w:r>
-    </w:p>
-    <w:p>
-      <w:pPr>
-        <w:rPr>
-          <w:lang w:val="en-US"/>
-        </w:rPr>
-      </w:pPr>
-    </w:p>
-    <w:p>
-      <w:pPr>
-        <w:rPr>
-          <w:lang w:val="en-US"/>
-        </w:rPr>
-      </w:pPr>
-      <w:r>
-        <w:rPr>
-          <w:lang w:val="en-US"/>
-        </w:rPr>
-        <w:lastRenderedPageBreak/>
+        <w:t xml:space="preserve">Để tính hệ số của 1 Basis bất kì của A, ta xác định Basis đó là tích nêm của những </w:t>
+      </w:r>
+      <w:r>
+        <w:rPr>
+          <w:lang w:val="en-US"/>
+        </w:rPr>
+        <w:t>Vector đơn vị nào, lưu ý các Vector đơn vị này sắp xếp theo thứ tự tăng dần, sau đó giữ lại các cột tương ứng với những Vector đơn vị này, loại bỏ các cột còn lại, rồi tính định thức của ma trận nhận được, ta được hệ số</w:t>
+      </w:r>
+    </w:p>
+    <w:p>
+      <w:pPr>
+        <w:rPr>
+          <w:lang w:val="en-US"/>
+        </w:rPr>
+      </w:pPr>
+    </w:p>
+    <w:p>
+      <w:pPr>
+        <w:rPr>
+          <w:lang w:val="en-US"/>
+        </w:rPr>
+      </w:pPr>
+      <w:r>
+        <w:rPr>
+          <w:lang w:val="en-US"/>
+        </w:rPr>
         <w:t>System Of Equations – Hệ Phương Trình:</w:t>
       </w:r>
     </w:p>
@@ -8328,6 +10549,7 @@
           <w:rFonts w:eastAsiaTheme="minorEastAsia"/>
           <w:lang w:val="en-US"/>
         </w:rPr>
+        <w:lastRenderedPageBreak/>
         <w:t>Giải hệ phương trình tuyến tính với kết quả luôn luôn chính xác</w:t>
       </w:r>
     </w:p>
@@ -9903,7 +12125,6 @@
         <w:rPr>
           <w:lang w:val="en-US"/>
         </w:rPr>
-        <w:lastRenderedPageBreak/>
         <w:t>Dùng ma trận bổ sung rồi thực hiện các phép biến đổi Gaussian để đưa ma trận về dạng bậc thang</w:t>
       </w:r>
     </w:p>
@@ -9940,6 +12161,7 @@
         <w:rPr>
           <w:lang w:val="en-US"/>
         </w:rPr>
+        <w:lastRenderedPageBreak/>
         <w:t>Hệ phương trình ban đầu</w:t>
       </w:r>
     </w:p>
@@ -12691,6 +14913,7 @@
         <w:rPr>
           <w:lang w:val="en-US"/>
         </w:rPr>
+        <w:lastRenderedPageBreak/>
         <w:tab/>
       </w:r>
       <w:r>
@@ -14579,7 +16802,6 @@
           <w:rFonts w:eastAsiaTheme="minorEastAsia"/>
           <w:lang w:val="en-US"/>
         </w:rPr>
-        <w:lastRenderedPageBreak/>
         <w:tab/>
       </w:r>
       <w:r>
@@ -15061,6 +17283,7 @@
           <w:rFonts w:eastAsiaTheme="minorEastAsia"/>
           <w:lang w:val="en-US"/>
         </w:rPr>
+        <w:lastRenderedPageBreak/>
         <w:tab/>
       </w:r>
       <w:r>
@@ -17513,7 +19736,6 @@
             <w:sz w:val="24"/>
             <w:lang w:val="en-US"/>
           </w:rPr>
-          <w:lastRenderedPageBreak/>
           <m:t>M=UΣ</m:t>
         </m:r>
         <m:sSup>
@@ -17582,6 +19804,7 @@
         <w:rPr>
           <w:lang w:val="en-US"/>
         </w:rPr>
+        <w:lastRenderedPageBreak/>
         <w:tab/>
       </w:r>
       <m:oMath>
@@ -20347,7 +22570,6 @@
         <w:rPr>
           <w:lang w:val="en-US"/>
         </w:rPr>
-        <w:lastRenderedPageBreak/>
         <w:tab/>
       </w:r>
       <w:r>
@@ -20704,6 +22926,7 @@
         <w:rPr>
           <w:lang w:val="en-US"/>
         </w:rPr>
+        <w:lastRenderedPageBreak/>
         <w:t>Low Rank Approximation:</w:t>
       </w:r>
     </w:p>
@@ -27626,6 +29849,7 @@
           <w:noProof/>
           <w:lang w:eastAsia="vi-VN"/>
         </w:rPr>
+        <w:lastRenderedPageBreak/>
         <mc:AlternateContent>
           <mc:Choice Requires="wps">
             <w:drawing>
@@ -30388,7 +32612,6 @@
         <w:rPr>
           <w:lang w:val="en-US"/>
         </w:rPr>
-        <w:lastRenderedPageBreak/>
         <w:tab/>
       </w:r>
       <w:r>
@@ -30444,6 +32667,7 @@
           <w:sz w:val="24"/>
           <w:lang w:val="en-US"/>
         </w:rPr>
+        <w:lastRenderedPageBreak/>
         <w:tab/>
       </w:r>
       <w:r>
@@ -31300,7 +33524,6 @@
         <w:rPr>
           <w:lang w:val="en-US"/>
         </w:rPr>
-        <w:lastRenderedPageBreak/>
         <w:tab/>
       </w:r>
       <w:r>
@@ -31341,6 +33564,7 @@
         <w:rPr>
           <w:lang w:val="en-US"/>
         </w:rPr>
+        <w:lastRenderedPageBreak/>
         <w:tab/>
       </w:r>
       <w:r>
@@ -33725,7 +35949,6 @@
           <w:rFonts w:eastAsiaTheme="minorEastAsia"/>
           <w:lang w:val="en-US"/>
         </w:rPr>
-        <w:lastRenderedPageBreak/>
         <w:tab/>
       </w:r>
       <w:r>
@@ -33749,6 +35972,7 @@
           <w:rFonts w:eastAsiaTheme="minorEastAsia"/>
           <w:lang w:val="en-US"/>
         </w:rPr>
+        <w:lastRenderedPageBreak/>
         <w:tab/>
       </w:r>
       <w:r>
@@ -34362,6 +36586,95 @@
     </w:lvl>
   </w:abstractNum>
   <w:abstractNum w:abstractNumId="2">
+    <w:nsid w:val="2023161A"/>
+    <w:multiLevelType w:val="hybridMultilevel"/>
+    <w:tmpl w:val="50EE15AC"/>
+    <w:lvl w:ilvl="0" w:tplc="5F70E776">
+      <w:start w:val="1"/>
+      <w:numFmt w:val="decimal"/>
+      <w:lvlText w:val="%1."/>
+      <w:lvlJc w:val="left"/>
+      <w:pPr>
+        <w:ind w:left="1080" w:hanging="360"/>
+      </w:pPr>
+      <w:rPr>
+        <w:rFonts w:hint="default"/>
+      </w:rPr>
+    </w:lvl>
+    <w:lvl w:ilvl="1" w:tplc="042A0019" w:tentative="1">
+      <w:start w:val="1"/>
+      <w:numFmt w:val="lowerLetter"/>
+      <w:lvlText w:val="%2."/>
+      <w:lvlJc w:val="left"/>
+      <w:pPr>
+        <w:ind w:left="1800" w:hanging="360"/>
+      </w:pPr>
+    </w:lvl>
+    <w:lvl w:ilvl="2" w:tplc="042A001B" w:tentative="1">
+      <w:start w:val="1"/>
+      <w:numFmt w:val="lowerRoman"/>
+      <w:lvlText w:val="%3."/>
+      <w:lvlJc w:val="right"/>
+      <w:pPr>
+        <w:ind w:left="2520" w:hanging="180"/>
+      </w:pPr>
+    </w:lvl>
+    <w:lvl w:ilvl="3" w:tplc="042A000F" w:tentative="1">
+      <w:start w:val="1"/>
+      <w:numFmt w:val="decimal"/>
+      <w:lvlText w:val="%4."/>
+      <w:lvlJc w:val="left"/>
+      <w:pPr>
+        <w:ind w:left="3240" w:hanging="360"/>
+      </w:pPr>
+    </w:lvl>
+    <w:lvl w:ilvl="4" w:tplc="042A0019" w:tentative="1">
+      <w:start w:val="1"/>
+      <w:numFmt w:val="lowerLetter"/>
+      <w:lvlText w:val="%5."/>
+      <w:lvlJc w:val="left"/>
+      <w:pPr>
+        <w:ind w:left="3960" w:hanging="360"/>
+      </w:pPr>
+    </w:lvl>
+    <w:lvl w:ilvl="5" w:tplc="042A001B" w:tentative="1">
+      <w:start w:val="1"/>
+      <w:numFmt w:val="lowerRoman"/>
+      <w:lvlText w:val="%6."/>
+      <w:lvlJc w:val="right"/>
+      <w:pPr>
+        <w:ind w:left="4680" w:hanging="180"/>
+      </w:pPr>
+    </w:lvl>
+    <w:lvl w:ilvl="6" w:tplc="042A000F" w:tentative="1">
+      <w:start w:val="1"/>
+      <w:numFmt w:val="decimal"/>
+      <w:lvlText w:val="%7."/>
+      <w:lvlJc w:val="left"/>
+      <w:pPr>
+        <w:ind w:left="5400" w:hanging="360"/>
+      </w:pPr>
+    </w:lvl>
+    <w:lvl w:ilvl="7" w:tplc="042A0019" w:tentative="1">
+      <w:start w:val="1"/>
+      <w:numFmt w:val="lowerLetter"/>
+      <w:lvlText w:val="%8."/>
+      <w:lvlJc w:val="left"/>
+      <w:pPr>
+        <w:ind w:left="6120" w:hanging="360"/>
+      </w:pPr>
+    </w:lvl>
+    <w:lvl w:ilvl="8" w:tplc="042A001B" w:tentative="1">
+      <w:start w:val="1"/>
+      <w:numFmt w:val="lowerRoman"/>
+      <w:lvlText w:val="%9."/>
+      <w:lvlJc w:val="right"/>
+      <w:pPr>
+        <w:ind w:left="6840" w:hanging="180"/>
+      </w:pPr>
+    </w:lvl>
+  </w:abstractNum>
+  <w:abstractNum w:abstractNumId="3">
     <w:nsid w:val="27D24B23"/>
     <w:multiLevelType w:val="hybridMultilevel"/>
     <w:tmpl w:val="1CB83994"/>
@@ -34474,7 +36787,7 @@
       </w:rPr>
     </w:lvl>
   </w:abstractNum>
-  <w:abstractNum w:abstractNumId="3">
+  <w:abstractNum w:abstractNumId="4">
     <w:nsid w:val="2CED4643"/>
     <w:multiLevelType w:val="hybridMultilevel"/>
     <w:tmpl w:val="ADC63626"/>
@@ -34564,7 +36877,7 @@
       </w:pPr>
     </w:lvl>
   </w:abstractNum>
-  <w:abstractNum w:abstractNumId="4">
+  <w:abstractNum w:abstractNumId="5">
     <w:nsid w:val="30DB0CB7"/>
     <w:multiLevelType w:val="hybridMultilevel"/>
     <w:tmpl w:val="1848E642"/>
@@ -34654,7 +36967,7 @@
       </w:pPr>
     </w:lvl>
   </w:abstractNum>
-  <w:abstractNum w:abstractNumId="5">
+  <w:abstractNum w:abstractNumId="6">
     <w:nsid w:val="372556C7"/>
     <w:multiLevelType w:val="hybridMultilevel"/>
     <w:tmpl w:val="38F80752"/>
@@ -34767,7 +37080,7 @@
       </w:rPr>
     </w:lvl>
   </w:abstractNum>
-  <w:abstractNum w:abstractNumId="6">
+  <w:abstractNum w:abstractNumId="7">
     <w:nsid w:val="3AE07499"/>
     <w:multiLevelType w:val="hybridMultilevel"/>
     <w:tmpl w:val="E33E7D9C"/>
@@ -34880,7 +37193,7 @@
       </w:rPr>
     </w:lvl>
   </w:abstractNum>
-  <w:abstractNum w:abstractNumId="7">
+  <w:abstractNum w:abstractNumId="8">
     <w:nsid w:val="44CC7662"/>
     <w:multiLevelType w:val="hybridMultilevel"/>
     <w:tmpl w:val="72AEF60C"/>
@@ -34969,7 +37282,7 @@
       </w:pPr>
     </w:lvl>
   </w:abstractNum>
-  <w:abstractNum w:abstractNumId="8">
+  <w:abstractNum w:abstractNumId="9">
     <w:nsid w:val="4BB40367"/>
     <w:multiLevelType w:val="hybridMultilevel"/>
     <w:tmpl w:val="D592F9A2"/>
@@ -35058,7 +37371,7 @@
       </w:pPr>
     </w:lvl>
   </w:abstractNum>
-  <w:abstractNum w:abstractNumId="9">
+  <w:abstractNum w:abstractNumId="10">
     <w:nsid w:val="53385EBA"/>
     <w:multiLevelType w:val="hybridMultilevel"/>
     <w:tmpl w:val="54B4EEA2"/>
@@ -35147,7 +37460,7 @@
       </w:pPr>
     </w:lvl>
   </w:abstractNum>
-  <w:abstractNum w:abstractNumId="10">
+  <w:abstractNum w:abstractNumId="11">
     <w:nsid w:val="6DC20601"/>
     <w:multiLevelType w:val="hybridMultilevel"/>
     <w:tmpl w:val="A9C2E9CA"/>
@@ -35260,7 +37573,7 @@
       </w:rPr>
     </w:lvl>
   </w:abstractNum>
-  <w:abstractNum w:abstractNumId="11">
+  <w:abstractNum w:abstractNumId="12">
     <w:nsid w:val="70BA5BE1"/>
     <w:multiLevelType w:val="hybridMultilevel"/>
     <w:tmpl w:val="8EF4A3C6"/>
@@ -35350,7 +37663,7 @@
       </w:pPr>
     </w:lvl>
   </w:abstractNum>
-  <w:abstractNum w:abstractNumId="12">
+  <w:abstractNum w:abstractNumId="13">
     <w:nsid w:val="73973A47"/>
     <w:multiLevelType w:val="hybridMultilevel"/>
     <w:tmpl w:val="647AFAA4"/>
@@ -35439,7 +37752,7 @@
       </w:pPr>
     </w:lvl>
   </w:abstractNum>
-  <w:abstractNum w:abstractNumId="13">
+  <w:abstractNum w:abstractNumId="14">
     <w:nsid w:val="78CD21BB"/>
     <w:multiLevelType w:val="hybridMultilevel"/>
     <w:tmpl w:val="FFCE1E90"/>
@@ -35528,7 +37841,7 @@
       </w:pPr>
     </w:lvl>
   </w:abstractNum>
-  <w:abstractNum w:abstractNumId="14">
+  <w:abstractNum w:abstractNumId="15">
     <w:nsid w:val="7E137E8C"/>
     <w:multiLevelType w:val="hybridMultilevel"/>
     <w:tmpl w:val="E5E2BFB6"/>
@@ -35618,49 +37931,52 @@
     </w:lvl>
   </w:abstractNum>
   <w:num w:numId="1">
-    <w:abstractNumId w:val="8"/>
+    <w:abstractNumId w:val="9"/>
   </w:num>
   <w:num w:numId="2">
-    <w:abstractNumId w:val="5"/>
+    <w:abstractNumId w:val="6"/>
   </w:num>
   <w:num w:numId="3">
     <w:abstractNumId w:val="0"/>
   </w:num>
   <w:num w:numId="4">
-    <w:abstractNumId w:val="6"/>
+    <w:abstractNumId w:val="7"/>
   </w:num>
   <w:num w:numId="5">
-    <w:abstractNumId w:val="12"/>
+    <w:abstractNumId w:val="13"/>
   </w:num>
   <w:num w:numId="6">
-    <w:abstractNumId w:val="9"/>
+    <w:abstractNumId w:val="10"/>
   </w:num>
   <w:num w:numId="7">
-    <w:abstractNumId w:val="7"/>
+    <w:abstractNumId w:val="8"/>
   </w:num>
   <w:num w:numId="8">
-    <w:abstractNumId w:val="2"/>
+    <w:abstractNumId w:val="3"/>
   </w:num>
   <w:num w:numId="9">
-    <w:abstractNumId w:val="10"/>
+    <w:abstractNumId w:val="11"/>
   </w:num>
   <w:num w:numId="10">
+    <w:abstractNumId w:val="15"/>
+  </w:num>
+  <w:num w:numId="11">
+    <w:abstractNumId w:val="5"/>
+  </w:num>
+  <w:num w:numId="12">
     <w:abstractNumId w:val="14"/>
   </w:num>
-  <w:num w:numId="11">
+  <w:num w:numId="13">
     <w:abstractNumId w:val="4"/>
-  </w:num>
-  <w:num w:numId="12">
-    <w:abstractNumId w:val="13"/>
-  </w:num>
-  <w:num w:numId="13">
-    <w:abstractNumId w:val="3"/>
   </w:num>
   <w:num w:numId="14">
     <w:abstractNumId w:val="1"/>
   </w:num>
   <w:num w:numId="15">
-    <w:abstractNumId w:val="11"/>
+    <w:abstractNumId w:val="12"/>
+  </w:num>
+  <w:num w:numId="16">
+    <w:abstractNumId w:val="2"/>
   </w:num>
 </w:numbering>
 </file>

--- a/linear algebra.docx
+++ b/linear algebra.docx
@@ -1768,14 +1768,7 @@
             <w:rFonts w:ascii="Cambria Math" w:hAnsi="Cambria Math"/>
             <w:lang w:val="en-US"/>
           </w:rPr>
-          <m:t>A</m:t>
-        </m:r>
-        <m:r>
-          <w:rPr>
-            <w:rFonts w:ascii="Cambria Math" w:hAnsi="Cambria Math"/>
-            <w:lang w:val="en-US"/>
-          </w:rPr>
-          <m:t>B=</m:t>
+          <m:t>AB=</m:t>
         </m:r>
         <m:d>
           <m:dPr>
@@ -1919,15 +1912,7 @@
         <w:rPr>
           <w:lang w:val="en-US"/>
         </w:rPr>
-        <w:t>Ma Trậ</w:t>
-      </w:r>
-      <w:bookmarkStart w:id="0" w:name="_GoBack"/>
-      <w:bookmarkEnd w:id="0"/>
-      <w:r>
-        <w:rPr>
-          <w:lang w:val="en-US"/>
-        </w:rPr>
-        <w:t>n Nghịch Đảo Của Ma Trận Vuông?</w:t>
+        <w:t>Ma Trận Nghịch Đảo Của Ma Trận Vuông?</w:t>
       </w:r>
     </w:p>
     <w:p>
@@ -5649,7 +5634,25 @@
         <w:rPr>
           <w:lang w:val="en-US"/>
         </w:rPr>
-        <w:t>Xét mỗi hàng của ma trận, từ trái qua phải, số đầu tiên khác 0 phải = 1, và số đó là số khác 0 duy nhất trong cột của nó</w:t>
+        <w:t>Từ trên xuống, xét mỗi hàng, số đầu tiên của hàng khác 0 phải = 1, vị trí của số này gọi là vị trí trụ (Pivot Position)</w:t>
+      </w:r>
+      <w:r>
+        <w:rPr>
+          <w:lang w:val="en-US"/>
+        </w:rPr>
+        <w:t>,</w:t>
+      </w:r>
+      <w:r>
+        <w:rPr>
+          <w:lang w:val="en-US"/>
+        </w:rPr>
+        <w:t xml:space="preserve"> biến ứng với nó gọi là biến dẫn đầu (Leading Variable)</w:t>
+      </w:r>
+      <w:r>
+        <w:rPr>
+          <w:lang w:val="en-US"/>
+        </w:rPr>
+        <w:t>, và cột chứa nó là trụ cột (Pivot Column)</w:t>
       </w:r>
     </w:p>
     <w:p>
@@ -5667,7 +5670,49 @@
         <w:rPr>
           <w:lang w:val="en-US"/>
         </w:rPr>
-        <w:t>Mỗi ma trận chỉ có duy nhất 1 dạng hàng bậc thang rút gọn</w:t>
+        <w:t>Trụ cột</w:t>
+      </w:r>
+      <w:r>
+        <w:rPr>
+          <w:lang w:val="en-US"/>
+        </w:rPr>
+        <w:t xml:space="preserve"> ở hàng tiếp theo phải </w:t>
+      </w:r>
+      <w:r>
+        <w:rPr>
+          <w:lang w:val="en-US"/>
+        </w:rPr>
+        <w:t xml:space="preserve">ở </w:t>
+      </w:r>
+      <w:r>
+        <w:rPr>
+          <w:lang w:val="en-US"/>
+        </w:rPr>
+        <w:t xml:space="preserve">bên </w:t>
+      </w:r>
+      <w:r>
+        <w:rPr>
+          <w:lang w:val="en-US"/>
+        </w:rPr>
+        <w:t xml:space="preserve">phải </w:t>
+      </w:r>
+      <w:r>
+        <w:rPr>
+          <w:lang w:val="en-US"/>
+        </w:rPr>
+        <w:t>trụ cột</w:t>
+      </w:r>
+      <w:r>
+        <w:rPr>
+          <w:lang w:val="en-US"/>
+        </w:rPr>
+        <w:t xml:space="preserve"> của hàng hiện tại</w:t>
+      </w:r>
+      <w:r>
+        <w:rPr>
+          <w:lang w:val="en-US"/>
+        </w:rPr>
+        <w:t>, đồng thời các trụ cột đều là One Hot Vector</w:t>
       </w:r>
     </w:p>
     <w:p>
@@ -5685,6 +5730,58 @@
         <w:rPr>
           <w:lang w:val="en-US"/>
         </w:rPr>
+        <w:t xml:space="preserve">Các biến không phải là biến dẫn đầu của bất kì dòng nào gọi là biến tự do </w:t>
+      </w:r>
+    </w:p>
+    <w:p>
+      <w:pPr>
+        <w:pStyle w:val="ListParagraph"/>
+        <w:ind w:left="1080"/>
+        <w:rPr>
+          <w:lang w:val="en-US"/>
+        </w:rPr>
+      </w:pPr>
+      <w:r>
+        <w:rPr>
+          <w:lang w:val="en-US"/>
+        </w:rPr>
+        <w:t>(Free Variable)</w:t>
+      </w:r>
+    </w:p>
+    <w:p>
+      <w:pPr>
+        <w:pStyle w:val="ListParagraph"/>
+        <w:numPr>
+          <w:ilvl w:val="0"/>
+          <w:numId w:val="4"/>
+        </w:numPr>
+        <w:rPr>
+          <w:lang w:val="en-US"/>
+        </w:rPr>
+      </w:pPr>
+      <w:r>
+        <w:rPr>
+          <w:lang w:val="en-US"/>
+        </w:rPr>
+        <w:t>Mỗi ma trận chỉ có duy nhất 1 dạng hàng bậc thang rút gọn</w:t>
+      </w:r>
+    </w:p>
+    <w:p>
+      <w:pPr>
+        <w:pStyle w:val="ListParagraph"/>
+        <w:numPr>
+          <w:ilvl w:val="0"/>
+          <w:numId w:val="4"/>
+        </w:numPr>
+        <w:rPr>
+          <w:lang w:val="en-US"/>
+        </w:rPr>
+      </w:pPr>
+      <w:r>
+        <w:rPr>
+          <w:lang w:val="en-US"/>
+        </w:rPr>
+        <w:lastRenderedPageBreak/>
         <w:t>Ma trận hàng bậc thang rút gọn còn được gọi là ma trận chính tắc của tất cả ma trận tương đương hàng với nó</w:t>
       </w:r>
     </w:p>
@@ -5732,7 +5829,14 @@
               <w:rFonts w:ascii="Cambria Math" w:hAnsi="Cambria Math"/>
               <w:lang w:val="en-US"/>
             </w:rPr>
-            <m:t>M=</m:t>
+            <m:t>M</m:t>
+          </m:r>
+          <m:r>
+            <w:rPr>
+              <w:rFonts w:ascii="Cambria Math" w:hAnsi="Cambria Math"/>
+              <w:lang w:val="en-US"/>
+            </w:rPr>
+            <m:t>=</m:t>
           </m:r>
           <m:d>
             <m:dPr>
@@ -5873,7 +5977,6 @@
         <w:rPr>
           <w:lang w:val="en-US"/>
         </w:rPr>
-        <w:lastRenderedPageBreak/>
         <w:t>Dạng hàng bậc thang</w:t>
       </w:r>
       <w:r>
@@ -5915,7 +6018,34 @@
               <w:rFonts w:ascii="Cambria Math" w:eastAsiaTheme="minorEastAsia" w:hAnsi="Cambria Math"/>
               <w:lang w:val="en-US"/>
             </w:rPr>
-            <m:t>N=</m:t>
+            <m:t>rref</m:t>
+          </m:r>
+          <m:d>
+            <m:dPr>
+              <m:ctrlPr>
+                <w:rPr>
+                  <w:rFonts w:ascii="Cambria Math" w:eastAsiaTheme="minorEastAsia" w:hAnsi="Cambria Math"/>
+                  <w:i/>
+                  <w:lang w:val="en-US"/>
+                </w:rPr>
+              </m:ctrlPr>
+            </m:dPr>
+            <m:e>
+              <m:r>
+                <w:rPr>
+                  <w:rFonts w:ascii="Cambria Math" w:hAnsi="Cambria Math"/>
+                  <w:lang w:val="en-US"/>
+                </w:rPr>
+                <m:t>M</m:t>
+              </m:r>
+            </m:e>
+          </m:d>
+          <m:r>
+            <w:rPr>
+              <w:rFonts w:ascii="Cambria Math" w:eastAsiaTheme="minorEastAsia" w:hAnsi="Cambria Math"/>
+              <w:lang w:val="en-US"/>
+            </w:rPr>
+            <m:t>=</m:t>
           </m:r>
           <m:d>
             <m:dPr>
@@ -6063,6 +6193,705 @@
     </w:p>
     <w:p>
       <w:pPr>
+        <w:pStyle w:val="ListParagraph"/>
+        <w:numPr>
+          <w:ilvl w:val="0"/>
+          <w:numId w:val="4"/>
+        </w:numPr>
+        <w:rPr>
+          <w:lang w:val="en-US"/>
+        </w:rPr>
+      </w:pPr>
+      <w:r>
+        <w:rPr>
+          <w:lang w:val="en-US"/>
+        </w:rPr>
+        <w:t>Để ý thấy,</w:t>
+      </w:r>
+      <w:r>
+        <w:rPr>
+          <w:lang w:val="en-US"/>
+        </w:rPr>
+        <w:t xml:space="preserve"> nếu sắp xếp lại các cột của</w:t>
+      </w:r>
+      <w:r>
+        <w:rPr>
+          <w:lang w:val="en-US"/>
+        </w:rPr>
+        <w:t xml:space="preserve"> dạng hàng bậc thang rút gọ</w:t>
+      </w:r>
+      <w:r>
+        <w:rPr>
+          <w:lang w:val="en-US"/>
+        </w:rPr>
+        <w:t xml:space="preserve">n, ta </w:t>
+      </w:r>
+      <w:r>
+        <w:rPr>
+          <w:lang w:val="en-US"/>
+        </w:rPr>
+        <w:t>luôn có dạng</w:t>
+      </w:r>
+    </w:p>
+    <w:p>
+      <w:pPr>
+        <w:pStyle w:val="ListParagraph"/>
+        <w:pBdr>
+          <w:top w:val="single" w:sz="4" w:space="1" w:color="auto"/>
+          <w:left w:val="single" w:sz="4" w:space="4" w:color="auto"/>
+          <w:bottom w:val="single" w:sz="4" w:space="1" w:color="auto"/>
+          <w:right w:val="single" w:sz="4" w:space="4" w:color="auto"/>
+        </w:pBdr>
+        <w:ind w:left="1080"/>
+        <w:rPr>
+          <w:lang w:val="en-US"/>
+        </w:rPr>
+      </w:pPr>
+      <m:oMathPara>
+        <m:oMathParaPr>
+          <m:jc m:val="left"/>
+        </m:oMathParaPr>
+        <m:oMath>
+          <m:r>
+            <w:rPr>
+              <w:rFonts w:ascii="Cambria Math" w:eastAsiaTheme="minorEastAsia" w:hAnsi="Cambria Math"/>
+              <w:lang w:val="en-US"/>
+            </w:rPr>
+            <m:t>R</m:t>
+          </m:r>
+          <m:r>
+            <w:rPr>
+              <w:rFonts w:ascii="Cambria Math" w:hAnsi="Cambria Math"/>
+              <w:lang w:val="en-US"/>
+            </w:rPr>
+            <m:t>=</m:t>
+          </m:r>
+          <m:d>
+            <m:dPr>
+              <m:ctrlPr>
+                <w:rPr>
+                  <w:rFonts w:ascii="Cambria Math" w:hAnsi="Cambria Math"/>
+                  <w:i/>
+                  <w:lang w:val="en-US"/>
+                </w:rPr>
+              </m:ctrlPr>
+            </m:dPr>
+            <m:e>
+              <m:m>
+                <m:mPr>
+                  <m:mcs>
+                    <m:mc>
+                      <m:mcPr>
+                        <m:count m:val="2"/>
+                        <m:mcJc m:val="center"/>
+                      </m:mcPr>
+                    </m:mc>
+                  </m:mcs>
+                  <m:ctrlPr>
+                    <w:rPr>
+                      <w:rFonts w:ascii="Cambria Math" w:hAnsi="Cambria Math"/>
+                      <w:i/>
+                      <w:lang w:val="en-US"/>
+                    </w:rPr>
+                  </m:ctrlPr>
+                </m:mPr>
+                <m:mr>
+                  <m:e>
+                    <m:r>
+                      <w:rPr>
+                        <w:rFonts w:ascii="Cambria Math" w:hAnsi="Cambria Math"/>
+                        <w:lang w:val="en-US"/>
+                      </w:rPr>
+                      <m:t>I</m:t>
+                    </m:r>
+                  </m:e>
+                  <m:e>
+                    <m:r>
+                      <w:rPr>
+                        <w:rFonts w:ascii="Cambria Math" w:hAnsi="Cambria Math"/>
+                        <w:lang w:val="en-US"/>
+                      </w:rPr>
+                      <m:t>F</m:t>
+                    </m:r>
+                  </m:e>
+                </m:mr>
+                <m:mr>
+                  <m:e>
+                    <m:r>
+                      <w:rPr>
+                        <w:rFonts w:ascii="Cambria Math" w:hAnsi="Cambria Math"/>
+                        <w:lang w:val="en-US"/>
+                      </w:rPr>
+                      <m:t>0</m:t>
+                    </m:r>
+                  </m:e>
+                  <m:e>
+                    <m:r>
+                      <w:rPr>
+                        <w:rFonts w:ascii="Cambria Math" w:hAnsi="Cambria Math"/>
+                        <w:lang w:val="en-US"/>
+                      </w:rPr>
+                      <m:t>0</m:t>
+                    </m:r>
+                  </m:e>
+                </m:mr>
+              </m:m>
+            </m:e>
+          </m:d>
+        </m:oMath>
+      </m:oMathPara>
+    </w:p>
+    <w:p>
+      <w:pPr>
+        <w:pStyle w:val="ListParagraph"/>
+        <w:numPr>
+          <w:ilvl w:val="0"/>
+          <w:numId w:val="4"/>
+        </w:numPr>
+        <w:rPr>
+          <w:lang w:val="en-US"/>
+        </w:rPr>
+      </w:pPr>
+      <w:r>
+        <w:rPr>
+          <w:lang w:val="en-US"/>
+        </w:rPr>
+        <w:t>I là ma trận Identity</w:t>
+      </w:r>
+    </w:p>
+    <w:p>
+      <w:pPr>
+        <w:pStyle w:val="ListParagraph"/>
+        <w:numPr>
+          <w:ilvl w:val="0"/>
+          <w:numId w:val="4"/>
+        </w:numPr>
+        <w:rPr>
+          <w:lang w:val="en-US"/>
+        </w:rPr>
+      </w:pPr>
+      <w:r>
+        <w:rPr>
+          <w:lang w:val="en-US"/>
+        </w:rPr>
+        <w:t>F là ma trậ</w:t>
+      </w:r>
+      <w:r>
+        <w:rPr>
+          <w:lang w:val="en-US"/>
+        </w:rPr>
+        <w:t>n có cùng số hàng với I</w:t>
+      </w:r>
+    </w:p>
+    <w:p>
+      <w:pPr>
+        <w:pStyle w:val="ListParagraph"/>
+        <w:numPr>
+          <w:ilvl w:val="0"/>
+          <w:numId w:val="4"/>
+        </w:numPr>
+        <w:rPr>
+          <w:lang w:val="en-US"/>
+        </w:rPr>
+      </w:pPr>
+      <w:r>
+        <w:rPr>
+          <w:lang w:val="en-US"/>
+        </w:rPr>
+        <w:t>0 là ma trận 0</w:t>
+      </w:r>
+    </w:p>
+    <w:p>
+      <w:pPr>
+        <w:pStyle w:val="ListParagraph"/>
+        <w:numPr>
+          <w:ilvl w:val="0"/>
+          <w:numId w:val="4"/>
+        </w:numPr>
+        <w:rPr>
+          <w:lang w:val="en-US"/>
+        </w:rPr>
+      </w:pPr>
+      <w:r>
+        <w:rPr>
+          <w:lang w:val="en-US"/>
+        </w:rPr>
+        <w:t xml:space="preserve">Từ công thức trên, ta dễ dàng suy ra được ma trận Null Space, nói cách khác là ma trận mà các cột </w:t>
+      </w:r>
+      <w:bookmarkStart w:id="0" w:name="_GoBack"/>
+      <w:bookmarkEnd w:id="0"/>
+      <w:r>
+        <w:rPr>
+          <w:lang w:val="en-US"/>
+        </w:rPr>
+        <w:t>của nó đều là các nghiệm đặc biệt của hệ đồng nhất ứng với ma trận đang xét</w:t>
+      </w:r>
+      <w:r>
+        <w:rPr>
+          <w:lang w:val="en-US"/>
+        </w:rPr>
+        <w:t xml:space="preserve"> đã được sắp xếp cột</w:t>
+      </w:r>
+    </w:p>
+    <w:p>
+      <w:pPr>
+        <w:pStyle w:val="ListParagraph"/>
+        <w:pBdr>
+          <w:top w:val="single" w:sz="4" w:space="1" w:color="auto"/>
+          <w:left w:val="single" w:sz="4" w:space="4" w:color="auto"/>
+          <w:bottom w:val="single" w:sz="4" w:space="1" w:color="auto"/>
+          <w:right w:val="single" w:sz="4" w:space="4" w:color="auto"/>
+        </w:pBdr>
+        <w:ind w:left="1080"/>
+        <w:rPr>
+          <w:rFonts w:ascii="Cambria Math" w:hAnsi="Cambria Math"/>
+          <w:lang w:val="en-US"/>
+          <w:oMath/>
+        </w:rPr>
+      </w:pPr>
+      <m:oMathPara>
+        <m:oMathParaPr>
+          <m:jc m:val="left"/>
+        </m:oMathParaPr>
+        <m:oMath>
+          <m:r>
+            <w:rPr>
+              <w:rFonts w:ascii="Cambria Math" w:hAnsi="Cambria Math"/>
+              <w:lang w:val="en-US"/>
+            </w:rPr>
+            <m:t>N</m:t>
+          </m:r>
+          <m:r>
+            <w:rPr>
+              <w:rFonts w:ascii="Cambria Math" w:eastAsiaTheme="minorEastAsia" w:hAnsi="Cambria Math"/>
+              <w:lang w:val="en-US"/>
+            </w:rPr>
+            <m:t>=</m:t>
+          </m:r>
+          <m:d>
+            <m:dPr>
+              <m:ctrlPr>
+                <w:rPr>
+                  <w:rFonts w:ascii="Cambria Math" w:eastAsiaTheme="minorEastAsia" w:hAnsi="Cambria Math"/>
+                  <w:i/>
+                  <w:lang w:val="en-US"/>
+                </w:rPr>
+              </m:ctrlPr>
+            </m:dPr>
+            <m:e>
+              <m:m>
+                <m:mPr>
+                  <m:mcs>
+                    <m:mc>
+                      <m:mcPr>
+                        <m:count m:val="1"/>
+                        <m:mcJc m:val="center"/>
+                      </m:mcPr>
+                    </m:mc>
+                  </m:mcs>
+                  <m:ctrlPr>
+                    <w:rPr>
+                      <w:rFonts w:ascii="Cambria Math" w:eastAsiaTheme="minorEastAsia" w:hAnsi="Cambria Math"/>
+                      <w:i/>
+                      <w:lang w:val="en-US"/>
+                    </w:rPr>
+                  </m:ctrlPr>
+                </m:mPr>
+                <m:mr>
+                  <m:e>
+                    <m:r>
+                      <w:rPr>
+                        <w:rFonts w:ascii="Cambria Math" w:eastAsiaTheme="minorEastAsia" w:hAnsi="Cambria Math"/>
+                        <w:lang w:val="en-US"/>
+                      </w:rPr>
+                      <m:t>-F</m:t>
+                    </m:r>
+                  </m:e>
+                </m:mr>
+                <m:mr>
+                  <m:e>
+                    <m:r>
+                      <w:rPr>
+                        <w:rFonts w:ascii="Cambria Math" w:eastAsiaTheme="minorEastAsia" w:hAnsi="Cambria Math"/>
+                        <w:lang w:val="en-US"/>
+                      </w:rPr>
+                      <m:t>I'</m:t>
+                    </m:r>
+                  </m:e>
+                </m:mr>
+              </m:m>
+            </m:e>
+          </m:d>
+        </m:oMath>
+      </m:oMathPara>
+    </w:p>
+    <w:p>
+      <w:pPr>
+        <w:pStyle w:val="ListParagraph"/>
+        <w:numPr>
+          <w:ilvl w:val="0"/>
+          <w:numId w:val="4"/>
+        </w:numPr>
+        <w:rPr>
+          <w:rFonts w:ascii="Cambria Math" w:hAnsi="Cambria Math"/>
+          <w:lang w:val="en-US"/>
+          <w:oMath/>
+        </w:rPr>
+      </w:pPr>
+      <w:r>
+        <w:rPr>
+          <w:rFonts w:eastAsiaTheme="minorEastAsia"/>
+          <w:lang w:val="en-US"/>
+        </w:rPr>
+        <w:t>I’ cũng là ma trận Identity, khác I</w:t>
+      </w:r>
+    </w:p>
+    <w:p>
+      <w:pPr>
+        <w:pStyle w:val="ListParagraph"/>
+        <w:numPr>
+          <w:ilvl w:val="0"/>
+          <w:numId w:val="4"/>
+        </w:numPr>
+        <w:rPr>
+          <w:rFonts w:ascii="Cambria Math" w:hAnsi="Cambria Math"/>
+          <w:lang w:val="en-US"/>
+          <w:oMath/>
+        </w:rPr>
+      </w:pPr>
+      <w:r>
+        <w:rPr>
+          <w:lang w:val="en-US"/>
+        </w:rPr>
+        <w:t>Ví dụ</w:t>
+      </w:r>
+    </w:p>
+    <w:p>
+      <w:pPr>
+        <w:pStyle w:val="ListParagraph"/>
+        <w:pBdr>
+          <w:top w:val="single" w:sz="4" w:space="1" w:color="auto"/>
+          <w:left w:val="single" w:sz="4" w:space="4" w:color="auto"/>
+          <w:bottom w:val="single" w:sz="4" w:space="1" w:color="auto"/>
+          <w:right w:val="single" w:sz="4" w:space="4" w:color="auto"/>
+        </w:pBdr>
+        <w:ind w:left="1080"/>
+        <w:rPr>
+          <w:rFonts w:ascii="Cambria Math" w:hAnsi="Cambria Math"/>
+          <w:lang w:val="en-US"/>
+          <w:oMath/>
+        </w:rPr>
+      </w:pPr>
+      <m:oMathPara>
+        <m:oMathParaPr>
+          <m:jc m:val="left"/>
+        </m:oMathParaPr>
+        <m:oMath>
+          <m:r>
+            <w:rPr>
+              <w:rFonts w:ascii="Cambria Math" w:eastAsiaTheme="minorEastAsia" w:hAnsi="Cambria Math"/>
+              <w:lang w:val="en-US"/>
+            </w:rPr>
+            <m:t>rref</m:t>
+          </m:r>
+          <m:d>
+            <m:dPr>
+              <m:ctrlPr>
+                <w:rPr>
+                  <w:rFonts w:ascii="Cambria Math" w:eastAsiaTheme="minorEastAsia" w:hAnsi="Cambria Math"/>
+                  <w:i/>
+                  <w:lang w:val="en-US"/>
+                </w:rPr>
+              </m:ctrlPr>
+            </m:dPr>
+            <m:e>
+              <m:r>
+                <w:rPr>
+                  <w:rFonts w:ascii="Cambria Math" w:hAnsi="Cambria Math"/>
+                  <w:lang w:val="en-US"/>
+                </w:rPr>
+                <m:t>M</m:t>
+              </m:r>
+            </m:e>
+          </m:d>
+          <m:r>
+            <w:rPr>
+              <w:rFonts w:ascii="Cambria Math" w:eastAsiaTheme="minorEastAsia" w:hAnsi="Cambria Math"/>
+              <w:lang w:val="en-US"/>
+            </w:rPr>
+            <m:t>=</m:t>
+          </m:r>
+          <m:d>
+            <m:dPr>
+              <m:ctrlPr>
+                <w:rPr>
+                  <w:rFonts w:ascii="Cambria Math" w:eastAsiaTheme="minorEastAsia" w:hAnsi="Cambria Math"/>
+                  <w:i/>
+                  <w:lang w:val="en-US"/>
+                </w:rPr>
+              </m:ctrlPr>
+            </m:dPr>
+            <m:e>
+              <m:m>
+                <m:mPr>
+                  <m:mcs>
+                    <m:mc>
+                      <m:mcPr>
+                        <m:count m:val="3"/>
+                        <m:mcJc m:val="center"/>
+                      </m:mcPr>
+                    </m:mc>
+                  </m:mcs>
+                  <m:ctrlPr>
+                    <w:rPr>
+                      <w:rFonts w:ascii="Cambria Math" w:eastAsiaTheme="minorEastAsia" w:hAnsi="Cambria Math"/>
+                      <w:i/>
+                      <w:lang w:val="en-US"/>
+                    </w:rPr>
+                  </m:ctrlPr>
+                </m:mPr>
+                <m:mr>
+                  <m:e>
+                    <m:r>
+                      <w:rPr>
+                        <w:rFonts w:ascii="Cambria Math" w:eastAsiaTheme="minorEastAsia" w:hAnsi="Cambria Math"/>
+                        <w:lang w:val="en-US"/>
+                      </w:rPr>
+                      <m:t>1</m:t>
+                    </m:r>
+                  </m:e>
+                  <m:e>
+                    <m:r>
+                      <w:rPr>
+                        <w:rFonts w:ascii="Cambria Math" w:eastAsiaTheme="minorEastAsia" w:hAnsi="Cambria Math"/>
+                        <w:lang w:val="en-US"/>
+                      </w:rPr>
+                      <m:t>0</m:t>
+                    </m:r>
+                  </m:e>
+                  <m:e>
+                    <m:f>
+                      <m:fPr>
+                        <m:ctrlPr>
+                          <w:rPr>
+                            <w:rFonts w:ascii="Cambria Math" w:eastAsiaTheme="minorEastAsia" w:hAnsi="Cambria Math"/>
+                            <w:i/>
+                            <w:lang w:val="en-US"/>
+                          </w:rPr>
+                        </m:ctrlPr>
+                      </m:fPr>
+                      <m:num>
+                        <m:r>
+                          <w:rPr>
+                            <w:rFonts w:ascii="Cambria Math" w:eastAsiaTheme="minorEastAsia" w:hAnsi="Cambria Math"/>
+                            <w:lang w:val="en-US"/>
+                          </w:rPr>
+                          <m:t>4</m:t>
+                        </m:r>
+                      </m:num>
+                      <m:den>
+                        <m:r>
+                          <w:rPr>
+                            <w:rFonts w:ascii="Cambria Math" w:eastAsiaTheme="minorEastAsia" w:hAnsi="Cambria Math"/>
+                            <w:lang w:val="en-US"/>
+                          </w:rPr>
+                          <m:t>5</m:t>
+                        </m:r>
+                      </m:den>
+                    </m:f>
+                  </m:e>
+                </m:mr>
+                <m:mr>
+                  <m:e>
+                    <m:r>
+                      <w:rPr>
+                        <w:rFonts w:ascii="Cambria Math" w:eastAsiaTheme="minorEastAsia" w:hAnsi="Cambria Math"/>
+                        <w:lang w:val="en-US"/>
+                      </w:rPr>
+                      <m:t>0</m:t>
+                    </m:r>
+                  </m:e>
+                  <m:e>
+                    <m:r>
+                      <w:rPr>
+                        <w:rFonts w:ascii="Cambria Math" w:eastAsiaTheme="minorEastAsia" w:hAnsi="Cambria Math"/>
+                        <w:lang w:val="en-US"/>
+                      </w:rPr>
+                      <m:t>1</m:t>
+                    </m:r>
+                  </m:e>
+                  <m:e>
+                    <m:r>
+                      <w:rPr>
+                        <w:rFonts w:ascii="Cambria Math" w:eastAsiaTheme="minorEastAsia" w:hAnsi="Cambria Math"/>
+                        <w:lang w:val="en-US"/>
+                      </w:rPr>
+                      <m:t>0</m:t>
+                    </m:r>
+                  </m:e>
+                </m:mr>
+                <m:mr>
+                  <m:e>
+                    <m:r>
+                      <w:rPr>
+                        <w:rFonts w:ascii="Cambria Math" w:eastAsiaTheme="minorEastAsia" w:hAnsi="Cambria Math"/>
+                        <w:lang w:val="en-US"/>
+                      </w:rPr>
+                      <m:t>0</m:t>
+                    </m:r>
+                  </m:e>
+                  <m:e>
+                    <m:r>
+                      <w:rPr>
+                        <w:rFonts w:ascii="Cambria Math" w:eastAsiaTheme="minorEastAsia" w:hAnsi="Cambria Math"/>
+                        <w:lang w:val="en-US"/>
+                      </w:rPr>
+                      <m:t>0</m:t>
+                    </m:r>
+                  </m:e>
+                  <m:e>
+                    <m:r>
+                      <w:rPr>
+                        <w:rFonts w:ascii="Cambria Math" w:eastAsiaTheme="minorEastAsia" w:hAnsi="Cambria Math"/>
+                        <w:lang w:val="en-US"/>
+                      </w:rPr>
+                      <m:t>0</m:t>
+                    </m:r>
+                  </m:e>
+                </m:mr>
+              </m:m>
+            </m:e>
+          </m:d>
+        </m:oMath>
+      </m:oMathPara>
+    </w:p>
+    <w:p>
+      <w:pPr>
+        <w:pStyle w:val="ListParagraph"/>
+        <w:pBdr>
+          <w:top w:val="single" w:sz="4" w:space="1" w:color="auto"/>
+          <w:left w:val="single" w:sz="4" w:space="4" w:color="auto"/>
+          <w:bottom w:val="single" w:sz="4" w:space="1" w:color="auto"/>
+          <w:right w:val="single" w:sz="4" w:space="4" w:color="auto"/>
+        </w:pBdr>
+        <w:ind w:left="1080"/>
+        <w:rPr>
+          <w:rFonts w:ascii="Cambria Math" w:hAnsi="Cambria Math"/>
+          <w:lang w:val="en-US"/>
+          <w:oMath/>
+        </w:rPr>
+      </w:pPr>
+      <m:oMathPara>
+        <m:oMathParaPr>
+          <m:jc m:val="left"/>
+        </m:oMathParaPr>
+        <m:oMath>
+          <m:r>
+            <w:rPr>
+              <w:rFonts w:ascii="Cambria Math" w:hAnsi="Cambria Math"/>
+              <w:lang w:val="en-US"/>
+            </w:rPr>
+            <m:t>N=</m:t>
+          </m:r>
+          <m:d>
+            <m:dPr>
+              <m:ctrlPr>
+                <w:rPr>
+                  <w:rFonts w:ascii="Cambria Math" w:eastAsiaTheme="minorEastAsia" w:hAnsi="Cambria Math"/>
+                  <w:i/>
+                  <w:lang w:val="en-US"/>
+                </w:rPr>
+              </m:ctrlPr>
+            </m:dPr>
+            <m:e>
+              <m:m>
+                <m:mPr>
+                  <m:mcs>
+                    <m:mc>
+                      <m:mcPr>
+                        <m:count m:val="1"/>
+                        <m:mcJc m:val="center"/>
+                      </m:mcPr>
+                    </m:mc>
+                  </m:mcs>
+                  <m:ctrlPr>
+                    <w:rPr>
+                      <w:rFonts w:ascii="Cambria Math" w:eastAsiaTheme="minorEastAsia" w:hAnsi="Cambria Math"/>
+                      <w:i/>
+                      <w:lang w:val="en-US"/>
+                    </w:rPr>
+                  </m:ctrlPr>
+                </m:mPr>
+                <m:mr>
+                  <m:e>
+                    <m:r>
+                      <w:rPr>
+                        <w:rFonts w:ascii="Cambria Math" w:eastAsiaTheme="minorEastAsia" w:hAnsi="Cambria Math"/>
+                        <w:lang w:val="en-US"/>
+                      </w:rPr>
+                      <m:t>-</m:t>
+                    </m:r>
+                    <m:f>
+                      <m:fPr>
+                        <m:ctrlPr>
+                          <w:rPr>
+                            <w:rFonts w:ascii="Cambria Math" w:eastAsiaTheme="minorEastAsia" w:hAnsi="Cambria Math"/>
+                            <w:i/>
+                            <w:lang w:val="en-US"/>
+                          </w:rPr>
+                        </m:ctrlPr>
+                      </m:fPr>
+                      <m:num>
+                        <m:r>
+                          <w:rPr>
+                            <w:rFonts w:ascii="Cambria Math" w:eastAsiaTheme="minorEastAsia" w:hAnsi="Cambria Math"/>
+                            <w:lang w:val="en-US"/>
+                          </w:rPr>
+                          <m:t>4</m:t>
+                        </m:r>
+                      </m:num>
+                      <m:den>
+                        <m:r>
+                          <w:rPr>
+                            <w:rFonts w:ascii="Cambria Math" w:eastAsiaTheme="minorEastAsia" w:hAnsi="Cambria Math"/>
+                            <w:lang w:val="en-US"/>
+                          </w:rPr>
+                          <m:t>5</m:t>
+                        </m:r>
+                      </m:den>
+                    </m:f>
+                  </m:e>
+                </m:mr>
+                <m:mr>
+                  <m:e>
+                    <m:r>
+                      <w:rPr>
+                        <w:rFonts w:ascii="Cambria Math" w:eastAsiaTheme="minorEastAsia" w:hAnsi="Cambria Math"/>
+                        <w:lang w:val="en-US"/>
+                      </w:rPr>
+                      <m:t>0</m:t>
+                    </m:r>
+                  </m:e>
+                </m:mr>
+                <m:mr>
+                  <m:e>
+                    <m:r>
+                      <w:rPr>
+                        <w:rFonts w:ascii="Cambria Math" w:eastAsiaTheme="minorEastAsia" w:hAnsi="Cambria Math"/>
+                        <w:lang w:val="en-US"/>
+                      </w:rPr>
+                      <m:t>1</m:t>
+                    </m:r>
+                  </m:e>
+                </m:mr>
+              </m:m>
+            </m:e>
+          </m:d>
+        </m:oMath>
+      </m:oMathPara>
+    </w:p>
+    <w:p>
+      <w:pPr>
         <w:rPr>
           <w:lang w:val="en-US"/>
         </w:rPr>
@@ -6455,6 +7284,7 @@
               <w:rFonts w:ascii="Cambria Math" w:hAnsi="Cambria Math"/>
               <w:lang w:val="en-US"/>
             </w:rPr>
+            <w:lastRenderedPageBreak/>
             <m:t>∃e∈F,ev=v,∀v∈V</m:t>
           </m:r>
         </m:oMath>
@@ -6911,7 +7741,6 @@
         <w:rPr>
           <w:lang w:val="en-US"/>
         </w:rPr>
-        <w:lastRenderedPageBreak/>
         <w:t>Nếu dãy các Vector không độc lập tuyến tính thì gọi là phụ thuộc tuyến tính (Linear Dependence), nghĩa là có ít nhất 1 tổ hợp tuyến tính không tầm thường tạo ra Vector 0</w:t>
       </w:r>
     </w:p>
@@ -7579,6 +8408,7 @@
         <w:rPr>
           <w:lang w:val="en-US"/>
         </w:rPr>
+        <w:lastRenderedPageBreak/>
         <w:t>Cho Vector v, Basis B, biểu diễn của v ứng với B l</w:t>
       </w:r>
       <w:r>
@@ -8107,7 +8937,6 @@
               <w:rFonts w:ascii="Cambria Math" w:hAnsi="Cambria Math"/>
               <w:lang w:val="en-US"/>
             </w:rPr>
-            <w:lastRenderedPageBreak/>
             <m:t>u∧u=0</m:t>
           </m:r>
         </m:oMath>
@@ -8790,6 +9619,7 @@
               <w:rFonts w:ascii="Cambria Math" w:eastAsiaTheme="minorEastAsia" w:hAnsi="Cambria Math"/>
               <w:lang w:val="en-US"/>
             </w:rPr>
+            <w:lastRenderedPageBreak/>
             <m:t>a=</m:t>
           </m:r>
           <m:d>
@@ -10549,7 +11379,6 @@
           <w:rFonts w:eastAsiaTheme="minorEastAsia"/>
           <w:lang w:val="en-US"/>
         </w:rPr>
-        <w:lastRenderedPageBreak/>
         <w:t>Giải hệ phương trình tuyến tính với kết quả luôn luôn chính xác</w:t>
       </w:r>
     </w:p>
@@ -12161,7 +12990,6 @@
         <w:rPr>
           <w:lang w:val="en-US"/>
         </w:rPr>
-        <w:lastRenderedPageBreak/>
         <w:t>Hệ phương trình ban đầu</w:t>
       </w:r>
     </w:p>
@@ -14093,6 +14921,139 @@
         <w:pStyle w:val="ListParagraph"/>
         <w:numPr>
           <w:ilvl w:val="0"/>
+          <w:numId w:val="2"/>
+        </w:numPr>
+        <w:rPr>
+          <w:lang w:val="en-US"/>
+        </w:rPr>
+      </w:pPr>
+      <w:r>
+        <w:rPr>
+          <w:lang w:val="en-US"/>
+        </w:rPr>
+        <w:t>Xét hệ đồng nhất dạng tổng quát</w:t>
+      </w:r>
+    </w:p>
+    <w:p>
+      <w:pPr>
+        <w:pStyle w:val="ListParagraph"/>
+        <w:pBdr>
+          <w:top w:val="single" w:sz="4" w:space="1" w:color="auto"/>
+          <w:left w:val="single" w:sz="4" w:space="4" w:color="auto"/>
+          <w:bottom w:val="single" w:sz="4" w:space="1" w:color="auto"/>
+          <w:right w:val="single" w:sz="4" w:space="4" w:color="auto"/>
+        </w:pBdr>
+        <w:ind w:left="1080"/>
+        <w:rPr>
+          <w:rFonts w:ascii="Cambria Math" w:hAnsi="Cambria Math"/>
+          <w:lang w:val="en-US"/>
+          <w:oMath/>
+        </w:rPr>
+      </w:pPr>
+      <m:oMathPara>
+        <m:oMathParaPr>
+          <m:jc m:val="left"/>
+        </m:oMathParaPr>
+        <m:oMath>
+          <m:r>
+            <w:rPr>
+              <w:rFonts w:ascii="Cambria Math" w:hAnsi="Cambria Math"/>
+              <w:lang w:val="en-US"/>
+            </w:rPr>
+            <m:t>Ax=0</m:t>
+          </m:r>
+        </m:oMath>
+      </m:oMathPara>
+    </w:p>
+    <w:p>
+      <w:pPr>
+        <w:pStyle w:val="ListParagraph"/>
+        <w:numPr>
+          <w:ilvl w:val="0"/>
+          <w:numId w:val="2"/>
+        </w:numPr>
+        <w:rPr>
+          <w:rFonts w:ascii="Cambria Math" w:hAnsi="Cambria Math"/>
+          <w:lang w:val="en-US"/>
+          <w:oMath/>
+        </w:rPr>
+      </w:pPr>
+      <w:r>
+        <w:rPr>
+          <w:rFonts w:eastAsiaTheme="minorEastAsia"/>
+          <w:lang w:val="en-US"/>
+        </w:rPr>
+        <w:t>A là 1 ma trận hình chữ nhật</w:t>
+      </w:r>
+    </w:p>
+    <w:p>
+      <w:pPr>
+        <w:pStyle w:val="ListParagraph"/>
+        <w:numPr>
+          <w:ilvl w:val="0"/>
+          <w:numId w:val="2"/>
+        </w:numPr>
+        <w:rPr>
+          <w:rFonts w:ascii="Cambria Math" w:hAnsi="Cambria Math"/>
+          <w:lang w:val="en-US"/>
+          <w:oMath/>
+        </w:rPr>
+      </w:pPr>
+      <w:r>
+        <w:rPr>
+          <w:rFonts w:eastAsiaTheme="minorEastAsia"/>
+          <w:lang w:val="en-US"/>
+        </w:rPr>
+        <w:t>x là 1 Vector dọc, là ẩn cần tìm</w:t>
+      </w:r>
+    </w:p>
+    <w:p>
+      <w:pPr>
+        <w:pStyle w:val="ListParagraph"/>
+        <w:numPr>
+          <w:ilvl w:val="0"/>
+          <w:numId w:val="2"/>
+        </w:numPr>
+        <w:rPr>
+          <w:rFonts w:ascii="Cambria Math" w:hAnsi="Cambria Math"/>
+          <w:lang w:val="en-US"/>
+          <w:oMath/>
+        </w:rPr>
+      </w:pPr>
+      <w:r>
+        <w:rPr>
+          <w:rFonts w:eastAsiaTheme="minorEastAsia"/>
+          <w:lang w:val="en-US"/>
+        </w:rPr>
+        <w:t>Giả sử có vô số nghiệm, khi đó tập hợp tất cả các nghiệm thỏa mãn phương trình trên sao cho chỉ có duy nhất 1 biến tự do có giá trị = 1, còn các biến tự do còn lại có giá trị = 0, gọi là các nghiệm đặc biệt (Special Solution)</w:t>
+      </w:r>
+    </w:p>
+    <w:p>
+      <w:pPr>
+        <w:pStyle w:val="ListParagraph"/>
+        <w:numPr>
+          <w:ilvl w:val="0"/>
+          <w:numId w:val="2"/>
+        </w:numPr>
+        <w:rPr>
+          <w:rFonts w:ascii="Cambria Math" w:hAnsi="Cambria Math"/>
+          <w:lang w:val="en-US"/>
+          <w:oMath/>
+        </w:rPr>
+      </w:pPr>
+      <w:r>
+        <w:rPr>
+          <w:rFonts w:eastAsiaTheme="minorEastAsia"/>
+          <w:lang w:val="en-US"/>
+        </w:rPr>
+        <w:t>Tổ hợp tuyến tính của tất cả các nghiệm đặc biệt tạo thành Null Space hay tập nghiệm của phương trình này</w:t>
+      </w:r>
+    </w:p>
+    <w:p>
+      <w:pPr>
+        <w:pStyle w:val="ListParagraph"/>
+        <w:numPr>
+          <w:ilvl w:val="0"/>
           <w:numId w:val="1"/>
         </w:numPr>
         <w:rPr>
@@ -14913,7 +15874,6 @@
         <w:rPr>
           <w:lang w:val="en-US"/>
         </w:rPr>
-        <w:lastRenderedPageBreak/>
         <w:tab/>
       </w:r>
       <w:r>
@@ -15158,6 +16118,7 @@
           <w:rFonts w:eastAsiaTheme="minorEastAsia"/>
           <w:lang w:val="en-US"/>
         </w:rPr>
+        <w:lastRenderedPageBreak/>
         <w:tab/>
       </w:r>
       <w:r>
@@ -17283,7 +18244,6 @@
           <w:rFonts w:eastAsiaTheme="minorEastAsia"/>
           <w:lang w:val="en-US"/>
         </w:rPr>
-        <w:lastRenderedPageBreak/>
         <w:tab/>
       </w:r>
       <w:r>
@@ -17482,6 +18442,7 @@
           <w:noProof/>
           <w:lang w:eastAsia="vi-VN"/>
         </w:rPr>
+        <w:lastRenderedPageBreak/>
         <w:drawing>
           <wp:anchor distT="0" distB="0" distL="114300" distR="114300" simplePos="0" relativeHeight="251660288" behindDoc="1" locked="0" layoutInCell="1" allowOverlap="1" wp14:anchorId="7886A7F1" wp14:editId="60E5B93E">
             <wp:simplePos x="0" y="0"/>
@@ -19804,7 +20765,6 @@
         <w:rPr>
           <w:lang w:val="en-US"/>
         </w:rPr>
-        <w:lastRenderedPageBreak/>
         <w:tab/>
       </w:r>
       <m:oMath>
@@ -22926,7 +23886,6 @@
         <w:rPr>
           <w:lang w:val="en-US"/>
         </w:rPr>
-        <w:lastRenderedPageBreak/>
         <w:t>Low Rank Approximation:</w:t>
       </w:r>
     </w:p>
@@ -23593,6 +24552,7 @@
           <w:rFonts w:eastAsiaTheme="minorEastAsia"/>
           <w:lang w:val="en-US"/>
         </w:rPr>
+        <w:lastRenderedPageBreak/>
         <w:t>về cuối càng không đáng kể nên có thể được loại bỏ</w:t>
       </w:r>
     </w:p>
@@ -29849,7 +30809,6 @@
           <w:noProof/>
           <w:lang w:eastAsia="vi-VN"/>
         </w:rPr>
-        <w:lastRenderedPageBreak/>
         <mc:AlternateContent>
           <mc:Choice Requires="wps">
             <w:drawing>
@@ -31530,6 +32489,7 @@
         <w:rPr>
           <w:lang w:val="en-US"/>
         </w:rPr>
+        <w:lastRenderedPageBreak/>
         <w:t>Frobenius Norm:</w:t>
       </w:r>
     </w:p>
@@ -32667,7 +33627,6 @@
           <w:sz w:val="24"/>
           <w:lang w:val="en-US"/>
         </w:rPr>
-        <w:lastRenderedPageBreak/>
         <w:tab/>
       </w:r>
       <w:r>
@@ -32927,6 +33886,7 @@
         <w:rPr>
           <w:lang w:val="en-US"/>
         </w:rPr>
+        <w:lastRenderedPageBreak/>
         <w:tab/>
         <w:t>Orthogonal Matrix</w:t>
       </w:r>
@@ -33564,7 +34524,6 @@
         <w:rPr>
           <w:lang w:val="en-US"/>
         </w:rPr>
-        <w:lastRenderedPageBreak/>
         <w:tab/>
       </w:r>
       <w:r>
@@ -33680,6 +34639,7 @@
         <w:rPr>
           <w:lang w:val="en-US"/>
         </w:rPr>
+        <w:lastRenderedPageBreak/>
         <w:t>Matrix khác</w:t>
       </w:r>
     </w:p>
@@ -35972,7 +36932,6 @@
           <w:rFonts w:eastAsiaTheme="minorEastAsia"/>
           <w:lang w:val="en-US"/>
         </w:rPr>
-        <w:lastRenderedPageBreak/>
         <w:tab/>
       </w:r>
       <w:r>
@@ -36315,6 +37274,7 @@
         <w:rPr>
           <w:lang w:val="en-US"/>
         </w:rPr>
+        <w:lastRenderedPageBreak/>
         <w:tab/>
       </w:r>
       <w:r>

--- a/linear algebra.docx
+++ b/linear algebra.docx
@@ -1416,480 +1416,486 @@
     <w:p>
       <w:pPr>
         <w:pStyle w:val="ListParagraph"/>
-        <w:numPr>
-          <w:ilvl w:val="0"/>
-          <w:numId w:val="14"/>
-        </w:numPr>
         <w:pBdr>
           <w:top w:val="single" w:sz="4" w:space="1" w:color="auto"/>
           <w:left w:val="single" w:sz="4" w:space="4" w:color="auto"/>
           <w:bottom w:val="single" w:sz="4" w:space="1" w:color="auto"/>
           <w:right w:val="single" w:sz="4" w:space="4" w:color="auto"/>
         </w:pBdr>
+        <w:ind w:left="1080"/>
         <w:rPr>
           <w:rFonts w:ascii="Cambria Math" w:hAnsi="Cambria Math"/>
           <w:lang w:val="en-US"/>
           <w:oMath/>
         </w:rPr>
       </w:pPr>
-      <m:oMath>
-        <m:r>
-          <w:rPr>
-            <w:rFonts w:ascii="Cambria Math" w:hAnsi="Cambria Math"/>
-            <w:lang w:val="en-US"/>
-          </w:rPr>
-          <m:t>A=</m:t>
-        </m:r>
-        <m:d>
-          <m:dPr>
-            <m:ctrlPr>
-              <w:rPr>
-                <w:rFonts w:ascii="Cambria Math" w:hAnsi="Cambria Math"/>
-                <w:i/>
-                <w:lang w:val="en-US"/>
-              </w:rPr>
-            </m:ctrlPr>
-          </m:dPr>
-          <m:e>
-            <m:m>
-              <m:mPr>
-                <m:mcs>
-                  <m:mc>
-                    <m:mcPr>
-                      <m:count m:val="3"/>
-                      <m:mcJc m:val="center"/>
-                    </m:mcPr>
-                  </m:mc>
-                </m:mcs>
-                <m:ctrlPr>
-                  <w:rPr>
-                    <w:rFonts w:ascii="Cambria Math" w:hAnsi="Cambria Math"/>
-                    <w:i/>
-                    <w:lang w:val="en-US"/>
-                  </w:rPr>
-                </m:ctrlPr>
-              </m:mPr>
-              <m:mr>
-                <m:e>
-                  <m:r>
+      <m:oMathPara>
+        <m:oMathParaPr>
+          <m:jc m:val="left"/>
+        </m:oMathParaPr>
+        <m:oMath>
+          <m:r>
+            <w:rPr>
+              <w:rFonts w:ascii="Cambria Math" w:hAnsi="Cambria Math"/>
+              <w:lang w:val="en-US"/>
+            </w:rPr>
+            <m:t>A=</m:t>
+          </m:r>
+          <m:d>
+            <m:dPr>
+              <m:ctrlPr>
+                <w:rPr>
+                  <w:rFonts w:ascii="Cambria Math" w:hAnsi="Cambria Math"/>
+                  <w:i/>
+                  <w:lang w:val="en-US"/>
+                </w:rPr>
+              </m:ctrlPr>
+            </m:dPr>
+            <m:e>
+              <m:m>
+                <m:mPr>
+                  <m:mcs>
+                    <m:mc>
+                      <m:mcPr>
+                        <m:count m:val="3"/>
+                        <m:mcJc m:val="center"/>
+                      </m:mcPr>
+                    </m:mc>
+                  </m:mcs>
+                  <m:ctrlPr>
                     <w:rPr>
                       <w:rFonts w:ascii="Cambria Math" w:hAnsi="Cambria Math"/>
+                      <w:i/>
                       <w:lang w:val="en-US"/>
                     </w:rPr>
-                    <m:t>2</m:t>
-                  </m:r>
-                </m:e>
-                <m:e>
-                  <m:r>
-                    <w:rPr>
-                      <w:rFonts w:ascii="Cambria Math" w:hAnsi="Cambria Math"/>
-                      <w:lang w:val="en-US"/>
-                    </w:rPr>
-                    <m:t>3</m:t>
-                  </m:r>
-                </m:e>
-                <m:e>
-                  <m:r>
-                    <w:rPr>
-                      <w:rFonts w:ascii="Cambria Math" w:hAnsi="Cambria Math"/>
-                      <w:lang w:val="en-US"/>
-                    </w:rPr>
-                    <m:t>5</m:t>
-                  </m:r>
-                </m:e>
-              </m:mr>
-              <m:mr>
-                <m:e>
-                  <m:r>
-                    <w:rPr>
-                      <w:rFonts w:ascii="Cambria Math" w:hAnsi="Cambria Math"/>
-                      <w:lang w:val="en-US"/>
-                    </w:rPr>
-                    <m:t>7</m:t>
-                  </m:r>
-                </m:e>
-                <m:e>
-                  <m:r>
-                    <w:rPr>
-                      <w:rFonts w:ascii="Cambria Math" w:hAnsi="Cambria Math"/>
-                      <w:lang w:val="en-US"/>
-                    </w:rPr>
-                    <m:t>9</m:t>
-                  </m:r>
-                </m:e>
-                <m:e>
-                  <m:r>
-                    <w:rPr>
-                      <w:rFonts w:ascii="Cambria Math" w:hAnsi="Cambria Math"/>
-                      <w:lang w:val="en-US"/>
-                    </w:rPr>
-                    <m:t>1</m:t>
-                  </m:r>
-                </m:e>
-              </m:mr>
-              <m:mr>
-                <m:e>
-                  <m:r>
-                    <w:rPr>
-                      <w:rFonts w:ascii="Cambria Math" w:hAnsi="Cambria Math"/>
-                      <w:lang w:val="en-US"/>
-                    </w:rPr>
-                    <m:t>0</m:t>
-                  </m:r>
-                </m:e>
-                <m:e>
-                  <m:r>
-                    <w:rPr>
-                      <w:rFonts w:ascii="Cambria Math" w:hAnsi="Cambria Math"/>
-                      <w:lang w:val="en-US"/>
-                    </w:rPr>
-                    <m:t>4</m:t>
-                  </m:r>
-                </m:e>
-                <m:e>
-                  <m:r>
-                    <w:rPr>
-                      <w:rFonts w:ascii="Cambria Math" w:hAnsi="Cambria Math"/>
-                      <w:lang w:val="en-US"/>
-                    </w:rPr>
-                    <m:t>8</m:t>
-                  </m:r>
-                </m:e>
-              </m:mr>
-            </m:m>
-          </m:e>
-        </m:d>
-      </m:oMath>
+                  </m:ctrlPr>
+                </m:mPr>
+                <m:mr>
+                  <m:e>
+                    <m:r>
+                      <w:rPr>
+                        <w:rFonts w:ascii="Cambria Math" w:hAnsi="Cambria Math"/>
+                        <w:lang w:val="en-US"/>
+                      </w:rPr>
+                      <m:t>2</m:t>
+                    </m:r>
+                  </m:e>
+                  <m:e>
+                    <m:r>
+                      <w:rPr>
+                        <w:rFonts w:ascii="Cambria Math" w:hAnsi="Cambria Math"/>
+                        <w:lang w:val="en-US"/>
+                      </w:rPr>
+                      <m:t>3</m:t>
+                    </m:r>
+                  </m:e>
+                  <m:e>
+                    <m:r>
+                      <w:rPr>
+                        <w:rFonts w:ascii="Cambria Math" w:hAnsi="Cambria Math"/>
+                        <w:lang w:val="en-US"/>
+                      </w:rPr>
+                      <m:t>5</m:t>
+                    </m:r>
+                  </m:e>
+                </m:mr>
+                <m:mr>
+                  <m:e>
+                    <m:r>
+                      <w:rPr>
+                        <w:rFonts w:ascii="Cambria Math" w:hAnsi="Cambria Math"/>
+                        <w:lang w:val="en-US"/>
+                      </w:rPr>
+                      <m:t>7</m:t>
+                    </m:r>
+                  </m:e>
+                  <m:e>
+                    <m:r>
+                      <w:rPr>
+                        <w:rFonts w:ascii="Cambria Math" w:hAnsi="Cambria Math"/>
+                        <w:lang w:val="en-US"/>
+                      </w:rPr>
+                      <m:t>9</m:t>
+                    </m:r>
+                  </m:e>
+                  <m:e>
+                    <m:r>
+                      <w:rPr>
+                        <w:rFonts w:ascii="Cambria Math" w:hAnsi="Cambria Math"/>
+                        <w:lang w:val="en-US"/>
+                      </w:rPr>
+                      <m:t>1</m:t>
+                    </m:r>
+                  </m:e>
+                </m:mr>
+                <m:mr>
+                  <m:e>
+                    <m:r>
+                      <w:rPr>
+                        <w:rFonts w:ascii="Cambria Math" w:hAnsi="Cambria Math"/>
+                        <w:lang w:val="en-US"/>
+                      </w:rPr>
+                      <m:t>0</m:t>
+                    </m:r>
+                  </m:e>
+                  <m:e>
+                    <m:r>
+                      <w:rPr>
+                        <w:rFonts w:ascii="Cambria Math" w:hAnsi="Cambria Math"/>
+                        <w:lang w:val="en-US"/>
+                      </w:rPr>
+                      <m:t>4</m:t>
+                    </m:r>
+                  </m:e>
+                  <m:e>
+                    <m:r>
+                      <w:rPr>
+                        <w:rFonts w:ascii="Cambria Math" w:hAnsi="Cambria Math"/>
+                        <w:lang w:val="en-US"/>
+                      </w:rPr>
+                      <m:t>8</m:t>
+                    </m:r>
+                  </m:e>
+                </m:mr>
+              </m:m>
+            </m:e>
+          </m:d>
+        </m:oMath>
+      </m:oMathPara>
     </w:p>
     <w:p>
       <w:pPr>
         <w:pStyle w:val="ListParagraph"/>
-        <w:numPr>
-          <w:ilvl w:val="0"/>
-          <w:numId w:val="14"/>
-        </w:numPr>
         <w:pBdr>
           <w:top w:val="single" w:sz="4" w:space="1" w:color="auto"/>
           <w:left w:val="single" w:sz="4" w:space="4" w:color="auto"/>
           <w:bottom w:val="single" w:sz="4" w:space="1" w:color="auto"/>
           <w:right w:val="single" w:sz="4" w:space="4" w:color="auto"/>
         </w:pBdr>
+        <w:ind w:left="1080"/>
         <w:rPr>
           <w:rFonts w:ascii="Cambria Math" w:hAnsi="Cambria Math"/>
           <w:lang w:val="en-US"/>
           <w:oMath/>
         </w:rPr>
       </w:pPr>
-      <m:oMath>
-        <m:r>
-          <w:rPr>
-            <w:rFonts w:ascii="Cambria Math" w:eastAsiaTheme="minorEastAsia" w:hAnsi="Cambria Math"/>
-            <w:lang w:val="en-US"/>
-          </w:rPr>
-          <m:t>B=</m:t>
-        </m:r>
-        <m:r>
-          <w:rPr>
-            <w:rFonts w:ascii="Cambria Math" w:hAnsi="Cambria Math"/>
-            <w:lang w:val="en-US"/>
-          </w:rPr>
-          <m:t>Adj</m:t>
-        </m:r>
-        <m:d>
-          <m:dPr>
-            <m:ctrlPr>
-              <w:rPr>
-                <w:rFonts w:ascii="Cambria Math" w:hAnsi="Cambria Math"/>
-                <w:i/>
-                <w:lang w:val="en-US"/>
-              </w:rPr>
-            </m:ctrlPr>
-          </m:dPr>
-          <m:e>
-            <m:r>
-              <w:rPr>
-                <w:rFonts w:ascii="Cambria Math" w:hAnsi="Cambria Math"/>
-                <w:lang w:val="en-US"/>
-              </w:rPr>
-              <m:t>A</m:t>
-            </m:r>
-          </m:e>
-        </m:d>
-        <m:r>
-          <w:rPr>
-            <w:rFonts w:ascii="Cambria Math" w:hAnsi="Cambria Math"/>
-            <w:lang w:val="en-US"/>
-          </w:rPr>
-          <m:t>=</m:t>
-        </m:r>
-        <m:d>
-          <m:dPr>
-            <m:ctrlPr>
-              <w:rPr>
-                <w:rFonts w:ascii="Cambria Math" w:hAnsi="Cambria Math"/>
-                <w:i/>
-                <w:lang w:val="en-US"/>
-              </w:rPr>
-            </m:ctrlPr>
-          </m:dPr>
-          <m:e>
-            <m:m>
-              <m:mPr>
-                <m:mcs>
-                  <m:mc>
-                    <m:mcPr>
-                      <m:count m:val="3"/>
-                      <m:mcJc m:val="center"/>
-                    </m:mcPr>
-                  </m:mc>
-                </m:mcs>
-                <m:ctrlPr>
-                  <w:rPr>
-                    <w:rFonts w:ascii="Cambria Math" w:hAnsi="Cambria Math"/>
-                    <w:i/>
-                    <w:lang w:val="en-US"/>
-                  </w:rPr>
-                </m:ctrlPr>
-              </m:mPr>
-              <m:mr>
-                <m:e>
-                  <m:r>
+      <m:oMathPara>
+        <m:oMathParaPr>
+          <m:jc m:val="left"/>
+        </m:oMathParaPr>
+        <m:oMath>
+          <m:r>
+            <w:rPr>
+              <w:rFonts w:ascii="Cambria Math" w:eastAsiaTheme="minorEastAsia" w:hAnsi="Cambria Math"/>
+              <w:lang w:val="en-US"/>
+            </w:rPr>
+            <m:t>B=</m:t>
+          </m:r>
+          <m:r>
+            <w:rPr>
+              <w:rFonts w:ascii="Cambria Math" w:hAnsi="Cambria Math"/>
+              <w:lang w:val="en-US"/>
+            </w:rPr>
+            <m:t>Adj</m:t>
+          </m:r>
+          <m:d>
+            <m:dPr>
+              <m:ctrlPr>
+                <w:rPr>
+                  <w:rFonts w:ascii="Cambria Math" w:hAnsi="Cambria Math"/>
+                  <w:i/>
+                  <w:lang w:val="en-US"/>
+                </w:rPr>
+              </m:ctrlPr>
+            </m:dPr>
+            <m:e>
+              <m:r>
+                <w:rPr>
+                  <w:rFonts w:ascii="Cambria Math" w:hAnsi="Cambria Math"/>
+                  <w:lang w:val="en-US"/>
+                </w:rPr>
+                <m:t>A</m:t>
+              </m:r>
+            </m:e>
+          </m:d>
+          <m:r>
+            <w:rPr>
+              <w:rFonts w:ascii="Cambria Math" w:hAnsi="Cambria Math"/>
+              <w:lang w:val="en-US"/>
+            </w:rPr>
+            <m:t>=</m:t>
+          </m:r>
+          <m:d>
+            <m:dPr>
+              <m:ctrlPr>
+                <w:rPr>
+                  <w:rFonts w:ascii="Cambria Math" w:hAnsi="Cambria Math"/>
+                  <w:i/>
+                  <w:lang w:val="en-US"/>
+                </w:rPr>
+              </m:ctrlPr>
+            </m:dPr>
+            <m:e>
+              <m:m>
+                <m:mPr>
+                  <m:mcs>
+                    <m:mc>
+                      <m:mcPr>
+                        <m:count m:val="3"/>
+                        <m:mcJc m:val="center"/>
+                      </m:mcPr>
+                    </m:mc>
+                  </m:mcs>
+                  <m:ctrlPr>
                     <w:rPr>
                       <w:rFonts w:ascii="Cambria Math" w:hAnsi="Cambria Math"/>
+                      <w:i/>
                       <w:lang w:val="en-US"/>
                     </w:rPr>
-                    <m:t>68</m:t>
-                  </m:r>
-                </m:e>
-                <m:e>
-                  <m:r>
-                    <w:rPr>
-                      <w:rFonts w:ascii="Cambria Math" w:hAnsi="Cambria Math"/>
-                      <w:lang w:val="en-US"/>
-                    </w:rPr>
-                    <m:t>-4</m:t>
-                  </m:r>
-                </m:e>
-                <m:e>
-                  <m:r>
-                    <w:rPr>
-                      <w:rFonts w:ascii="Cambria Math" w:hAnsi="Cambria Math"/>
-                      <w:lang w:val="en-US"/>
-                    </w:rPr>
-                    <m:t>-42</m:t>
-                  </m:r>
-                </m:e>
-              </m:mr>
-              <m:mr>
-                <m:e>
-                  <m:r>
-                    <w:rPr>
-                      <w:rFonts w:ascii="Cambria Math" w:hAnsi="Cambria Math"/>
-                      <w:lang w:val="en-US"/>
-                    </w:rPr>
-                    <m:t>-56</m:t>
-                  </m:r>
-                </m:e>
-                <m:e>
-                  <m:r>
-                    <w:rPr>
-                      <w:rFonts w:ascii="Cambria Math" w:hAnsi="Cambria Math"/>
-                      <w:lang w:val="en-US"/>
-                    </w:rPr>
-                    <m:t>16</m:t>
-                  </m:r>
-                </m:e>
-                <m:e>
-                  <m:r>
-                    <w:rPr>
-                      <w:rFonts w:ascii="Cambria Math" w:hAnsi="Cambria Math"/>
-                      <w:lang w:val="en-US"/>
-                    </w:rPr>
-                    <m:t>33</m:t>
-                  </m:r>
-                </m:e>
-              </m:mr>
-              <m:mr>
-                <m:e>
-                  <m:r>
-                    <w:rPr>
-                      <w:rFonts w:ascii="Cambria Math" w:hAnsi="Cambria Math"/>
-                      <w:lang w:val="en-US"/>
-                    </w:rPr>
-                    <m:t>28</m:t>
-                  </m:r>
-                </m:e>
-                <m:e>
-                  <m:r>
-                    <w:rPr>
-                      <w:rFonts w:ascii="Cambria Math" w:hAnsi="Cambria Math"/>
-                      <w:lang w:val="en-US"/>
-                    </w:rPr>
-                    <m:t>-8</m:t>
-                  </m:r>
-                </m:e>
-                <m:e>
-                  <m:r>
-                    <w:rPr>
-                      <w:rFonts w:ascii="Cambria Math" w:hAnsi="Cambria Math"/>
-                      <w:lang w:val="en-US"/>
-                    </w:rPr>
-                    <m:t>-3</m:t>
-                  </m:r>
-                </m:e>
-              </m:mr>
-            </m:m>
-          </m:e>
-        </m:d>
-      </m:oMath>
+                  </m:ctrlPr>
+                </m:mPr>
+                <m:mr>
+                  <m:e>
+                    <m:r>
+                      <w:rPr>
+                        <w:rFonts w:ascii="Cambria Math" w:hAnsi="Cambria Math"/>
+                        <w:lang w:val="en-US"/>
+                      </w:rPr>
+                      <m:t>68</m:t>
+                    </m:r>
+                  </m:e>
+                  <m:e>
+                    <m:r>
+                      <w:rPr>
+                        <w:rFonts w:ascii="Cambria Math" w:hAnsi="Cambria Math"/>
+                        <w:lang w:val="en-US"/>
+                      </w:rPr>
+                      <m:t>-4</m:t>
+                    </m:r>
+                  </m:e>
+                  <m:e>
+                    <m:r>
+                      <w:rPr>
+                        <w:rFonts w:ascii="Cambria Math" w:hAnsi="Cambria Math"/>
+                        <w:lang w:val="en-US"/>
+                      </w:rPr>
+                      <m:t>-42</m:t>
+                    </m:r>
+                  </m:e>
+                </m:mr>
+                <m:mr>
+                  <m:e>
+                    <m:r>
+                      <w:rPr>
+                        <w:rFonts w:ascii="Cambria Math" w:hAnsi="Cambria Math"/>
+                        <w:lang w:val="en-US"/>
+                      </w:rPr>
+                      <m:t>-56</m:t>
+                    </m:r>
+                  </m:e>
+                  <m:e>
+                    <m:r>
+                      <w:rPr>
+                        <w:rFonts w:ascii="Cambria Math" w:hAnsi="Cambria Math"/>
+                        <w:lang w:val="en-US"/>
+                      </w:rPr>
+                      <m:t>16</m:t>
+                    </m:r>
+                  </m:e>
+                  <m:e>
+                    <m:r>
+                      <w:rPr>
+                        <w:rFonts w:ascii="Cambria Math" w:hAnsi="Cambria Math"/>
+                        <w:lang w:val="en-US"/>
+                      </w:rPr>
+                      <m:t>33</m:t>
+                    </m:r>
+                  </m:e>
+                </m:mr>
+                <m:mr>
+                  <m:e>
+                    <m:r>
+                      <w:rPr>
+                        <w:rFonts w:ascii="Cambria Math" w:hAnsi="Cambria Math"/>
+                        <w:lang w:val="en-US"/>
+                      </w:rPr>
+                      <m:t>28</m:t>
+                    </m:r>
+                  </m:e>
+                  <m:e>
+                    <m:r>
+                      <w:rPr>
+                        <w:rFonts w:ascii="Cambria Math" w:hAnsi="Cambria Math"/>
+                        <w:lang w:val="en-US"/>
+                      </w:rPr>
+                      <m:t>-8</m:t>
+                    </m:r>
+                  </m:e>
+                  <m:e>
+                    <m:r>
+                      <w:rPr>
+                        <w:rFonts w:ascii="Cambria Math" w:hAnsi="Cambria Math"/>
+                        <w:lang w:val="en-US"/>
+                      </w:rPr>
+                      <m:t>-3</m:t>
+                    </m:r>
+                  </m:e>
+                </m:mr>
+              </m:m>
+            </m:e>
+          </m:d>
+        </m:oMath>
+      </m:oMathPara>
     </w:p>
     <w:p>
       <w:pPr>
         <w:pStyle w:val="ListParagraph"/>
-        <w:numPr>
-          <w:ilvl w:val="0"/>
-          <w:numId w:val="14"/>
-        </w:numPr>
         <w:pBdr>
           <w:top w:val="single" w:sz="4" w:space="1" w:color="auto"/>
           <w:left w:val="single" w:sz="4" w:space="4" w:color="auto"/>
           <w:bottom w:val="single" w:sz="4" w:space="1" w:color="auto"/>
           <w:right w:val="single" w:sz="4" w:space="4" w:color="auto"/>
         </w:pBdr>
+        <w:ind w:left="1080"/>
         <w:rPr>
           <w:rFonts w:ascii="Cambria Math" w:hAnsi="Cambria Math"/>
           <w:lang w:val="en-US"/>
           <w:oMath/>
         </w:rPr>
       </w:pPr>
-      <m:oMath>
-        <m:r>
-          <w:rPr>
-            <w:rFonts w:ascii="Cambria Math" w:hAnsi="Cambria Math"/>
-            <w:lang w:val="en-US"/>
-          </w:rPr>
-          <m:t>AB=</m:t>
-        </m:r>
-        <m:d>
-          <m:dPr>
-            <m:ctrlPr>
-              <w:rPr>
-                <w:rFonts w:ascii="Cambria Math" w:hAnsi="Cambria Math"/>
-                <w:i/>
-                <w:lang w:val="en-US"/>
-              </w:rPr>
-            </m:ctrlPr>
-          </m:dPr>
-          <m:e>
-            <m:m>
-              <m:mPr>
-                <m:mcs>
-                  <m:mc>
-                    <m:mcPr>
-                      <m:count m:val="3"/>
-                      <m:mcJc m:val="center"/>
-                    </m:mcPr>
-                  </m:mc>
-                </m:mcs>
-                <m:ctrlPr>
-                  <w:rPr>
-                    <w:rFonts w:ascii="Cambria Math" w:hAnsi="Cambria Math"/>
-                    <w:i/>
-                    <w:lang w:val="en-US"/>
-                  </w:rPr>
-                </m:ctrlPr>
-              </m:mPr>
-              <m:mr>
-                <m:e>
-                  <m:r>
+      <m:oMathPara>
+        <m:oMathParaPr>
+          <m:jc m:val="left"/>
+        </m:oMathParaPr>
+        <m:oMath>
+          <m:r>
+            <w:rPr>
+              <w:rFonts w:ascii="Cambria Math" w:hAnsi="Cambria Math"/>
+              <w:lang w:val="en-US"/>
+            </w:rPr>
+            <m:t>AB=</m:t>
+          </m:r>
+          <m:d>
+            <m:dPr>
+              <m:ctrlPr>
+                <w:rPr>
+                  <w:rFonts w:ascii="Cambria Math" w:hAnsi="Cambria Math"/>
+                  <w:i/>
+                  <w:lang w:val="en-US"/>
+                </w:rPr>
+              </m:ctrlPr>
+            </m:dPr>
+            <m:e>
+              <m:m>
+                <m:mPr>
+                  <m:mcs>
+                    <m:mc>
+                      <m:mcPr>
+                        <m:count m:val="3"/>
+                        <m:mcJc m:val="center"/>
+                      </m:mcPr>
+                    </m:mc>
+                  </m:mcs>
+                  <m:ctrlPr>
                     <w:rPr>
                       <w:rFonts w:ascii="Cambria Math" w:hAnsi="Cambria Math"/>
+                      <w:i/>
                       <w:lang w:val="en-US"/>
                     </w:rPr>
-                    <m:t>108</m:t>
-                  </m:r>
-                </m:e>
-                <m:e>
-                  <m:r>
-                    <w:rPr>
-                      <w:rFonts w:ascii="Cambria Math" w:hAnsi="Cambria Math"/>
-                      <w:lang w:val="en-US"/>
-                    </w:rPr>
-                    <m:t>0</m:t>
-                  </m:r>
-                </m:e>
-                <m:e>
-                  <m:r>
-                    <w:rPr>
-                      <w:rFonts w:ascii="Cambria Math" w:hAnsi="Cambria Math"/>
-                      <w:lang w:val="en-US"/>
-                    </w:rPr>
-                    <m:t>0</m:t>
-                  </m:r>
-                </m:e>
-              </m:mr>
-              <m:mr>
-                <m:e>
-                  <m:r>
-                    <w:rPr>
-                      <w:rFonts w:ascii="Cambria Math" w:hAnsi="Cambria Math"/>
-                      <w:lang w:val="en-US"/>
-                    </w:rPr>
-                    <m:t>0</m:t>
-                  </m:r>
-                </m:e>
-                <m:e>
-                  <m:r>
-                    <w:rPr>
-                      <w:rFonts w:ascii="Cambria Math" w:hAnsi="Cambria Math"/>
-                      <w:lang w:val="en-US"/>
-                    </w:rPr>
-                    <m:t>108</m:t>
-                  </m:r>
-                </m:e>
-                <m:e>
-                  <m:r>
-                    <w:rPr>
-                      <w:rFonts w:ascii="Cambria Math" w:hAnsi="Cambria Math"/>
-                      <w:lang w:val="en-US"/>
-                    </w:rPr>
-                    <m:t>0</m:t>
-                  </m:r>
-                </m:e>
-              </m:mr>
-              <m:mr>
-                <m:e>
-                  <m:r>
-                    <w:rPr>
-                      <w:rFonts w:ascii="Cambria Math" w:hAnsi="Cambria Math"/>
-                      <w:lang w:val="en-US"/>
-                    </w:rPr>
-                    <m:t>0</m:t>
-                  </m:r>
-                </m:e>
-                <m:e>
-                  <m:r>
-                    <w:rPr>
-                      <w:rFonts w:ascii="Cambria Math" w:hAnsi="Cambria Math"/>
-                      <w:lang w:val="en-US"/>
-                    </w:rPr>
-                    <m:t>0</m:t>
-                  </m:r>
-                </m:e>
-                <m:e>
-                  <m:r>
-                    <w:rPr>
-                      <w:rFonts w:ascii="Cambria Math" w:hAnsi="Cambria Math"/>
-                      <w:lang w:val="en-US"/>
-                    </w:rPr>
-                    <m:t>108</m:t>
-                  </m:r>
-                </m:e>
-              </m:mr>
-            </m:m>
-          </m:e>
-        </m:d>
-      </m:oMath>
+                  </m:ctrlPr>
+                </m:mPr>
+                <m:mr>
+                  <m:e>
+                    <m:r>
+                      <w:rPr>
+                        <w:rFonts w:ascii="Cambria Math" w:hAnsi="Cambria Math"/>
+                        <w:lang w:val="en-US"/>
+                      </w:rPr>
+                      <m:t>108</m:t>
+                    </m:r>
+                  </m:e>
+                  <m:e>
+                    <m:r>
+                      <w:rPr>
+                        <w:rFonts w:ascii="Cambria Math" w:hAnsi="Cambria Math"/>
+                        <w:lang w:val="en-US"/>
+                      </w:rPr>
+                      <m:t>0</m:t>
+                    </m:r>
+                  </m:e>
+                  <m:e>
+                    <m:r>
+                      <w:rPr>
+                        <w:rFonts w:ascii="Cambria Math" w:hAnsi="Cambria Math"/>
+                        <w:lang w:val="en-US"/>
+                      </w:rPr>
+                      <m:t>0</m:t>
+                    </m:r>
+                  </m:e>
+                </m:mr>
+                <m:mr>
+                  <m:e>
+                    <m:r>
+                      <w:rPr>
+                        <w:rFonts w:ascii="Cambria Math" w:hAnsi="Cambria Math"/>
+                        <w:lang w:val="en-US"/>
+                      </w:rPr>
+                      <m:t>0</m:t>
+                    </m:r>
+                  </m:e>
+                  <m:e>
+                    <m:r>
+                      <w:rPr>
+                        <w:rFonts w:ascii="Cambria Math" w:hAnsi="Cambria Math"/>
+                        <w:lang w:val="en-US"/>
+                      </w:rPr>
+                      <m:t>108</m:t>
+                    </m:r>
+                  </m:e>
+                  <m:e>
+                    <m:r>
+                      <w:rPr>
+                        <w:rFonts w:ascii="Cambria Math" w:hAnsi="Cambria Math"/>
+                        <w:lang w:val="en-US"/>
+                      </w:rPr>
+                      <m:t>0</m:t>
+                    </m:r>
+                  </m:e>
+                </m:mr>
+                <m:mr>
+                  <m:e>
+                    <m:r>
+                      <w:rPr>
+                        <w:rFonts w:ascii="Cambria Math" w:hAnsi="Cambria Math"/>
+                        <w:lang w:val="en-US"/>
+                      </w:rPr>
+                      <m:t>0</m:t>
+                    </m:r>
+                  </m:e>
+                  <m:e>
+                    <m:r>
+                      <w:rPr>
+                        <w:rFonts w:ascii="Cambria Math" w:hAnsi="Cambria Math"/>
+                        <w:lang w:val="en-US"/>
+                      </w:rPr>
+                      <m:t>0</m:t>
+                    </m:r>
+                  </m:e>
+                  <m:e>
+                    <m:r>
+                      <w:rPr>
+                        <w:rFonts w:ascii="Cambria Math" w:hAnsi="Cambria Math"/>
+                        <w:lang w:val="en-US"/>
+                      </w:rPr>
+                      <m:t>108</m:t>
+                    </m:r>
+                  </m:e>
+                </m:mr>
+              </m:m>
+            </m:e>
+          </m:d>
+        </m:oMath>
+      </m:oMathPara>
     </w:p>
     <w:p>
       <w:pPr>
@@ -3391,7 +3397,7 @@
         <w:rPr>
           <w:lang w:val="en-US"/>
         </w:rPr>
-        <w:t>Xét 1 ma trận, không gian hàng của nó là Span của tất cả các hàng, không gian cột là Span của tất cả các cột</w:t>
+        <w:t>Xét ma trận A có kích thước m x n</w:t>
       </w:r>
     </w:p>
     <w:p>
@@ -3409,7 +3415,32 @@
         <w:rPr>
           <w:lang w:val="en-US"/>
         </w:rPr>
-        <w:t>Không gian cột chính là ảnh của không gian Vector ban đầu bị biến đổi bởi ma trận</w:t>
+        <w:t>K</w:t>
+      </w:r>
+      <w:r>
+        <w:rPr>
+          <w:lang w:val="en-US"/>
+        </w:rPr>
+        <w:t>hông gian hàng là Span của tất cả</w:t>
+      </w:r>
+      <w:r>
+        <w:rPr>
+          <w:lang w:val="en-US"/>
+        </w:rPr>
+        <w:t xml:space="preserve"> các hàng, kí hiệu C(A</w:t>
+      </w:r>
+      <w:r>
+        <w:rPr>
+          <w:vertAlign w:val="superscript"/>
+          <w:lang w:val="en-US"/>
+        </w:rPr>
+        <w:t>T</w:t>
+      </w:r>
+      <w:r>
+        <w:rPr>
+          <w:lang w:val="en-US"/>
+        </w:rPr>
+        <w:t>)</w:t>
       </w:r>
     </w:p>
     <w:p>
@@ -3427,6 +3458,36 @@
         <w:rPr>
           <w:lang w:val="en-US"/>
         </w:rPr>
+        <w:t>K</w:t>
+      </w:r>
+      <w:r>
+        <w:rPr>
+          <w:lang w:val="en-US"/>
+        </w:rPr>
+        <w:t>hông gian cột là Span của tất cả các cột</w:t>
+      </w:r>
+      <w:r>
+        <w:rPr>
+          <w:lang w:val="en-US"/>
+        </w:rPr>
+        <w:t>, kí hiệu C(A)</w:t>
+      </w:r>
+    </w:p>
+    <w:p>
+      <w:pPr>
+        <w:pStyle w:val="ListParagraph"/>
+        <w:numPr>
+          <w:ilvl w:val="0"/>
+          <w:numId w:val="4"/>
+        </w:numPr>
+        <w:rPr>
+          <w:lang w:val="en-US"/>
+        </w:rPr>
+      </w:pPr>
+      <w:r>
+        <w:rPr>
+          <w:lang w:val="en-US"/>
+        </w:rPr>
         <w:t>Số chiều của không gian hàng và không gian cột luôn = nhau và = hạng của ma trận</w:t>
       </w:r>
     </w:p>
@@ -3445,7 +3506,13 @@
         <w:rPr>
           <w:lang w:val="en-US"/>
         </w:rPr>
-        <w:t>Không Gian Phạm Vi (Range Space) Là Gì?</w:t>
+        <w:t>Range Space</w:t>
+      </w:r>
+      <w:r>
+        <w:rPr>
+          <w:lang w:val="en-US"/>
+        </w:rPr>
+        <w:t xml:space="preserve"> Là Gì?</w:t>
       </w:r>
     </w:p>
     <w:p>
@@ -3558,9 +3625,6 @@
         </m:oMathParaPr>
         <m:oMath>
           <m:r>
-            <m:rPr>
-              <m:scr m:val="script"/>
-            </m:rPr>
             <w:rPr>
               <w:rFonts w:ascii="Cambria Math" w:hAnsi="Cambria Math"/>
               <w:lang w:val="en-US"/>
@@ -3663,7 +3727,13 @@
         <w:rPr>
           <w:lang w:val="en-US"/>
         </w:rPr>
-        <w:t>Không Gian Vô Hiệu (Null Space) Là Gì?</w:t>
+        <w:t>Null Space Và Left Null Space</w:t>
+      </w:r>
+      <w:r>
+        <w:rPr>
+          <w:lang w:val="en-US"/>
+        </w:rPr>
+        <w:t xml:space="preserve"> Là Gì?</w:t>
       </w:r>
     </w:p>
     <w:p>
@@ -3681,7 +3751,13 @@
         <w:rPr>
           <w:lang w:val="en-US"/>
         </w:rPr>
-        <w:t>Là Kernel của Homomorphism</w:t>
+        <w:t>Null Space l</w:t>
+      </w:r>
+      <w:r>
+        <w:rPr>
+          <w:lang w:val="en-US"/>
+        </w:rPr>
+        <w:t>à Kernel của Homomorphism</w:t>
       </w:r>
       <w:r>
         <w:rPr>
@@ -3750,7 +3826,7 @@
               <w:rFonts w:ascii="Cambria Math" w:hAnsi="Cambria Math"/>
               <w:lang w:val="en-US"/>
             </w:rPr>
-            <m:t>ℵ</m:t>
+            <m:t>N</m:t>
           </m:r>
           <m:d>
             <m:dPr>
@@ -3913,7 +3989,242 @@
     </w:p>
     <w:p>
       <w:pPr>
-        <w:ind w:left="720"/>
+        <w:pStyle w:val="ListParagraph"/>
+        <w:numPr>
+          <w:ilvl w:val="0"/>
+          <w:numId w:val="4"/>
+        </w:numPr>
+        <w:rPr>
+          <w:lang w:val="en-US"/>
+        </w:rPr>
+      </w:pPr>
+      <w:r>
+        <w:rPr>
+          <w:lang w:val="en-US"/>
+        </w:rPr>
+        <w:t xml:space="preserve">Left Null Space của 1 ma trận là Null Space của ma trận chuyển vị của ma trận đó </w:t>
+      </w:r>
+    </w:p>
+    <w:p>
+      <w:pPr>
+        <w:pStyle w:val="ListParagraph"/>
+        <w:numPr>
+          <w:ilvl w:val="0"/>
+          <w:numId w:val="4"/>
+        </w:numPr>
+        <w:rPr>
+          <w:lang w:val="en-US"/>
+        </w:rPr>
+      </w:pPr>
+      <w:r>
+        <w:rPr>
+          <w:lang w:val="en-US"/>
+        </w:rPr>
+        <w:t>Null Space của 1 ma trận luôn vuông góc với không gian hàng của ma trận đó</w:t>
+      </w:r>
+      <w:r>
+        <w:rPr>
+          <w:lang w:val="en-US"/>
+        </w:rPr>
+        <w:t>, tương tự Left Null Space luôn vuông góc không gian cột</w:t>
+      </w:r>
+    </w:p>
+    <w:p>
+      <w:pPr>
+        <w:pStyle w:val="ListParagraph"/>
+        <w:numPr>
+          <w:ilvl w:val="0"/>
+          <w:numId w:val="3"/>
+        </w:numPr>
+        <w:rPr>
+          <w:lang w:val="en-US"/>
+        </w:rPr>
+      </w:pPr>
+      <w:r>
+        <w:rPr>
+          <w:lang w:val="en-US"/>
+        </w:rPr>
+        <w:t>Tính Số Chiều Của Null Space</w:t>
+      </w:r>
+      <w:r>
+        <w:rPr>
+          <w:lang w:val="en-US"/>
+        </w:rPr>
+        <w:t xml:space="preserve"> Và Left Null Space</w:t>
+      </w:r>
+      <w:r>
+        <w:rPr>
+          <w:lang w:val="en-US"/>
+        </w:rPr>
+        <w:t xml:space="preserve"> Của 1 Ma Trận?</w:t>
+      </w:r>
+    </w:p>
+    <w:p>
+      <w:pPr>
+        <w:pStyle w:val="ListParagraph"/>
+        <w:numPr>
+          <w:ilvl w:val="0"/>
+          <w:numId w:val="4"/>
+        </w:numPr>
+        <w:rPr>
+          <w:lang w:val="en-US"/>
+        </w:rPr>
+      </w:pPr>
+      <w:r>
+        <w:rPr>
+          <w:lang w:val="en-US"/>
+        </w:rPr>
+        <w:t>Số chiều của Null Space là</w:t>
+      </w:r>
+    </w:p>
+    <w:p>
+      <w:pPr>
+        <w:pStyle w:val="ListParagraph"/>
+        <w:pBdr>
+          <w:top w:val="single" w:sz="4" w:space="1" w:color="auto"/>
+          <w:left w:val="single" w:sz="4" w:space="4" w:color="auto"/>
+          <w:bottom w:val="single" w:sz="4" w:space="1" w:color="auto"/>
+          <w:right w:val="single" w:sz="4" w:space="4" w:color="auto"/>
+        </w:pBdr>
+        <w:ind w:left="1080"/>
+        <w:rPr>
+          <w:rFonts w:ascii="Cambria Math" w:hAnsi="Cambria Math"/>
+          <w:lang w:val="en-US"/>
+          <w:oMath/>
+        </w:rPr>
+      </w:pPr>
+      <m:oMathPara>
+        <m:oMathParaPr>
+          <m:jc m:val="left"/>
+        </m:oMathParaPr>
+        <m:oMath>
+          <m:r>
+            <w:rPr>
+              <w:rFonts w:ascii="Cambria Math" w:hAnsi="Cambria Math"/>
+              <w:lang w:val="en-US"/>
+            </w:rPr>
+            <m:t>D=n-r</m:t>
+          </m:r>
+        </m:oMath>
+      </m:oMathPara>
+    </w:p>
+    <w:p>
+      <w:pPr>
+        <w:pStyle w:val="ListParagraph"/>
+        <w:numPr>
+          <w:ilvl w:val="0"/>
+          <w:numId w:val="4"/>
+        </w:numPr>
+        <w:rPr>
+          <w:rFonts w:ascii="Cambria Math" w:hAnsi="Cambria Math"/>
+          <w:lang w:val="en-US"/>
+          <w:oMath/>
+        </w:rPr>
+      </w:pPr>
+      <w:r>
+        <w:rPr>
+          <w:rFonts w:eastAsiaTheme="minorEastAsia"/>
+          <w:lang w:val="en-US"/>
+        </w:rPr>
+        <w:t>r là hạng của ma trận</w:t>
+      </w:r>
+    </w:p>
+    <w:p>
+      <w:pPr>
+        <w:pStyle w:val="ListParagraph"/>
+        <w:numPr>
+          <w:ilvl w:val="0"/>
+          <w:numId w:val="4"/>
+        </w:numPr>
+        <w:rPr>
+          <w:rFonts w:ascii="Cambria Math" w:hAnsi="Cambria Math"/>
+          <w:lang w:val="en-US"/>
+          <w:oMath/>
+        </w:rPr>
+      </w:pPr>
+      <w:r>
+        <w:rPr>
+          <w:rFonts w:eastAsiaTheme="minorEastAsia"/>
+          <w:lang w:val="en-US"/>
+        </w:rPr>
+        <w:t>n là số cột của ma trận</w:t>
+      </w:r>
+    </w:p>
+    <w:p>
+      <w:pPr>
+        <w:pStyle w:val="ListParagraph"/>
+        <w:numPr>
+          <w:ilvl w:val="0"/>
+          <w:numId w:val="4"/>
+        </w:numPr>
+        <w:rPr>
+          <w:rFonts w:ascii="Cambria Math" w:hAnsi="Cambria Math"/>
+          <w:lang w:val="en-US"/>
+          <w:oMath/>
+        </w:rPr>
+      </w:pPr>
+      <w:r>
+        <w:rPr>
+          <w:rFonts w:eastAsiaTheme="minorEastAsia"/>
+          <w:lang w:val="en-US"/>
+        </w:rPr>
+        <w:t>Số chiều của Left Null Space là</w:t>
+      </w:r>
+    </w:p>
+    <w:p>
+      <w:pPr>
+        <w:pStyle w:val="ListParagraph"/>
+        <w:pBdr>
+          <w:top w:val="single" w:sz="4" w:space="1" w:color="auto"/>
+          <w:left w:val="single" w:sz="4" w:space="4" w:color="auto"/>
+          <w:bottom w:val="single" w:sz="4" w:space="1" w:color="auto"/>
+          <w:right w:val="single" w:sz="4" w:space="4" w:color="auto"/>
+        </w:pBdr>
+        <w:ind w:left="1080"/>
+        <w:rPr>
+          <w:rFonts w:ascii="Cambria Math" w:hAnsi="Cambria Math"/>
+          <w:lang w:val="en-US"/>
+          <w:oMath/>
+        </w:rPr>
+      </w:pPr>
+      <m:oMathPara>
+        <m:oMathParaPr>
+          <m:jc m:val="left"/>
+        </m:oMathParaPr>
+        <m:oMath>
+          <m:r>
+            <w:rPr>
+              <w:rFonts w:ascii="Cambria Math" w:eastAsiaTheme="minorEastAsia" w:hAnsi="Cambria Math"/>
+              <w:lang w:val="en-US"/>
+            </w:rPr>
+            <m:t>D'=m-r</m:t>
+          </m:r>
+        </m:oMath>
+      </m:oMathPara>
+    </w:p>
+    <w:p>
+      <w:pPr>
+        <w:pStyle w:val="ListParagraph"/>
+        <w:numPr>
+          <w:ilvl w:val="0"/>
+          <w:numId w:val="4"/>
+        </w:numPr>
+        <w:rPr>
+          <w:rFonts w:ascii="Cambria Math" w:hAnsi="Cambria Math"/>
+          <w:lang w:val="en-US"/>
+          <w:oMath/>
+        </w:rPr>
+      </w:pPr>
+      <w:r>
+        <w:rPr>
+          <w:rFonts w:eastAsiaTheme="minorEastAsia"/>
+          <w:lang w:val="en-US"/>
+        </w:rPr>
+        <w:t>m là số hàng của ma trận</w:t>
+      </w:r>
+    </w:p>
+    <w:p>
+      <w:pPr>
         <w:rPr>
           <w:lang w:val="en-US"/>
         </w:rPr>
@@ -4244,6 +4555,7 @@
         <w:rPr>
           <w:lang w:val="en-US"/>
         </w:rPr>
+        <w:lastRenderedPageBreak/>
         <w:t>Ma Trận Bổ Sung (Augmented Matrix) Là Gì?</w:t>
       </w:r>
     </w:p>
@@ -4263,24 +4575,6 @@
           <w:lang w:val="en-US"/>
         </w:rPr>
         <w:t>Là ma trận nhận được khi ghép 2 ma trận cùng số dòng lại với nhau theo chiều ngang</w:t>
-      </w:r>
-    </w:p>
-    <w:p>
-      <w:pPr>
-        <w:pStyle w:val="ListParagraph"/>
-        <w:numPr>
-          <w:ilvl w:val="0"/>
-          <w:numId w:val="4"/>
-        </w:numPr>
-        <w:rPr>
-          <w:lang w:val="en-US"/>
-        </w:rPr>
-      </w:pPr>
-      <w:r>
-        <w:rPr>
-          <w:lang w:val="en-US"/>
-        </w:rPr>
-        <w:t>Có tác dụng thực hiện phương pháp loại bỏ Gaussian trên nhiều ma trận cùng lúc</w:t>
       </w:r>
     </w:p>
     <w:p>
@@ -4561,7 +4855,6 @@
           <w:rFonts w:eastAsiaTheme="minorEastAsia"/>
           <w:lang w:val="en-US"/>
         </w:rPr>
-        <w:lastRenderedPageBreak/>
         <w:t>Ma trận bổ sung của A và B là</w:t>
       </w:r>
     </w:p>
@@ -4880,37 +5173,13 @@
         <w:rPr>
           <w:lang w:val="en-US"/>
         </w:rPr>
-        <w:t xml:space="preserve"> thì sẽ có vô số nghiệm, vì các Vector của ma trận </w:t>
-      </w:r>
-      <w:r>
-        <w:rPr>
-          <w:lang w:val="en-US"/>
-        </w:rPr>
-        <w:t>suy biến</w:t>
-      </w:r>
-      <w:r>
-        <w:rPr>
-          <w:lang w:val="en-US"/>
-        </w:rPr>
-        <w:t xml:space="preserve"> đồng phẳng, do đó, </w:t>
-      </w:r>
-      <w:r>
-        <w:rPr>
-          <w:lang w:val="en-US"/>
-        </w:rPr>
-        <w:t xml:space="preserve">các </w:t>
-      </w:r>
-      <w:r>
-        <w:rPr>
-          <w:lang w:val="en-US"/>
-        </w:rPr>
-        <w:t xml:space="preserve">mặt phẳng có </w:t>
-      </w:r>
-      <w:r>
-        <w:rPr>
-          <w:lang w:val="en-US"/>
-        </w:rPr>
-        <w:t>Vector pháp tuyến là chúng và đi qua gốc tọa độ sẽ cắt nhau tạo thành 1 giao tuyến là đường thẳng</w:t>
+        <w:t xml:space="preserve"> thì sẽ có vô số nghiệ</w:t>
+      </w:r>
+      <w:r>
+        <w:rPr>
+          <w:lang w:val="en-US"/>
+        </w:rPr>
+        <w:t>m</w:t>
       </w:r>
     </w:p>
     <w:p>
@@ -5220,7 +5489,7 @@
         <w:rPr>
           <w:lang w:val="en-US"/>
         </w:rPr>
-        <w:t>Hệ phương trình đồng nhất có các hệ số của ma trận không suy biến thì sẽ có nghiệm duy nhất là x = y = z = … = 0, vì các Vector của ma trận không suy biến không đồng phẳng, do đó, các mặt phẳng có Vector pháp tuyến là chúng và đi qua gốc tọa độ sẽ cắt nhau tại 1 điểm duy nhất là gốc tọa độ</w:t>
+        <w:t>Hệ phương trình đồng nhất có các hệ số của ma trận không suy biến thì sẽ có nghiệm duy nhất là x = y = z = … = 0</w:t>
       </w:r>
     </w:p>
     <w:p>
@@ -5670,6 +5939,7 @@
         <w:rPr>
           <w:lang w:val="en-US"/>
         </w:rPr>
+        <w:lastRenderedPageBreak/>
         <w:t>Trụ cột</w:t>
       </w:r>
       <w:r>
@@ -5781,7 +6051,6 @@
         <w:rPr>
           <w:lang w:val="en-US"/>
         </w:rPr>
-        <w:lastRenderedPageBreak/>
         <w:t>Ma trận hàng bậc thang rút gọn còn được gọi là ma trận chính tắc của tất cả ma trận tương đương hàng với nó</w:t>
       </w:r>
     </w:p>
@@ -5829,14 +6098,7 @@
               <w:rFonts w:ascii="Cambria Math" w:hAnsi="Cambria Math"/>
               <w:lang w:val="en-US"/>
             </w:rPr>
-            <m:t>M</m:t>
-          </m:r>
-          <m:r>
-            <w:rPr>
-              <w:rFonts w:ascii="Cambria Math" w:hAnsi="Cambria Math"/>
-              <w:lang w:val="en-US"/>
-            </w:rPr>
-            <m:t>=</m:t>
+            <m:t>M=</m:t>
           </m:r>
           <m:d>
             <m:dPr>
@@ -6018,34 +6280,7 @@
               <w:rFonts w:ascii="Cambria Math" w:eastAsiaTheme="minorEastAsia" w:hAnsi="Cambria Math"/>
               <w:lang w:val="en-US"/>
             </w:rPr>
-            <m:t>rref</m:t>
-          </m:r>
-          <m:d>
-            <m:dPr>
-              <m:ctrlPr>
-                <w:rPr>
-                  <w:rFonts w:ascii="Cambria Math" w:eastAsiaTheme="minorEastAsia" w:hAnsi="Cambria Math"/>
-                  <w:i/>
-                  <w:lang w:val="en-US"/>
-                </w:rPr>
-              </m:ctrlPr>
-            </m:dPr>
-            <m:e>
-              <m:r>
-                <w:rPr>
-                  <w:rFonts w:ascii="Cambria Math" w:hAnsi="Cambria Math"/>
-                  <w:lang w:val="en-US"/>
-                </w:rPr>
-                <m:t>M</m:t>
-              </m:r>
-            </m:e>
-          </m:d>
-          <m:r>
-            <w:rPr>
-              <w:rFonts w:ascii="Cambria Math" w:eastAsiaTheme="minorEastAsia" w:hAnsi="Cambria Math"/>
-              <w:lang w:val="en-US"/>
-            </w:rPr>
-            <m:t>=</m:t>
+            <m:t>R=</m:t>
           </m:r>
           <m:d>
             <m:dPr>
@@ -6261,6 +6496,13 @@
           </m:r>
           <m:r>
             <w:rPr>
+              <w:rFonts w:ascii="Cambria Math" w:eastAsiaTheme="minorEastAsia" w:hAnsi="Cambria Math"/>
+              <w:lang w:val="en-US"/>
+            </w:rPr>
+            <m:t>'</m:t>
+          </m:r>
+          <m:r>
+            <w:rPr>
               <w:rFonts w:ascii="Cambria Math" w:hAnsi="Cambria Math"/>
               <w:lang w:val="en-US"/>
             </w:rPr>
@@ -6416,15 +6658,7 @@
         <w:rPr>
           <w:lang w:val="en-US"/>
         </w:rPr>
-        <w:t xml:space="preserve">Từ công thức trên, ta dễ dàng suy ra được ma trận Null Space, nói cách khác là ma trận mà các cột </w:t>
-      </w:r>
-      <w:bookmarkStart w:id="0" w:name="_GoBack"/>
-      <w:bookmarkEnd w:id="0"/>
-      <w:r>
-        <w:rPr>
-          <w:lang w:val="en-US"/>
-        </w:rPr>
-        <w:t>của nó đều là các nghiệm đặc biệt của hệ đồng nhất ứng với ma trận đang xét</w:t>
+        <w:t>Từ công thức trên, ta dễ dàng suy ra được ma trận Null Space, nói cách khác là ma trận mà các cột của nó đều là các nghiệm đặc biệt của hệ đồng nhất ứng với ma trận đang xét</w:t>
       </w:r>
       <w:r>
         <w:rPr>
@@ -6460,6 +6694,13 @@
               <w:lang w:val="en-US"/>
             </w:rPr>
             <m:t>N</m:t>
+          </m:r>
+          <m:r>
+            <w:rPr>
+              <w:rFonts w:ascii="Cambria Math" w:hAnsi="Cambria Math"/>
+              <w:lang w:val="en-US"/>
+            </w:rPr>
+            <m:t>'</m:t>
           </m:r>
           <m:r>
             <w:rPr>
@@ -6592,28 +6833,15 @@
               <w:rFonts w:ascii="Cambria Math" w:eastAsiaTheme="minorEastAsia" w:hAnsi="Cambria Math"/>
               <w:lang w:val="en-US"/>
             </w:rPr>
-            <m:t>rref</m:t>
+            <m:t>R</m:t>
           </m:r>
-          <m:d>
-            <m:dPr>
-              <m:ctrlPr>
-                <w:rPr>
-                  <w:rFonts w:ascii="Cambria Math" w:eastAsiaTheme="minorEastAsia" w:hAnsi="Cambria Math"/>
-                  <w:i/>
-                  <w:lang w:val="en-US"/>
-                </w:rPr>
-              </m:ctrlPr>
-            </m:dPr>
-            <m:e>
-              <m:r>
-                <w:rPr>
-                  <w:rFonts w:ascii="Cambria Math" w:hAnsi="Cambria Math"/>
-                  <w:lang w:val="en-US"/>
-                </w:rPr>
-                <m:t>M</m:t>
-              </m:r>
-            </m:e>
-          </m:d>
+          <m:r>
+            <w:rPr>
+              <w:rFonts w:ascii="Cambria Math" w:eastAsiaTheme="minorEastAsia" w:hAnsi="Cambria Math"/>
+              <w:lang w:val="en-US"/>
+            </w:rPr>
+            <m:t>'</m:t>
+          </m:r>
           <m:r>
             <w:rPr>
               <w:rFonts w:ascii="Cambria Math" w:eastAsiaTheme="minorEastAsia" w:hAnsi="Cambria Math"/>
@@ -6791,7 +7019,21 @@
               <w:rFonts w:ascii="Cambria Math" w:hAnsi="Cambria Math"/>
               <w:lang w:val="en-US"/>
             </w:rPr>
-            <m:t>N=</m:t>
+            <m:t>N</m:t>
+          </m:r>
+          <m:r>
+            <w:rPr>
+              <w:rFonts w:ascii="Cambria Math" w:hAnsi="Cambria Math"/>
+              <w:lang w:val="en-US"/>
+            </w:rPr>
+            <m:t>'</m:t>
+          </m:r>
+          <m:r>
+            <w:rPr>
+              <w:rFonts w:ascii="Cambria Math" w:hAnsi="Cambria Math"/>
+              <w:lang w:val="en-US"/>
+            </w:rPr>
+            <m:t>=</m:t>
           </m:r>
           <m:d>
             <m:dPr>
@@ -7051,6 +7293,7 @@
         <w:rPr>
           <w:lang w:val="en-US"/>
         </w:rPr>
+        <w:lastRenderedPageBreak/>
         <w:t>Các tiên đề về không gian Vector là</w:t>
       </w:r>
     </w:p>
@@ -7284,7 +7527,6 @@
               <w:rFonts w:ascii="Cambria Math" w:hAnsi="Cambria Math"/>
               <w:lang w:val="en-US"/>
             </w:rPr>
-            <w:lastRenderedPageBreak/>
             <m:t>∃e∈F,ev=v,∀v∈V</m:t>
           </m:r>
         </m:oMath>
@@ -8014,6 +8256,7 @@
               <w:rFonts w:ascii="Cambria Math" w:eastAsiaTheme="minorEastAsia" w:hAnsi="Cambria Math"/>
               <w:lang w:val="en-US"/>
             </w:rPr>
+            <w:lastRenderedPageBreak/>
             <m:t>B=</m:t>
           </m:r>
           <m:d>
@@ -8408,7 +8651,6 @@
         <w:rPr>
           <w:lang w:val="en-US"/>
         </w:rPr>
-        <w:lastRenderedPageBreak/>
         <w:t>Cho Vector v, Basis B, biểu diễn của v ứng với B l</w:t>
       </w:r>
       <w:r>
@@ -9423,6 +9665,7 @@
           <w:rFonts w:eastAsiaTheme="minorEastAsia"/>
           <w:lang w:val="en-US"/>
         </w:rPr>
+        <w:lastRenderedPageBreak/>
         <w:t>Không,</w:t>
       </w:r>
       <w:r>
@@ -9619,7 +9862,6 @@
               <w:rFonts w:ascii="Cambria Math" w:eastAsiaTheme="minorEastAsia" w:hAnsi="Cambria Math"/>
               <w:lang w:val="en-US"/>
             </w:rPr>
-            <w:lastRenderedPageBreak/>
             <m:t>a=</m:t>
           </m:r>
           <m:d>
@@ -11333,6 +11575,379 @@
         <w:rPr>
           <w:lang w:val="en-US"/>
         </w:rPr>
+        <w:t>Gaussian Elimination – Phép Khử Gauss:</w:t>
+      </w:r>
+    </w:p>
+    <w:p>
+      <w:pPr>
+        <w:pStyle w:val="ListParagraph"/>
+        <w:numPr>
+          <w:ilvl w:val="0"/>
+          <w:numId w:val="17"/>
+        </w:numPr>
+        <w:rPr>
+          <w:lang w:val="en-US"/>
+        </w:rPr>
+      </w:pPr>
+      <w:r>
+        <w:rPr>
+          <w:lang w:val="en-US"/>
+        </w:rPr>
+        <w:t>Phép Khử Gauss Trên 1 Ma Trận</w:t>
+      </w:r>
+      <w:r>
+        <w:rPr>
+          <w:lang w:val="en-US"/>
+        </w:rPr>
+        <w:t xml:space="preserve"> Là Gì</w:t>
+      </w:r>
+      <w:r>
+        <w:rPr>
+          <w:lang w:val="en-US"/>
+        </w:rPr>
+        <w:t>?</w:t>
+      </w:r>
+    </w:p>
+    <w:p>
+      <w:pPr>
+        <w:pStyle w:val="ListParagraph"/>
+        <w:numPr>
+          <w:ilvl w:val="0"/>
+          <w:numId w:val="2"/>
+        </w:numPr>
+        <w:rPr>
+          <w:lang w:val="en-US"/>
+        </w:rPr>
+      </w:pPr>
+      <w:r>
+        <w:rPr>
+          <w:lang w:val="en-US"/>
+        </w:rPr>
+        <w:t>Thế 1 dòng = tổ hợp tuyến tính của tất cả các hàng, trong đó hệ số của hàng được thế phải khác 0,</w:t>
+      </w:r>
+      <w:r>
+        <w:rPr>
+          <w:lang w:val="en-US"/>
+        </w:rPr>
+        <w:t xml:space="preserve"> và tráo các hàng,</w:t>
+      </w:r>
+      <w:r>
+        <w:rPr>
+          <w:lang w:val="en-US"/>
+        </w:rPr>
+        <w:t xml:space="preserve"> tương tự với cột</w:t>
+      </w:r>
+    </w:p>
+    <w:p>
+      <w:pPr>
+        <w:pStyle w:val="ListParagraph"/>
+        <w:numPr>
+          <w:ilvl w:val="0"/>
+          <w:numId w:val="17"/>
+        </w:numPr>
+        <w:rPr>
+          <w:lang w:val="en-US"/>
+        </w:rPr>
+      </w:pPr>
+      <w:r>
+        <w:rPr>
+          <w:lang w:val="en-US"/>
+        </w:rPr>
+        <w:t>Phép Khử Gauss Làm Biến Đổi Và Không Làm Biến Đổi Những Tính Chất Nào Của Ma Trận?</w:t>
+      </w:r>
+    </w:p>
+    <w:p>
+      <w:pPr>
+        <w:pStyle w:val="ListParagraph"/>
+        <w:numPr>
+          <w:ilvl w:val="0"/>
+          <w:numId w:val="2"/>
+        </w:numPr>
+        <w:rPr>
+          <w:lang w:val="en-US"/>
+        </w:rPr>
+      </w:pPr>
+      <w:r>
+        <w:rPr>
+          <w:lang w:val="en-US"/>
+        </w:rPr>
+        <w:t>Xét trường hợp chỉ khử hàng</w:t>
+      </w:r>
+    </w:p>
+    <w:p>
+      <w:pPr>
+        <w:pStyle w:val="ListParagraph"/>
+        <w:numPr>
+          <w:ilvl w:val="0"/>
+          <w:numId w:val="2"/>
+        </w:numPr>
+        <w:rPr>
+          <w:rFonts w:eastAsiaTheme="minorEastAsia"/>
+          <w:lang w:val="en-US"/>
+        </w:rPr>
+      </w:pPr>
+      <w:r>
+        <w:rPr>
+          <w:lang w:val="en-US"/>
+        </w:rPr>
+        <w:t>Khi dùng p</w:t>
+      </w:r>
+      <w:r>
+        <w:rPr>
+          <w:lang w:val="en-US"/>
+        </w:rPr>
+        <w:t>hép khử Gauss</w:t>
+      </w:r>
+      <w:r>
+        <w:rPr>
+          <w:lang w:val="en-US"/>
+        </w:rPr>
+        <w:t xml:space="preserve"> để đạt được mục đích</w:t>
+      </w:r>
+      <w:r>
+        <w:rPr>
+          <w:lang w:val="en-US"/>
+        </w:rPr>
+        <w:t xml:space="preserve"> là đạt được dạng hàng bậc thang rút gọn</w:t>
+      </w:r>
+      <w:r>
+        <w:rPr>
+          <w:lang w:val="en-US"/>
+        </w:rPr>
+        <w:t>, ta</w:t>
+      </w:r>
+      <w:r>
+        <w:rPr>
+          <w:lang w:val="en-US"/>
+        </w:rPr>
+        <w:t xml:space="preserve"> sẽ </w:t>
+      </w:r>
+      <w:r>
+        <w:rPr>
+          <w:lang w:val="en-US"/>
+        </w:rPr>
+        <w:t xml:space="preserve">vô tình </w:t>
+      </w:r>
+      <w:r>
+        <w:rPr>
+          <w:lang w:val="en-US"/>
+        </w:rPr>
+        <w:t xml:space="preserve">từ từ loại bỏ mọi quan hệ </w:t>
+      </w:r>
+      <w:r>
+        <w:rPr>
+          <w:rFonts w:eastAsiaTheme="minorEastAsia"/>
+          <w:lang w:val="en-US"/>
+        </w:rPr>
+        <w:t xml:space="preserve">tuyến tính giữa các hàng, nghĩa là </w:t>
+      </w:r>
+      <w:r>
+        <w:rPr>
+          <w:rFonts w:eastAsiaTheme="minorEastAsia"/>
+          <w:lang w:val="en-US"/>
+        </w:rPr>
+        <w:t>dạng ma trận cuối  cùng nhận được</w:t>
+      </w:r>
+      <w:r>
+        <w:rPr>
+          <w:rFonts w:eastAsiaTheme="minorEastAsia"/>
+          <w:lang w:val="en-US"/>
+        </w:rPr>
+        <w:t>,</w:t>
+      </w:r>
+      <w:r>
+        <w:rPr>
+          <w:rFonts w:eastAsiaTheme="minorEastAsia"/>
+          <w:lang w:val="en-US"/>
+        </w:rPr>
+        <w:t xml:space="preserve"> </w:t>
+      </w:r>
+      <w:r>
+        <w:rPr>
+          <w:rFonts w:eastAsiaTheme="minorEastAsia"/>
+          <w:lang w:val="en-US"/>
+        </w:rPr>
+        <w:t xml:space="preserve"> bất kể hàng nào của nó cũng không thể là tổ hợp tuyến tính của các hàng còn lại</w:t>
+      </w:r>
+    </w:p>
+    <w:p>
+      <w:pPr>
+        <w:pStyle w:val="ListParagraph"/>
+        <w:numPr>
+          <w:ilvl w:val="0"/>
+          <w:numId w:val="2"/>
+        </w:numPr>
+        <w:rPr>
+          <w:rFonts w:eastAsiaTheme="minorEastAsia"/>
+          <w:lang w:val="en-US"/>
+        </w:rPr>
+      </w:pPr>
+      <w:r>
+        <w:rPr>
+          <w:rFonts w:eastAsiaTheme="minorEastAsia"/>
+          <w:lang w:val="en-US"/>
+        </w:rPr>
+        <w:t>Trong suốt quá trình khử, không gian hàng và Null Space của ma trận không thay đổi, nhưng không gian cộ</w:t>
+      </w:r>
+      <w:r>
+        <w:rPr>
+          <w:rFonts w:eastAsiaTheme="minorEastAsia"/>
+          <w:lang w:val="en-US"/>
+        </w:rPr>
+        <w:t>t và Left Null Space có thể thay đổi</w:t>
+      </w:r>
+    </w:p>
+    <w:p>
+      <w:pPr>
+        <w:pStyle w:val="ListParagraph"/>
+        <w:numPr>
+          <w:ilvl w:val="0"/>
+          <w:numId w:val="2"/>
+        </w:numPr>
+        <w:rPr>
+          <w:rFonts w:eastAsiaTheme="minorEastAsia"/>
+          <w:lang w:val="en-US"/>
+        </w:rPr>
+      </w:pPr>
+      <w:r>
+        <w:rPr>
+          <w:rFonts w:eastAsiaTheme="minorEastAsia"/>
+          <w:lang w:val="en-US"/>
+        </w:rPr>
+        <w:t xml:space="preserve">Đồng thời, </w:t>
+      </w:r>
+      <w:r>
+        <w:rPr>
+          <w:rFonts w:eastAsiaTheme="minorEastAsia"/>
+          <w:lang w:val="en-US"/>
+        </w:rPr>
+        <w:t xml:space="preserve">các cột trong ma trận ban đầu có </w:t>
+      </w:r>
+      <w:r>
+        <w:rPr>
+          <w:rFonts w:eastAsiaTheme="minorEastAsia"/>
+          <w:lang w:val="en-US"/>
+        </w:rPr>
+        <w:t>vị trí</w:t>
+      </w:r>
+      <w:r>
+        <w:rPr>
+          <w:rFonts w:eastAsiaTheme="minorEastAsia"/>
+          <w:lang w:val="en-US"/>
+        </w:rPr>
+        <w:t xml:space="preserve"> là vị trí</w:t>
+      </w:r>
+      <w:r>
+        <w:rPr>
+          <w:rFonts w:eastAsiaTheme="minorEastAsia"/>
+          <w:lang w:val="en-US"/>
+        </w:rPr>
+        <w:t xml:space="preserve"> các trụ cột ở dạng hàng bậc thang rút gọn cuối cùng </w:t>
+      </w:r>
+      <w:r>
+        <w:rPr>
+          <w:rFonts w:eastAsiaTheme="minorEastAsia"/>
+          <w:lang w:val="en-US"/>
+        </w:rPr>
+        <w:t>sẽ tạo thành Basis của không gian cột của ma trận ban đầu</w:t>
+      </w:r>
+    </w:p>
+    <w:p>
+      <w:pPr>
+        <w:pStyle w:val="ListParagraph"/>
+        <w:numPr>
+          <w:ilvl w:val="0"/>
+          <w:numId w:val="2"/>
+        </w:numPr>
+        <w:rPr>
+          <w:rFonts w:eastAsiaTheme="minorEastAsia"/>
+          <w:lang w:val="en-US"/>
+        </w:rPr>
+      </w:pPr>
+      <w:r>
+        <w:rPr>
+          <w:rFonts w:eastAsiaTheme="minorEastAsia"/>
+          <w:lang w:val="en-US"/>
+        </w:rPr>
+        <w:t>Xét trường hợp chỉ khử cột</w:t>
+      </w:r>
+    </w:p>
+    <w:p>
+      <w:pPr>
+        <w:pStyle w:val="ListParagraph"/>
+        <w:numPr>
+          <w:ilvl w:val="0"/>
+          <w:numId w:val="2"/>
+        </w:numPr>
+        <w:rPr>
+          <w:rFonts w:eastAsiaTheme="minorEastAsia"/>
+          <w:lang w:val="en-US"/>
+        </w:rPr>
+      </w:pPr>
+      <w:r>
+        <w:rPr>
+          <w:rFonts w:eastAsiaTheme="minorEastAsia"/>
+          <w:lang w:val="en-US"/>
+        </w:rPr>
+        <w:t>Y chang khử hàng, đổi chữ “hàng” thành “cột”, “Null Space” thành “Left Null Space” và ngược lại</w:t>
+      </w:r>
+    </w:p>
+    <w:p>
+      <w:pPr>
+        <w:pStyle w:val="ListParagraph"/>
+        <w:numPr>
+          <w:ilvl w:val="0"/>
+          <w:numId w:val="4"/>
+        </w:numPr>
+        <w:rPr>
+          <w:lang w:val="en-US"/>
+        </w:rPr>
+      </w:pPr>
+      <w:r>
+        <w:rPr>
+          <w:lang w:val="en-US"/>
+        </w:rPr>
+        <w:lastRenderedPageBreak/>
+        <w:t>Nếu sử dụng cả khử dò</w:t>
+      </w:r>
+      <w:bookmarkStart w:id="0" w:name="_GoBack"/>
+      <w:bookmarkEnd w:id="0"/>
+      <w:r>
+        <w:rPr>
+          <w:lang w:val="en-US"/>
+        </w:rPr>
+        <w:t>ng và khử cột cùng lúc</w:t>
+      </w:r>
+      <w:r>
+        <w:rPr>
+          <w:lang w:val="en-US"/>
+        </w:rPr>
+        <w:t xml:space="preserve"> thì có thể</w:t>
+      </w:r>
+      <w:r>
+        <w:rPr>
+          <w:lang w:val="en-US"/>
+        </w:rPr>
+        <w:t xml:space="preserve"> làm biến đổi mọi tính chất của ma trận</w:t>
+      </w:r>
+    </w:p>
+    <w:p>
+      <w:pPr>
+        <w:rPr>
+          <w:lang w:val="en-US"/>
+        </w:rPr>
+      </w:pPr>
+    </w:p>
+    <w:p>
+      <w:pPr>
+        <w:rPr>
+          <w:lang w:val="en-US"/>
+        </w:rPr>
+      </w:pPr>
+      <w:r>
+        <w:rPr>
+          <w:lang w:val="en-US"/>
+        </w:rPr>
         <w:t>System Of Equations – Hệ Phương Trình:</w:t>
       </w:r>
     </w:p>
@@ -11350,9 +11965,48 @@
       </w:pPr>
       <w:r>
         <w:rPr>
-          <w:lang w:val="en-US"/>
-        </w:rPr>
-        <w:t>Phương Pháp Loại Bỏ Gaussian</w:t>
+          <w:rFonts w:eastAsiaTheme="minorEastAsia"/>
+          <w:lang w:val="en-US"/>
+        </w:rPr>
+        <w:t xml:space="preserve">Trình </w:t>
+      </w:r>
+      <w:r>
+        <w:rPr>
+          <w:rFonts w:eastAsiaTheme="minorEastAsia"/>
+          <w:lang w:val="en-US"/>
+        </w:rPr>
+        <w:t>Bày</w:t>
+      </w:r>
+      <w:r>
+        <w:rPr>
+          <w:rFonts w:eastAsiaTheme="minorEastAsia"/>
+          <w:lang w:val="en-US"/>
+        </w:rPr>
+        <w:t xml:space="preserve"> </w:t>
+      </w:r>
+      <w:r>
+        <w:rPr>
+          <w:lang w:val="en-US"/>
+        </w:rPr>
+        <w:t xml:space="preserve">Phép Khử </w:t>
+      </w:r>
+      <w:r>
+        <w:rPr>
+          <w:lang w:val="en-US"/>
+        </w:rPr>
+        <w:t>Gauss</w:t>
+      </w:r>
+      <w:r>
+        <w:rPr>
+          <w:lang w:val="en-US"/>
+        </w:rPr>
+        <w:t xml:space="preserve"> Theo Hàng</w:t>
+      </w:r>
+      <w:r>
+        <w:rPr>
+          <w:lang w:val="en-US"/>
+        </w:rPr>
+        <w:t xml:space="preserve"> Để Giải Hệ Phương Trình</w:t>
       </w:r>
       <w:r>
         <w:rPr>
@@ -11379,7 +12033,7 @@
           <w:rFonts w:eastAsiaTheme="minorEastAsia"/>
           <w:lang w:val="en-US"/>
         </w:rPr>
-        <w:t>Giải hệ phương trình tuyến tính với kết quả luôn luôn chính xác</w:t>
+        <w:t>Ví dụ</w:t>
       </w:r>
     </w:p>
     <w:p>
@@ -11399,255 +12053,21 @@
           <w:rFonts w:eastAsiaTheme="minorEastAsia"/>
           <w:lang w:val="en-US"/>
         </w:rPr>
-        <w:t>Cơ chế là loại bỏ tất cả các quan hệ tuyến tính giữa các hàng, nghĩa là ma trận cuối cùng nhận được, bất kể hàng nào của nó cũng không thể là tổ hợp tuyến tính của các hàng còn lại</w:t>
-      </w:r>
-    </w:p>
-    <w:p>
-      <w:pPr>
-        <w:pStyle w:val="ListParagraph"/>
-        <w:numPr>
-          <w:ilvl w:val="0"/>
-          <w:numId w:val="1"/>
-        </w:numPr>
+        <w:t xml:space="preserve">Nhân </w:t>
+      </w:r>
+      <w:r>
         <w:rPr>
           <w:rFonts w:eastAsiaTheme="minorEastAsia"/>
           <w:lang w:val="en-US"/>
         </w:rPr>
-      </w:pPr>
+        <w:t>hàng</w:t>
+      </w:r>
       <w:r>
         <w:rPr>
           <w:rFonts w:eastAsiaTheme="minorEastAsia"/>
           <w:lang w:val="en-US"/>
         </w:rPr>
-        <w:t>Cách Thực Hiện</w:t>
-      </w:r>
-      <w:r>
-        <w:rPr>
-          <w:rFonts w:eastAsiaTheme="minorEastAsia"/>
-          <w:lang w:val="en-US"/>
-        </w:rPr>
-        <w:t xml:space="preserve"> </w:t>
-      </w:r>
-      <w:r>
-        <w:rPr>
-          <w:lang w:val="en-US"/>
-        </w:rPr>
-        <w:t>Phương Pháp Loại Bỏ Gaussian</w:t>
-      </w:r>
-      <w:r>
-        <w:rPr>
-          <w:rFonts w:eastAsiaTheme="minorEastAsia"/>
-          <w:lang w:val="en-US"/>
-        </w:rPr>
-        <w:t>?</w:t>
-      </w:r>
-    </w:p>
-    <w:p>
-      <w:pPr>
-        <w:pStyle w:val="ListParagraph"/>
-        <w:numPr>
-          <w:ilvl w:val="0"/>
-          <w:numId w:val="2"/>
-        </w:numPr>
-        <w:rPr>
-          <w:rFonts w:eastAsiaTheme="minorEastAsia"/>
-          <w:lang w:val="en-US"/>
-        </w:rPr>
-      </w:pPr>
-      <w:r>
-        <w:rPr>
-          <w:rFonts w:eastAsiaTheme="minorEastAsia"/>
-          <w:lang w:val="en-US"/>
-        </w:rPr>
-        <w:t>Giả sử có 3 hệ phương trình 3 ẩn</w:t>
-      </w:r>
-    </w:p>
-    <w:p>
-      <w:pPr>
-        <w:pStyle w:val="ListParagraph"/>
-        <w:numPr>
-          <w:ilvl w:val="0"/>
-          <w:numId w:val="2"/>
-        </w:numPr>
-        <w:rPr>
-          <w:rFonts w:eastAsiaTheme="minorEastAsia"/>
-          <w:lang w:val="en-US"/>
-        </w:rPr>
-      </w:pPr>
-      <w:r>
-        <w:rPr>
-          <w:rFonts w:eastAsiaTheme="minorEastAsia"/>
-          <w:lang w:val="en-US"/>
-        </w:rPr>
-        <w:t>Bước 1, cộng dòng 2 và 3 với một số lần dòng 1 sao cho hệ số của x ở 2 dòng này trở thành 0</w:t>
-      </w:r>
-    </w:p>
-    <w:p>
-      <w:pPr>
-        <w:pStyle w:val="ListParagraph"/>
-        <w:numPr>
-          <w:ilvl w:val="0"/>
-          <w:numId w:val="2"/>
-        </w:numPr>
-        <w:rPr>
-          <w:rFonts w:eastAsiaTheme="minorEastAsia"/>
-          <w:lang w:val="en-US"/>
-        </w:rPr>
-      </w:pPr>
-      <w:r>
-        <w:rPr>
-          <w:rFonts w:eastAsiaTheme="minorEastAsia"/>
-          <w:lang w:val="en-US"/>
-        </w:rPr>
-        <w:t>Bước 2, cộng dòng 3 với một số lần dòng 2 sao cho hệ số y ở dòng 3 trở thành 0</w:t>
-      </w:r>
-    </w:p>
-    <w:p>
-      <w:pPr>
-        <w:pStyle w:val="ListParagraph"/>
-        <w:numPr>
-          <w:ilvl w:val="0"/>
-          <w:numId w:val="2"/>
-        </w:numPr>
-        <w:rPr>
-          <w:rFonts w:eastAsiaTheme="minorEastAsia"/>
-          <w:lang w:val="en-US"/>
-        </w:rPr>
-      </w:pPr>
-      <w:r>
-        <w:rPr>
-          <w:rFonts w:eastAsiaTheme="minorEastAsia"/>
-          <w:lang w:val="en-US"/>
-        </w:rPr>
-        <w:t>Bước 3, ta được hệ 3 phương trình 3 ẩn mới dạng bậc thang</w:t>
-      </w:r>
-      <w:r>
-        <w:rPr>
-          <w:rFonts w:eastAsiaTheme="minorEastAsia"/>
-          <w:lang w:val="en-US"/>
-        </w:rPr>
-        <w:t xml:space="preserve"> (Echelon Form)</w:t>
-      </w:r>
-      <w:r>
-        <w:rPr>
-          <w:rFonts w:eastAsiaTheme="minorEastAsia"/>
-          <w:lang w:val="en-US"/>
-        </w:rPr>
-        <w:t>, tiến hành giải hệ phương trình này từ dưới lên</w:t>
-      </w:r>
-    </w:p>
-    <w:p>
-      <w:pPr>
-        <w:pStyle w:val="ListParagraph"/>
-        <w:numPr>
-          <w:ilvl w:val="0"/>
-          <w:numId w:val="1"/>
-        </w:numPr>
-        <w:rPr>
-          <w:rFonts w:eastAsiaTheme="minorEastAsia"/>
-          <w:lang w:val="en-US"/>
-        </w:rPr>
-      </w:pPr>
-      <w:r>
-        <w:rPr>
-          <w:rFonts w:eastAsiaTheme="minorEastAsia"/>
-          <w:lang w:val="en-US"/>
-        </w:rPr>
-        <w:t xml:space="preserve">Trình </w:t>
-      </w:r>
-      <w:r>
-        <w:rPr>
-          <w:rFonts w:eastAsiaTheme="minorEastAsia"/>
-          <w:lang w:val="en-US"/>
-        </w:rPr>
-        <w:t>Bày</w:t>
-      </w:r>
-      <w:r>
-        <w:rPr>
-          <w:rFonts w:eastAsiaTheme="minorEastAsia"/>
-          <w:lang w:val="en-US"/>
-        </w:rPr>
-        <w:t xml:space="preserve"> </w:t>
-      </w:r>
-      <w:r>
-        <w:rPr>
-          <w:lang w:val="en-US"/>
-        </w:rPr>
-        <w:t>Phương Pháp Loại Bỏ Gaussian</w:t>
-      </w:r>
-      <w:r>
-        <w:rPr>
-          <w:rFonts w:eastAsiaTheme="minorEastAsia"/>
-          <w:lang w:val="en-US"/>
-        </w:rPr>
-        <w:t>?</w:t>
-      </w:r>
-    </w:p>
-    <w:p>
-      <w:pPr>
-        <w:pStyle w:val="ListParagraph"/>
-        <w:numPr>
-          <w:ilvl w:val="0"/>
-          <w:numId w:val="2"/>
-        </w:numPr>
-        <w:rPr>
-          <w:rFonts w:eastAsiaTheme="minorEastAsia"/>
-          <w:lang w:val="en-US"/>
-        </w:rPr>
-      </w:pPr>
-      <w:r>
-        <w:rPr>
-          <w:rFonts w:eastAsiaTheme="minorEastAsia"/>
-          <w:lang w:val="en-US"/>
-        </w:rPr>
-        <w:t>Từ 1 hệ phương trình tuyến tính đổi sang 1 hệ khác tương đương thì dùng dấ</w:t>
-      </w:r>
-      <w:r>
-        <w:rPr>
-          <w:rFonts w:eastAsiaTheme="minorEastAsia"/>
-          <w:lang w:val="en-US"/>
-        </w:rPr>
-        <w:t>u mũi tên</w:t>
-      </w:r>
-    </w:p>
-    <w:p>
-      <w:pPr>
-        <w:pStyle w:val="ListParagraph"/>
-        <w:numPr>
-          <w:ilvl w:val="0"/>
-          <w:numId w:val="2"/>
-        </w:numPr>
-        <w:rPr>
-          <w:rFonts w:eastAsiaTheme="minorEastAsia"/>
-          <w:lang w:val="en-US"/>
-        </w:rPr>
-      </w:pPr>
-      <w:r>
-        <w:rPr>
-          <w:rFonts w:eastAsiaTheme="minorEastAsia"/>
-          <w:lang w:val="en-US"/>
-        </w:rPr>
-        <w:t>Ví dụ</w:t>
-      </w:r>
-    </w:p>
-    <w:p>
-      <w:pPr>
-        <w:pStyle w:val="ListParagraph"/>
-        <w:numPr>
-          <w:ilvl w:val="0"/>
-          <w:numId w:val="2"/>
-        </w:numPr>
-        <w:rPr>
-          <w:rFonts w:eastAsiaTheme="minorEastAsia"/>
-          <w:lang w:val="en-US"/>
-        </w:rPr>
-      </w:pPr>
-      <w:r>
-        <w:rPr>
-          <w:rFonts w:eastAsiaTheme="minorEastAsia"/>
-          <w:lang w:val="en-US"/>
-        </w:rPr>
-        <w:t>Nhân dòng 1 với 4</w:t>
+        <w:t xml:space="preserve"> 1 với 4</w:t>
       </w:r>
     </w:p>
     <w:p>
@@ -11778,12 +12198,41 @@
             </m:mPr>
             <m:mr>
               <m:e>
+                <m:sSub>
+                  <m:sSubPr>
+                    <m:ctrlPr>
+                      <w:rPr>
+                        <w:rFonts w:ascii="Cambria Math" w:eastAsiaTheme="minorEastAsia" w:hAnsi="Cambria Math"/>
+                        <w:i/>
+                        <w:lang w:val="en-US"/>
+                      </w:rPr>
+                    </m:ctrlPr>
+                  </m:sSubPr>
+                  <m:e>
+                    <m:r>
+                      <w:rPr>
+                        <w:rFonts w:ascii="Cambria Math" w:eastAsiaTheme="minorEastAsia" w:hAnsi="Cambria Math"/>
+                        <w:lang w:val="en-US"/>
+                      </w:rPr>
+                      <m:t>d</m:t>
+                    </m:r>
+                  </m:e>
+                  <m:sub>
+                    <m:r>
+                      <w:rPr>
+                        <w:rFonts w:ascii="Cambria Math" w:eastAsiaTheme="minorEastAsia" w:hAnsi="Cambria Math"/>
+                        <w:lang w:val="en-US"/>
+                      </w:rPr>
+                      <m:t>1</m:t>
+                    </m:r>
+                  </m:sub>
+                </m:sSub>
                 <m:r>
                   <w:rPr>
                     <w:rFonts w:ascii="Cambria Math" w:eastAsiaTheme="minorEastAsia" w:hAnsi="Cambria Math"/>
                     <w:lang w:val="en-US"/>
                   </w:rPr>
-                  <m:t>4</m:t>
+                  <m:t>≔4</m:t>
                 </m:r>
                 <m:sSub>
                   <m:sSubPr>
@@ -11801,7 +12250,7 @@
                         <w:rFonts w:ascii="Cambria Math" w:eastAsiaTheme="minorEastAsia" w:hAnsi="Cambria Math"/>
                         <w:lang w:val="en-US"/>
                       </w:rPr>
-                      <m:t>r</m:t>
+                      <m:t>d</m:t>
                     </m:r>
                   </m:e>
                   <m:sub>
@@ -11923,7 +12372,7 @@
         <w:rPr>
           <w:lang w:val="en-US"/>
         </w:rPr>
-        <w:t xml:space="preserve">ng – </w:t>
+        <w:t>ng –</w:t>
       </w:r>
       <w:r>
         <w:rPr>
@@ -11935,13 +12384,37 @@
         <w:rPr>
           <w:lang w:val="en-US"/>
         </w:rPr>
-        <w:t xml:space="preserve">n dòng 1 vào dòng 2 và – </w:t>
-      </w:r>
-      <w:r>
-        <w:rPr>
-          <w:lang w:val="en-US"/>
-        </w:rPr>
-        <w:t>2 lần dòng 1 vào dòng 3</w:t>
+        <w:t>n hàng 1 vào hàng 2 và –</w:t>
+      </w:r>
+      <w:r>
+        <w:rPr>
+          <w:lang w:val="en-US"/>
+        </w:rPr>
+        <w:t xml:space="preserve">2 lần </w:t>
+      </w:r>
+      <w:r>
+        <w:rPr>
+          <w:lang w:val="en-US"/>
+        </w:rPr>
+        <w:t>hàng</w:t>
+      </w:r>
+      <w:r>
+        <w:rPr>
+          <w:lang w:val="en-US"/>
+        </w:rPr>
+        <w:t xml:space="preserve"> 1 vào </w:t>
+      </w:r>
+      <w:r>
+        <w:rPr>
+          <w:lang w:val="en-US"/>
+        </w:rPr>
+        <w:t>hàng</w:t>
+      </w:r>
+      <w:r>
+        <w:rPr>
+          <w:lang w:val="en-US"/>
+        </w:rPr>
+        <w:t xml:space="preserve"> 3</w:t>
       </w:r>
     </w:p>
     <w:p>
@@ -12043,6 +12516,71 @@
             </m:mPr>
             <m:mr>
               <m:e>
+                <m:sSub>
+                  <m:sSubPr>
+                    <m:ctrlPr>
+                      <w:rPr>
+                        <w:rFonts w:ascii="Cambria Math" w:eastAsiaTheme="minorEastAsia" w:hAnsi="Cambria Math"/>
+                        <w:i/>
+                        <w:lang w:val="en-US"/>
+                      </w:rPr>
+                    </m:ctrlPr>
+                  </m:sSubPr>
+                  <m:e>
+                    <m:r>
+                      <w:rPr>
+                        <w:rFonts w:ascii="Cambria Math" w:eastAsiaTheme="minorEastAsia" w:hAnsi="Cambria Math"/>
+                        <w:lang w:val="en-US"/>
+                      </w:rPr>
+                      <m:t>d</m:t>
+                    </m:r>
+                  </m:e>
+                  <m:sub>
+                    <m:r>
+                      <w:rPr>
+                        <w:rFonts w:ascii="Cambria Math" w:eastAsiaTheme="minorEastAsia" w:hAnsi="Cambria Math"/>
+                        <w:lang w:val="en-US"/>
+                      </w:rPr>
+                      <m:t>2</m:t>
+                    </m:r>
+                  </m:sub>
+                </m:sSub>
+                <m:r>
+                  <w:rPr>
+                    <w:rFonts w:ascii="Cambria Math" w:eastAsiaTheme="minorEastAsia" w:hAnsi="Cambria Math"/>
+                    <w:lang w:val="en-US"/>
+                  </w:rPr>
+                  <m:t>≔</m:t>
+                </m:r>
+                <m:sSub>
+                  <m:sSubPr>
+                    <m:ctrlPr>
+                      <w:rPr>
+                        <w:rFonts w:ascii="Cambria Math" w:eastAsiaTheme="minorEastAsia" w:hAnsi="Cambria Math"/>
+                        <w:i/>
+                        <w:lang w:val="en-US"/>
+                      </w:rPr>
+                    </m:ctrlPr>
+                  </m:sSubPr>
+                  <m:e>
+                    <m:r>
+                      <w:rPr>
+                        <w:rFonts w:ascii="Cambria Math" w:eastAsiaTheme="minorEastAsia" w:hAnsi="Cambria Math"/>
+                        <w:lang w:val="en-US"/>
+                      </w:rPr>
+                      <m:t>d</m:t>
+                    </m:r>
+                  </m:e>
+                  <m:sub>
+                    <m:r>
+                      <w:rPr>
+                        <w:rFonts w:ascii="Cambria Math" w:eastAsiaTheme="minorEastAsia" w:hAnsi="Cambria Math"/>
+                        <w:lang w:val="en-US"/>
+                      </w:rPr>
+                      <m:t>2</m:t>
+                    </m:r>
+                  </m:sub>
+                </m:sSub>
                 <m:r>
                   <w:rPr>
                     <w:rFonts w:ascii="Cambria Math" w:eastAsiaTheme="minorEastAsia" w:hAnsi="Cambria Math"/>
@@ -12066,7 +12604,7 @@
                         <w:rFonts w:ascii="Cambria Math" w:eastAsiaTheme="minorEastAsia" w:hAnsi="Cambria Math"/>
                         <w:lang w:val="en-US"/>
                       </w:rPr>
-                      <m:t>r</m:t>
+                      <m:t>d</m:t>
                     </m:r>
                   </m:e>
                   <m:sub>
@@ -12076,42 +12614,6 @@
                         <w:lang w:val="en-US"/>
                       </w:rPr>
                       <m:t>1</m:t>
-                    </m:r>
-                  </m:sub>
-                </m:sSub>
-                <m:r>
-                  <w:rPr>
-                    <w:rFonts w:ascii="Cambria Math" w:eastAsiaTheme="minorEastAsia" w:hAnsi="Cambria Math"/>
-                    <w:lang w:val="en-US"/>
-                  </w:rPr>
-                  <m:t>+</m:t>
-                </m:r>
-                <m:sSub>
-                  <m:sSubPr>
-                    <m:ctrlPr>
-                      <w:rPr>
-                        <w:rFonts w:ascii="Cambria Math" w:eastAsiaTheme="minorEastAsia" w:hAnsi="Cambria Math"/>
-                        <w:i/>
-                        <w:lang w:val="en-US"/>
-                      </w:rPr>
-                    </m:ctrlPr>
-                  </m:sSubPr>
-                  <m:e>
-                    <m:r>
-                      <w:rPr>
-                        <w:rFonts w:ascii="Cambria Math" w:eastAsiaTheme="minorEastAsia" w:hAnsi="Cambria Math"/>
-                        <w:lang w:val="en-US"/>
-                      </w:rPr>
-                      <m:t>r</m:t>
-                    </m:r>
-                  </m:e>
-                  <m:sub>
-                    <m:r>
-                      <w:rPr>
-                        <w:rFonts w:ascii="Cambria Math" w:eastAsiaTheme="minorEastAsia" w:hAnsi="Cambria Math"/>
-                        <w:lang w:val="en-US"/>
-                      </w:rPr>
-                      <m:t>2</m:t>
                     </m:r>
                   </m:sub>
                 </m:sSub>
@@ -12130,12 +12632,41 @@
             </m:mr>
             <m:mr>
               <m:e>
+                <m:sSub>
+                  <m:sSubPr>
+                    <m:ctrlPr>
+                      <w:rPr>
+                        <w:rFonts w:ascii="Cambria Math" w:eastAsiaTheme="minorEastAsia" w:hAnsi="Cambria Math"/>
+                        <w:i/>
+                        <w:lang w:val="en-US"/>
+                      </w:rPr>
+                    </m:ctrlPr>
+                  </m:sSubPr>
+                  <m:e>
+                    <m:r>
+                      <w:rPr>
+                        <w:rFonts w:ascii="Cambria Math" w:eastAsiaTheme="minorEastAsia" w:hAnsi="Cambria Math"/>
+                        <w:lang w:val="en-US"/>
+                      </w:rPr>
+                      <m:t>d</m:t>
+                    </m:r>
+                  </m:e>
+                  <m:sub>
+                    <m:r>
+                      <w:rPr>
+                        <w:rFonts w:ascii="Cambria Math" w:eastAsiaTheme="minorEastAsia" w:hAnsi="Cambria Math"/>
+                        <w:lang w:val="en-US"/>
+                      </w:rPr>
+                      <m:t>3</m:t>
+                    </m:r>
+                  </m:sub>
+                </m:sSub>
                 <m:r>
                   <w:rPr>
                     <w:rFonts w:ascii="Cambria Math" w:eastAsiaTheme="minorEastAsia" w:hAnsi="Cambria Math"/>
                     <w:lang w:val="en-US"/>
                   </w:rPr>
-                  <m:t>-2</m:t>
+                  <m:t>≔</m:t>
                 </m:r>
                 <m:sSub>
                   <m:sSubPr>
@@ -12153,7 +12684,7 @@
                         <w:rFonts w:ascii="Cambria Math" w:eastAsiaTheme="minorEastAsia" w:hAnsi="Cambria Math"/>
                         <w:lang w:val="en-US"/>
                       </w:rPr>
-                      <m:t>r</m:t>
+                      <m:t>d</m:t>
                     </m:r>
                   </m:e>
                   <m:sub>
@@ -12162,7 +12693,7 @@
                         <w:rFonts w:ascii="Cambria Math" w:eastAsiaTheme="minorEastAsia" w:hAnsi="Cambria Math"/>
                         <w:lang w:val="en-US"/>
                       </w:rPr>
-                      <m:t>1</m:t>
+                      <m:t>3</m:t>
                     </m:r>
                   </m:sub>
                 </m:sSub>
@@ -12171,7 +12702,7 @@
                     <w:rFonts w:ascii="Cambria Math" w:eastAsiaTheme="minorEastAsia" w:hAnsi="Cambria Math"/>
                     <w:lang w:val="en-US"/>
                   </w:rPr>
-                  <m:t>+</m:t>
+                  <m:t>-</m:t>
                 </m:r>
                 <m:sSub>
                   <m:sSubPr>
@@ -12189,7 +12720,7 @@
                         <w:rFonts w:ascii="Cambria Math" w:eastAsiaTheme="minorEastAsia" w:hAnsi="Cambria Math"/>
                         <w:lang w:val="en-US"/>
                       </w:rPr>
-                      <m:t>r</m:t>
+                      <m:t>2d</m:t>
                     </m:r>
                   </m:e>
                   <m:sub>
@@ -12198,7 +12729,7 @@
                         <w:rFonts w:ascii="Cambria Math" w:eastAsiaTheme="minorEastAsia" w:hAnsi="Cambria Math"/>
                         <w:lang w:val="en-US"/>
                       </w:rPr>
-                      <m:t>3</m:t>
+                      <m:t>1</m:t>
                     </m:r>
                   </m:sub>
                 </m:sSub>
@@ -12283,7 +12814,31 @@
         <w:rPr>
           <w:lang w:val="en-US"/>
         </w:rPr>
-        <w:t>Tráo dòng 2 với dòng 3</w:t>
+        <w:t xml:space="preserve">Tráo </w:t>
+      </w:r>
+      <w:r>
+        <w:rPr>
+          <w:lang w:val="en-US"/>
+        </w:rPr>
+        <w:t>hàng</w:t>
+      </w:r>
+      <w:r>
+        <w:rPr>
+          <w:lang w:val="en-US"/>
+        </w:rPr>
+        <w:t xml:space="preserve"> 2 với </w:t>
+      </w:r>
+      <w:r>
+        <w:rPr>
+          <w:lang w:val="en-US"/>
+        </w:rPr>
+        <w:t>hàng</w:t>
+      </w:r>
+      <w:r>
+        <w:rPr>
+          <w:lang w:val="en-US"/>
+        </w:rPr>
+        <w:t xml:space="preserve"> 3</w:t>
       </w:r>
     </w:p>
     <w:p>
@@ -12401,7 +12956,7 @@
                         <w:rFonts w:ascii="Cambria Math" w:eastAsiaTheme="minorEastAsia" w:hAnsi="Cambria Math"/>
                         <w:lang w:val="en-US"/>
                       </w:rPr>
-                      <m:t>r</m:t>
+                      <m:t>d</m:t>
                     </m:r>
                   </m:e>
                   <m:sub>
@@ -12437,7 +12992,7 @@
                         <w:rFonts w:ascii="Cambria Math" w:eastAsiaTheme="minorEastAsia" w:hAnsi="Cambria Math"/>
                         <w:lang w:val="en-US"/>
                       </w:rPr>
-                      <m:t>r</m:t>
+                      <m:t>d</m:t>
                     </m:r>
                   </m:e>
                   <m:sub>
@@ -12646,60 +13201,6 @@
         <w:rPr>
           <w:lang w:val="en-US"/>
         </w:rPr>
-        <w:t>Phương Pháp</w:t>
-      </w:r>
-      <w:r>
-        <w:rPr>
-          <w:lang w:val="en-US"/>
-        </w:rPr>
-        <w:t xml:space="preserve"> Biến Đổi</w:t>
-      </w:r>
-      <w:r>
-        <w:rPr>
-          <w:lang w:val="en-US"/>
-        </w:rPr>
-        <w:t xml:space="preserve"> Gaussian</w:t>
-      </w:r>
-      <w:r>
-        <w:rPr>
-          <w:lang w:val="en-US"/>
-        </w:rPr>
-        <w:t>?</w:t>
-      </w:r>
-    </w:p>
-    <w:p>
-      <w:pPr>
-        <w:pStyle w:val="ListParagraph"/>
-        <w:numPr>
-          <w:ilvl w:val="0"/>
-          <w:numId w:val="2"/>
-        </w:numPr>
-        <w:rPr>
-          <w:lang w:val="en-US"/>
-        </w:rPr>
-      </w:pPr>
-      <w:r>
-        <w:rPr>
-          <w:lang w:val="en-US"/>
-        </w:rPr>
-        <w:t>Tráo các dòng, nhân dòng, cộng hợp nhiều dòng</w:t>
-      </w:r>
-    </w:p>
-    <w:p>
-      <w:pPr>
-        <w:pStyle w:val="ListParagraph"/>
-        <w:numPr>
-          <w:ilvl w:val="0"/>
-          <w:numId w:val="1"/>
-        </w:numPr>
-        <w:rPr>
-          <w:lang w:val="en-US"/>
-        </w:rPr>
-      </w:pPr>
-      <w:r>
-        <w:rPr>
-          <w:lang w:val="en-US"/>
-        </w:rPr>
         <w:t xml:space="preserve">Biểu </w:t>
       </w:r>
       <w:r>
@@ -12707,24 +13208,6 @@
           <w:lang w:val="en-US"/>
         </w:rPr>
         <w:t>Diễn Nghiệm Của Hệ Phương Trình Vô Số Nghiệm?</w:t>
-      </w:r>
-    </w:p>
-    <w:p>
-      <w:pPr>
-        <w:pStyle w:val="ListParagraph"/>
-        <w:numPr>
-          <w:ilvl w:val="0"/>
-          <w:numId w:val="2"/>
-        </w:numPr>
-        <w:rPr>
-          <w:lang w:val="en-US"/>
-        </w:rPr>
-      </w:pPr>
-      <w:r>
-        <w:rPr>
-          <w:lang w:val="en-US"/>
-        </w:rPr>
-        <w:t>Khi hệ phương trình đã được đưa về dạng bậc thang, đi từ dưới lên, biểu diễn biến đầu tiên có hệ số khác 0 bởi các biến còn lại, thế biến này vào dòng ở trên và tiếp tục thế biến đầu tiên có hệ số khác 0 ở dòng trên bởi các biến còn lại, cứ như vậy cho đến hết hệ phương trình, ta được phương trình tham số của tập nghiệm</w:t>
       </w:r>
     </w:p>
     <w:p>
@@ -12954,7 +13437,31 @@
         <w:rPr>
           <w:lang w:val="en-US"/>
         </w:rPr>
-        <w:t>Dùng ma trận bổ sung rồi thực hiện các phép biến đổi Gaussian để đưa ma trận về dạng bậc thang</w:t>
+        <w:t>Dùng ma trận bổ sung rồi thực hiệ</w:t>
+      </w:r>
+      <w:r>
+        <w:rPr>
+          <w:lang w:val="en-US"/>
+        </w:rPr>
+        <w:t xml:space="preserve">n phép khử Gauss theo hàng </w:t>
+      </w:r>
+      <w:r>
+        <w:rPr>
+          <w:lang w:val="en-US"/>
+        </w:rPr>
+        <w:t>để đưa ma trận về dạng</w:t>
+      </w:r>
+      <w:r>
+        <w:rPr>
+          <w:lang w:val="en-US"/>
+        </w:rPr>
+        <w:t xml:space="preserve"> hàng</w:t>
+      </w:r>
+      <w:r>
+        <w:rPr>
+          <w:lang w:val="en-US"/>
+        </w:rPr>
+        <w:t xml:space="preserve"> bậc thang</w:t>
       </w:r>
     </w:p>
     <w:p>
@@ -13037,7 +13544,7 @@
                     <w:rFonts w:ascii="Cambria Math" w:eastAsiaTheme="minorEastAsia" w:hAnsi="Cambria Math"/>
                     <w:lang w:val="en-US"/>
                   </w:rPr>
-                  <m:t>x+4y-4z=0</m:t>
+                  <m:t>x+4y-4z=1</m:t>
                 </m:r>
               </m:e>
             </m:mr>
@@ -13248,7 +13755,7 @@
                         <w:rFonts w:ascii="Cambria Math" w:eastAsiaTheme="minorEastAsia" w:hAnsi="Cambria Math"/>
                         <w:lang w:val="en-US"/>
                       </w:rPr>
-                      <m:t>0</m:t>
+                      <m:t>1</m:t>
                     </m:r>
                   </m:e>
                 </m:mr>
@@ -13304,6 +13811,71 @@
             </m:mPr>
             <m:mr>
               <m:e>
+                <m:sSub>
+                  <m:sSubPr>
+                    <m:ctrlPr>
+                      <w:rPr>
+                        <w:rFonts w:ascii="Cambria Math" w:eastAsiaTheme="minorEastAsia" w:hAnsi="Cambria Math"/>
+                        <w:i/>
+                        <w:lang w:val="en-US"/>
+                      </w:rPr>
+                    </m:ctrlPr>
+                  </m:sSubPr>
+                  <m:e>
+                    <m:r>
+                      <w:rPr>
+                        <w:rFonts w:ascii="Cambria Math" w:eastAsiaTheme="minorEastAsia" w:hAnsi="Cambria Math"/>
+                        <w:lang w:val="en-US"/>
+                      </w:rPr>
+                      <m:t>d</m:t>
+                    </m:r>
+                  </m:e>
+                  <m:sub>
+                    <m:r>
+                      <w:rPr>
+                        <w:rFonts w:ascii="Cambria Math" w:eastAsiaTheme="minorEastAsia" w:hAnsi="Cambria Math"/>
+                        <w:lang w:val="en-US"/>
+                      </w:rPr>
+                      <m:t>2</m:t>
+                    </m:r>
+                  </m:sub>
+                </m:sSub>
+                <m:r>
+                  <w:rPr>
+                    <w:rFonts w:ascii="Cambria Math" w:eastAsiaTheme="minorEastAsia" w:hAnsi="Cambria Math"/>
+                    <w:lang w:val="en-US"/>
+                  </w:rPr>
+                  <m:t>≔</m:t>
+                </m:r>
+                <m:sSub>
+                  <m:sSubPr>
+                    <m:ctrlPr>
+                      <w:rPr>
+                        <w:rFonts w:ascii="Cambria Math" w:eastAsiaTheme="minorEastAsia" w:hAnsi="Cambria Math"/>
+                        <w:i/>
+                        <w:lang w:val="en-US"/>
+                      </w:rPr>
+                    </m:ctrlPr>
+                  </m:sSubPr>
+                  <m:e>
+                    <m:r>
+                      <w:rPr>
+                        <w:rFonts w:ascii="Cambria Math" w:eastAsiaTheme="minorEastAsia" w:hAnsi="Cambria Math"/>
+                        <w:lang w:val="en-US"/>
+                      </w:rPr>
+                      <m:t>d</m:t>
+                    </m:r>
+                  </m:e>
+                  <m:sub>
+                    <m:r>
+                      <w:rPr>
+                        <w:rFonts w:ascii="Cambria Math" w:eastAsiaTheme="minorEastAsia" w:hAnsi="Cambria Math"/>
+                        <w:lang w:val="en-US"/>
+                      </w:rPr>
+                      <m:t>2</m:t>
+                    </m:r>
+                  </m:sub>
+                </m:sSub>
                 <m:r>
                   <w:rPr>
                     <w:rFonts w:ascii="Cambria Math" w:eastAsiaTheme="minorEastAsia" w:hAnsi="Cambria Math"/>
@@ -13327,7 +13899,7 @@
                         <w:rFonts w:ascii="Cambria Math" w:eastAsiaTheme="minorEastAsia" w:hAnsi="Cambria Math"/>
                         <w:lang w:val="en-US"/>
                       </w:rPr>
-                      <m:t>r</m:t>
+                      <m:t>d</m:t>
                     </m:r>
                   </m:e>
                   <m:sub>
@@ -13337,42 +13909,6 @@
                         <w:lang w:val="en-US"/>
                       </w:rPr>
                       <m:t>1</m:t>
-                    </m:r>
-                  </m:sub>
-                </m:sSub>
-                <m:r>
-                  <w:rPr>
-                    <w:rFonts w:ascii="Cambria Math" w:eastAsiaTheme="minorEastAsia" w:hAnsi="Cambria Math"/>
-                    <w:lang w:val="en-US"/>
-                  </w:rPr>
-                  <m:t>+</m:t>
-                </m:r>
-                <m:sSub>
-                  <m:sSubPr>
-                    <m:ctrlPr>
-                      <w:rPr>
-                        <w:rFonts w:ascii="Cambria Math" w:eastAsiaTheme="minorEastAsia" w:hAnsi="Cambria Math"/>
-                        <w:i/>
-                        <w:lang w:val="en-US"/>
-                      </w:rPr>
-                    </m:ctrlPr>
-                  </m:sSubPr>
-                  <m:e>
-                    <m:r>
-                      <w:rPr>
-                        <w:rFonts w:ascii="Cambria Math" w:eastAsiaTheme="minorEastAsia" w:hAnsi="Cambria Math"/>
-                        <w:lang w:val="en-US"/>
-                      </w:rPr>
-                      <m:t>r</m:t>
-                    </m:r>
-                  </m:e>
-                  <m:sub>
-                    <m:r>
-                      <w:rPr>
-                        <w:rFonts w:ascii="Cambria Math" w:eastAsiaTheme="minorEastAsia" w:hAnsi="Cambria Math"/>
-                        <w:lang w:val="en-US"/>
-                      </w:rPr>
-                      <m:t>2</m:t>
                     </m:r>
                   </m:sub>
                 </m:sSub>
@@ -13391,12 +13927,41 @@
             </m:mr>
             <m:mr>
               <m:e>
+                <m:sSub>
+                  <m:sSubPr>
+                    <m:ctrlPr>
+                      <w:rPr>
+                        <w:rFonts w:ascii="Cambria Math" w:eastAsiaTheme="minorEastAsia" w:hAnsi="Cambria Math"/>
+                        <w:i/>
+                        <w:lang w:val="en-US"/>
+                      </w:rPr>
+                    </m:ctrlPr>
+                  </m:sSubPr>
+                  <m:e>
+                    <m:r>
+                      <w:rPr>
+                        <w:rFonts w:ascii="Cambria Math" w:eastAsiaTheme="minorEastAsia" w:hAnsi="Cambria Math"/>
+                        <w:lang w:val="en-US"/>
+                      </w:rPr>
+                      <m:t>d</m:t>
+                    </m:r>
+                  </m:e>
+                  <m:sub>
+                    <m:r>
+                      <w:rPr>
+                        <w:rFonts w:ascii="Cambria Math" w:eastAsiaTheme="minorEastAsia" w:hAnsi="Cambria Math"/>
+                        <w:lang w:val="en-US"/>
+                      </w:rPr>
+                      <m:t>3</m:t>
+                    </m:r>
+                  </m:sub>
+                </m:sSub>
                 <m:r>
                   <w:rPr>
                     <w:rFonts w:ascii="Cambria Math" w:eastAsiaTheme="minorEastAsia" w:hAnsi="Cambria Math"/>
                     <w:lang w:val="en-US"/>
                   </w:rPr>
-                  <m:t>-2</m:t>
+                  <m:t>≔</m:t>
                 </m:r>
                 <m:sSub>
                   <m:sSubPr>
@@ -13414,7 +13979,7 @@
                         <w:rFonts w:ascii="Cambria Math" w:eastAsiaTheme="minorEastAsia" w:hAnsi="Cambria Math"/>
                         <w:lang w:val="en-US"/>
                       </w:rPr>
-                      <m:t>r</m:t>
+                      <m:t>d</m:t>
                     </m:r>
                   </m:e>
                   <m:sub>
@@ -13423,7 +13988,7 @@
                         <w:rFonts w:ascii="Cambria Math" w:eastAsiaTheme="minorEastAsia" w:hAnsi="Cambria Math"/>
                         <w:lang w:val="en-US"/>
                       </w:rPr>
-                      <m:t>1</m:t>
+                      <m:t>3</m:t>
                     </m:r>
                   </m:sub>
                 </m:sSub>
@@ -13432,7 +13997,7 @@
                     <w:rFonts w:ascii="Cambria Math" w:eastAsiaTheme="minorEastAsia" w:hAnsi="Cambria Math"/>
                     <w:lang w:val="en-US"/>
                   </w:rPr>
-                  <m:t>+</m:t>
+                  <m:t>-</m:t>
                 </m:r>
                 <m:sSub>
                   <m:sSubPr>
@@ -13450,7 +14015,7 @@
                         <w:rFonts w:ascii="Cambria Math" w:eastAsiaTheme="minorEastAsia" w:hAnsi="Cambria Math"/>
                         <w:lang w:val="en-US"/>
                       </w:rPr>
-                      <m:t>r</m:t>
+                      <m:t>2d</m:t>
                     </m:r>
                   </m:e>
                   <m:sub>
@@ -13459,7 +14024,7 @@
                         <w:rFonts w:ascii="Cambria Math" w:eastAsiaTheme="minorEastAsia" w:hAnsi="Cambria Math"/>
                         <w:lang w:val="en-US"/>
                       </w:rPr>
-                      <m:t>3</m:t>
+                      <m:t>1</m:t>
                     </m:r>
                   </m:sub>
                 </m:sSub>
@@ -13617,7 +14182,7 @@
                         <w:rFonts w:ascii="Cambria Math" w:eastAsiaTheme="minorEastAsia" w:hAnsi="Cambria Math"/>
                         <w:lang w:val="en-US"/>
                       </w:rPr>
-                      <m:t>0</m:t>
+                      <m:t>1</m:t>
                     </m:r>
                   </m:e>
                 </m:mr>
@@ -13628,7 +14193,7 @@
                         <w:rFonts w:ascii="Cambria Math" w:eastAsiaTheme="minorEastAsia" w:hAnsi="Cambria Math"/>
                         <w:lang w:val="en-US"/>
                       </w:rPr>
-                      <m:t>12</m:t>
+                      <m:t>11</m:t>
                     </m:r>
                   </m:e>
                 </m:mr>
@@ -13639,7 +14204,7 @@
                         <w:rFonts w:ascii="Cambria Math" w:eastAsiaTheme="minorEastAsia" w:hAnsi="Cambria Math"/>
                         <w:lang w:val="en-US"/>
                       </w:rPr>
-                      <m:t>3</m:t>
+                      <m:t>1</m:t>
                     </m:r>
                   </m:e>
                 </m:mr>
@@ -14897,24 +15462,6 @@
           </m:m>
         </m:oMath>
       </m:oMathPara>
-    </w:p>
-    <w:p>
-      <w:pPr>
-        <w:pStyle w:val="ListParagraph"/>
-        <w:numPr>
-          <w:ilvl w:val="0"/>
-          <w:numId w:val="2"/>
-        </w:numPr>
-        <w:rPr>
-          <w:lang w:val="en-US"/>
-        </w:rPr>
-      </w:pPr>
-      <w:r>
-        <w:rPr>
-          <w:lang w:val="en-US"/>
-        </w:rPr>
-        <w:t>Tưởng tượng các phương trình của hệ đồng nhất là những mặt phẳng đi qua gốc tọa độ, do đó, 1 là hệ có 1 nghiệm duy nhất là x = y = z = … = 0, 2 là hệ có tập nghiệm là đường thẳng đi qua gốc tọa độ</w:t>
-      </w:r>
     </w:p>
     <w:p>
       <w:pPr>
@@ -38243,6 +38790,95 @@
     </w:lvl>
   </w:abstractNum>
   <w:abstractNum w:abstractNumId="9">
+    <w:nsid w:val="4ACD5CF3"/>
+    <w:multiLevelType w:val="hybridMultilevel"/>
+    <w:tmpl w:val="C8C6E970"/>
+    <w:lvl w:ilvl="0" w:tplc="15023522">
+      <w:start w:val="1"/>
+      <w:numFmt w:val="decimal"/>
+      <w:lvlText w:val="%1."/>
+      <w:lvlJc w:val="left"/>
+      <w:pPr>
+        <w:ind w:left="1080" w:hanging="360"/>
+      </w:pPr>
+      <w:rPr>
+        <w:rFonts w:hint="default"/>
+      </w:rPr>
+    </w:lvl>
+    <w:lvl w:ilvl="1" w:tplc="042A0019" w:tentative="1">
+      <w:start w:val="1"/>
+      <w:numFmt w:val="lowerLetter"/>
+      <w:lvlText w:val="%2."/>
+      <w:lvlJc w:val="left"/>
+      <w:pPr>
+        <w:ind w:left="1800" w:hanging="360"/>
+      </w:pPr>
+    </w:lvl>
+    <w:lvl w:ilvl="2" w:tplc="042A001B" w:tentative="1">
+      <w:start w:val="1"/>
+      <w:numFmt w:val="lowerRoman"/>
+      <w:lvlText w:val="%3."/>
+      <w:lvlJc w:val="right"/>
+      <w:pPr>
+        <w:ind w:left="2520" w:hanging="180"/>
+      </w:pPr>
+    </w:lvl>
+    <w:lvl w:ilvl="3" w:tplc="042A000F" w:tentative="1">
+      <w:start w:val="1"/>
+      <w:numFmt w:val="decimal"/>
+      <w:lvlText w:val="%4."/>
+      <w:lvlJc w:val="left"/>
+      <w:pPr>
+        <w:ind w:left="3240" w:hanging="360"/>
+      </w:pPr>
+    </w:lvl>
+    <w:lvl w:ilvl="4" w:tplc="042A0019" w:tentative="1">
+      <w:start w:val="1"/>
+      <w:numFmt w:val="lowerLetter"/>
+      <w:lvlText w:val="%5."/>
+      <w:lvlJc w:val="left"/>
+      <w:pPr>
+        <w:ind w:left="3960" w:hanging="360"/>
+      </w:pPr>
+    </w:lvl>
+    <w:lvl w:ilvl="5" w:tplc="042A001B" w:tentative="1">
+      <w:start w:val="1"/>
+      <w:numFmt w:val="lowerRoman"/>
+      <w:lvlText w:val="%6."/>
+      <w:lvlJc w:val="right"/>
+      <w:pPr>
+        <w:ind w:left="4680" w:hanging="180"/>
+      </w:pPr>
+    </w:lvl>
+    <w:lvl w:ilvl="6" w:tplc="042A000F" w:tentative="1">
+      <w:start w:val="1"/>
+      <w:numFmt w:val="decimal"/>
+      <w:lvlText w:val="%7."/>
+      <w:lvlJc w:val="left"/>
+      <w:pPr>
+        <w:ind w:left="5400" w:hanging="360"/>
+      </w:pPr>
+    </w:lvl>
+    <w:lvl w:ilvl="7" w:tplc="042A0019" w:tentative="1">
+      <w:start w:val="1"/>
+      <w:numFmt w:val="lowerLetter"/>
+      <w:lvlText w:val="%8."/>
+      <w:lvlJc w:val="left"/>
+      <w:pPr>
+        <w:ind w:left="6120" w:hanging="360"/>
+      </w:pPr>
+    </w:lvl>
+    <w:lvl w:ilvl="8" w:tplc="042A001B" w:tentative="1">
+      <w:start w:val="1"/>
+      <w:numFmt w:val="lowerRoman"/>
+      <w:lvlText w:val="%9."/>
+      <w:lvlJc w:val="right"/>
+      <w:pPr>
+        <w:ind w:left="6840" w:hanging="180"/>
+      </w:pPr>
+    </w:lvl>
+  </w:abstractNum>
+  <w:abstractNum w:abstractNumId="10">
     <w:nsid w:val="4BB40367"/>
     <w:multiLevelType w:val="hybridMultilevel"/>
     <w:tmpl w:val="D592F9A2"/>
@@ -38331,7 +38967,7 @@
       </w:pPr>
     </w:lvl>
   </w:abstractNum>
-  <w:abstractNum w:abstractNumId="10">
+  <w:abstractNum w:abstractNumId="11">
     <w:nsid w:val="53385EBA"/>
     <w:multiLevelType w:val="hybridMultilevel"/>
     <w:tmpl w:val="54B4EEA2"/>
@@ -38420,7 +39056,7 @@
       </w:pPr>
     </w:lvl>
   </w:abstractNum>
-  <w:abstractNum w:abstractNumId="11">
+  <w:abstractNum w:abstractNumId="12">
     <w:nsid w:val="6DC20601"/>
     <w:multiLevelType w:val="hybridMultilevel"/>
     <w:tmpl w:val="A9C2E9CA"/>
@@ -38533,7 +39169,7 @@
       </w:rPr>
     </w:lvl>
   </w:abstractNum>
-  <w:abstractNum w:abstractNumId="12">
+  <w:abstractNum w:abstractNumId="13">
     <w:nsid w:val="70BA5BE1"/>
     <w:multiLevelType w:val="hybridMultilevel"/>
     <w:tmpl w:val="8EF4A3C6"/>
@@ -38623,7 +39259,7 @@
       </w:pPr>
     </w:lvl>
   </w:abstractNum>
-  <w:abstractNum w:abstractNumId="13">
+  <w:abstractNum w:abstractNumId="14">
     <w:nsid w:val="73973A47"/>
     <w:multiLevelType w:val="hybridMultilevel"/>
     <w:tmpl w:val="647AFAA4"/>
@@ -38712,7 +39348,7 @@
       </w:pPr>
     </w:lvl>
   </w:abstractNum>
-  <w:abstractNum w:abstractNumId="14">
+  <w:abstractNum w:abstractNumId="15">
     <w:nsid w:val="78CD21BB"/>
     <w:multiLevelType w:val="hybridMultilevel"/>
     <w:tmpl w:val="FFCE1E90"/>
@@ -38801,7 +39437,7 @@
       </w:pPr>
     </w:lvl>
   </w:abstractNum>
-  <w:abstractNum w:abstractNumId="15">
+  <w:abstractNum w:abstractNumId="16">
     <w:nsid w:val="7E137E8C"/>
     <w:multiLevelType w:val="hybridMultilevel"/>
     <w:tmpl w:val="E5E2BFB6"/>
@@ -38891,7 +39527,7 @@
     </w:lvl>
   </w:abstractNum>
   <w:num w:numId="1">
-    <w:abstractNumId w:val="9"/>
+    <w:abstractNumId w:val="10"/>
   </w:num>
   <w:num w:numId="2">
     <w:abstractNumId w:val="6"/>
@@ -38903,10 +39539,10 @@
     <w:abstractNumId w:val="7"/>
   </w:num>
   <w:num w:numId="5">
-    <w:abstractNumId w:val="13"/>
+    <w:abstractNumId w:val="14"/>
   </w:num>
   <w:num w:numId="6">
-    <w:abstractNumId w:val="10"/>
+    <w:abstractNumId w:val="11"/>
   </w:num>
   <w:num w:numId="7">
     <w:abstractNumId w:val="8"/>
@@ -38915,16 +39551,16 @@
     <w:abstractNumId w:val="3"/>
   </w:num>
   <w:num w:numId="9">
-    <w:abstractNumId w:val="11"/>
+    <w:abstractNumId w:val="12"/>
   </w:num>
   <w:num w:numId="10">
-    <w:abstractNumId w:val="15"/>
+    <w:abstractNumId w:val="16"/>
   </w:num>
   <w:num w:numId="11">
     <w:abstractNumId w:val="5"/>
   </w:num>
   <w:num w:numId="12">
-    <w:abstractNumId w:val="14"/>
+    <w:abstractNumId w:val="15"/>
   </w:num>
   <w:num w:numId="13">
     <w:abstractNumId w:val="4"/>
@@ -38933,10 +39569,13 @@
     <w:abstractNumId w:val="1"/>
   </w:num>
   <w:num w:numId="15">
-    <w:abstractNumId w:val="12"/>
+    <w:abstractNumId w:val="13"/>
   </w:num>
   <w:num w:numId="16">
     <w:abstractNumId w:val="2"/>
+  </w:num>
+  <w:num w:numId="17">
+    <w:abstractNumId w:val="9"/>
   </w:num>
 </w:numbering>
 </file>
